--- a/Documentation/Preliminary_Pages_and_End_Matter.docx
+++ b/Documentation/Preliminary_Pages_and_End_Matter.docx
@@ -516,13 +516,7 @@
         <w:jc w:val="both"/>
       </w:pPr>
       <w:r>
-        <w:rPr>
-          <w:rFonts w:ascii="Times New Roman" w:hAnsi="Times New Roman"/>
-          <w:b w:val="0"/>
-          <w:i w:val="0"/>
-          <w:sz w:val="24"/>
-        </w:rPr>
-        <w:t>First and foremost, I express my gratitude to God for providing the wisdom, perseverance, and health required to complete this final year project successfully.</w:t>
+        <w:t>First and foremost, I am deeply thankful to God for imparting the wisdom, health, and fortitude needed to execute and complete this final year project.</w:t>
       </w:r>
     </w:p>
     <w:p>
@@ -531,13 +525,7 @@
         <w:jc w:val="both"/>
       </w:pPr>
       <w:r>
-        <w:rPr>
-          <w:rFonts w:ascii="Times New Roman" w:hAnsi="Times New Roman"/>
-          <w:b w:val="0"/>
-          <w:i w:val="0"/>
-          <w:sz w:val="24"/>
-        </w:rPr>
-        <w:t>I extend my sincere gratitude to my supervisor, [Supervisor's Name], for their invaluable technical guidance, academic advice, and constructive feedback throughout the design, implementation, and documentation phases of this project.</w:t>
+        <w:t>I express my profound appreciation to my project supervisor, Dr. Peter Nimbe, for his invaluable technical oversight, insightful critiques, and unwavering support throughout the research and software engineering phases.</w:t>
       </w:r>
     </w:p>
     <w:p>
@@ -546,13 +534,7 @@
         <w:jc w:val="both"/>
       </w:pPr>
       <w:r>
-        <w:rPr>
-          <w:rFonts w:ascii="Times New Roman" w:hAnsi="Times New Roman"/>
-          <w:b w:val="0"/>
-          <w:i w:val="0"/>
-          <w:sz w:val="24"/>
-        </w:rPr>
-        <w:t>I am also deeply grateful to the academic staff and laboratory technicians of the Department of Computer Science for providing a supportive learning environment and necessary computing resources.</w:t>
+        <w:t>I extend my gratitude to the academic faculty and technical staff of the Department of Computer Science and Informatics at UENR for providing academic guidance and laboratory infrastructure.</w:t>
       </w:r>
     </w:p>
     <w:p>
@@ -561,13 +543,7 @@
         <w:jc w:val="both"/>
       </w:pPr>
       <w:r>
-        <w:rPr>
-          <w:rFonts w:ascii="Times New Roman" w:hAnsi="Times New Roman"/>
-          <w:b w:val="0"/>
-          <w:i w:val="0"/>
-          <w:sz w:val="24"/>
-        </w:rPr>
-        <w:t>Finally, my heartfelt appreciation goes to my parents, family members, and peers for their continuous moral encouragement, patience, and support during the course of my undergraduate studies.</w:t>
+        <w:t>Lastly, I am eternally grateful to my family, parents, and colleagues whose encouragement and patience sustained my academic journey.</w:t>
       </w:r>
     </w:p>
     <w:p>
@@ -605,13 +581,7 @@
         <w:jc w:val="both"/>
       </w:pPr>
       <w:r>
-        <w:rPr>
-          <w:rFonts w:ascii="Times New Roman" w:hAnsi="Times New Roman"/>
-          <w:b w:val="0"/>
-          <w:i w:val="0"/>
-          <w:sz w:val="24"/>
-        </w:rPr>
-        <w:t>Digital communication across higher education institutions has expanded rapidly, yet traditional tools lack mechanism-level guarantees for message integrity and non-repudiation. Academic exchanges — such as assignment submissions, grade queries, and official notices — are routinely conducted over channels that offer no independent proof that data arrived unmodified. This project designed, implemented, and evaluated QChat, a hybrid Web2/Web3 institutional messaging platform operating on a local host environment.</w:t>
+        <w:t>Digital channels have become the primary vector for academic communications in higher education, yet standard tools lack cryptographic mechanisms to guarantee message integrity and prevent content tampering. Routine interactions—such as assignment submissions, mark inquiries, and department notices—flow through central databases vulnerable to administrative modifications and timestamp disputes. To resolve these security limitations, we developed and evaluated QChat: a hybrid Web2/Web3 institutional messaging system.</w:t>
       </w:r>
     </w:p>
     <w:p>
@@ -620,13 +590,7 @@
         <w:jc w:val="both"/>
       </w:pPr>
       <w:r>
-        <w:rPr>
-          <w:rFonts w:ascii="Times New Roman" w:hAnsi="Times New Roman"/>
-          <w:b w:val="0"/>
-          <w:i w:val="0"/>
-          <w:sz w:val="24"/>
-        </w:rPr>
-        <w:t>The application employs a three-layer architecture: a React 19 and TypeScript frontend, a Convex serverless database engine handling real-time WebSocket subscriptions and binary file buckets, and a local Hyperledger Besu private blockchain node running under QBFT consensus (chainId: 1337). Client-side data protection is enforced using the native Web Crypto API (2048-bit RSA-OAEP key pairs and 256-bit AES-GCM symmetric protection), while SHA-256 digital message fingerprints and administrator-approved user roles are permanently recorded on-chain via the MessageVerifier.sol smart contract under zero gas parameters. A custom TypeScript module simulates the BB84 Quantum Key Distribution protocol to generate 256-bit session keys.</w:t>
+        <w:t>The system implements a three-tier design: a React 19 single-page application frontend, a Convex reactive serverless backend managing WebSocket subscriptions and file storage, and a local Hyperledger Besu blockchain running QBFT zero-gas consensus. Client-side privacy is secured via browser-native Web Crypto APIs (RSA-OAEP 2048 and AES-GCM 256), while SHA-256 message digests and verified user roles anchor to a Solidity smart contract (MessageVerifier.sol). Additionally, a TypeScript BB84 simulation module models quantum key distribution principles to derive 256-bit session keys.</w:t>
       </w:r>
     </w:p>
     <w:p>
@@ -635,13 +599,7 @@
         <w:jc w:val="both"/>
       </w:pPr>
       <w:r>
-        <w:rPr>
-          <w:rFonts w:ascii="Times New Roman" w:hAnsi="Times New Roman"/>
-          <w:b w:val="0"/>
-          <w:i w:val="0"/>
-          <w:sz w:val="24"/>
-        </w:rPr>
-        <w:t>Empirical testing validated real-time message sync (48 ms latency), client data protection (2.1 ms), BB84 simulation execution (12 ms), and local blockchain finality (380 ms), achieving a 100% pass rate across User Acceptance Testing scenarios. QChat establishes a practical, reference-grade model for secure academic communication.</w:t>
+        <w:t>Empirical evaluations verified sub-50ms message synchronization (48 ms), rapid client-side encryption (2.1 ms), instant BB84 key simulation (12 ms), and local blockchain finality (380 ms), achieving a 100% completion rate across User Acceptance Testing scenarios. QChat provides a robust reference implementation for secure higher education communication.</w:t>
       </w:r>
     </w:p>
     <w:p>

--- a/Documentation/Preliminary_Pages_and_End_Matter.docx
+++ b/Documentation/Preliminary_Pages_and_End_Matter.docx
@@ -4,4317 +4,1291 @@
   <w:body>
     <w:p>
       <w:pPr>
-        <w:spacing w:before="0" w:after="800"/>
-        <w:jc w:val="left"/>
-      </w:pPr>
-    </w:p>
-    <w:p>
-      <w:pPr>
-        <w:spacing w:before="0" w:after="240"/>
         <w:jc w:val="center"/>
       </w:pPr>
       <w:r>
         <w:rPr>
-          <w:rFonts w:ascii="Times New Roman" w:hAnsi="Times New Roman"/>
+          <w:rFonts w:ascii="Times New Roman" w:hAnsi="Times New Roman" w:eastAsia="Times New Roman"/>
           <w:b/>
           <w:i w:val="0"/>
-          <w:color w:val="003366"/>
-          <w:sz w:val="32"/>
+          <w:color w:val="000000"/>
+          <w:sz w:val="28"/>
         </w:rPr>
-        <w:t>QCHAT: A HYBRID WEB2/WEB3 SECURE INSTITUTIONAL MESSAGING AND FILE-SHARING PLATFORM</w:t>
+        <w:t>UNIVERSITY OF ENERGY AND NATURAL RESOURCES</w:t>
       </w:r>
     </w:p>
     <w:p>
       <w:pPr>
-        <w:spacing w:before="40" w:after="40"/>
-        <w:pBdr>
-          <w:bottom w:val="single" w:sz="6" w:space="1" w:color="1F497D"/>
-        </w:pBdr>
-      </w:pPr>
-    </w:p>
-    <w:p>
-      <w:pPr>
-        <w:spacing w:before="0" w:after="400"/>
-        <w:jc w:val="left"/>
-      </w:pPr>
-    </w:p>
-    <w:p>
-      <w:pPr>
-        <w:spacing w:before="0" w:after="120"/>
         <w:jc w:val="center"/>
       </w:pPr>
       <w:r>
         <w:rPr>
-          <w:rFonts w:ascii="Times New Roman" w:hAnsi="Times New Roman"/>
+          <w:rFonts w:ascii="Times New Roman" w:hAnsi="Times New Roman" w:eastAsia="Times New Roman"/>
           <w:b w:val="0"/>
-          <w:i/>
+          <w:i w:val="0"/>
+          <w:color w:val="000000"/>
           <w:sz w:val="24"/>
         </w:rPr>
-        <w:t>A Final Year Project Report Submitted to the Department of Computer Science</w:t>
+        <w:t>Department of Computer Science and Informatics</w:t>
       </w:r>
     </w:p>
     <w:p>
       <w:pPr>
-        <w:spacing w:before="0" w:after="600"/>
         <w:jc w:val="center"/>
       </w:pPr>
       <w:r>
         <w:rPr>
-          <w:rFonts w:ascii="Times New Roman" w:hAnsi="Times New Roman"/>
-          <w:b w:val="0"/>
+          <w:rFonts w:ascii="Times New Roman" w:hAnsi="Times New Roman" w:eastAsia="Times New Roman"/>
+          <w:b/>
           <w:i w:val="0"/>
-          <w:sz w:val="24"/>
+          <w:color w:val="000000"/>
+          <w:sz w:val="32"/>
         </w:rPr>
-        <w:t>In Partial Fulfillment of the Requirements for the Award of Bachelor of Science (B.Sc.) Degree in Computer Science</w:t>
+        <w:t>QChat: A Hybrid Web2/Web3 Secure Institutional Messaging and File-Sharing Platform</w:t>
       </w:r>
     </w:p>
     <w:p>
       <w:pPr>
-        <w:spacing w:before="40" w:after="40"/>
-        <w:pBdr>
-          <w:bottom w:val="single" w:sz="6" w:space="1" w:color="1F497D"/>
-        </w:pBdr>
-      </w:pPr>
-    </w:p>
-    <w:p>
-      <w:pPr>
-        <w:spacing w:before="0" w:after="400"/>
-        <w:jc w:val="left"/>
-      </w:pPr>
-    </w:p>
-    <w:p>
-      <w:pPr>
-        <w:spacing w:before="0" w:after="120"/>
         <w:jc w:val="center"/>
       </w:pPr>
       <w:r>
         <w:rPr>
-          <w:rFonts w:ascii="Times New Roman" w:hAnsi="Times New Roman"/>
-          <w:b/>
-          <w:i w:val="0"/>
+          <w:rFonts w:ascii="Times New Roman" w:hAnsi="Times New Roman" w:eastAsia="Times New Roman"/>
+          <w:b w:val="0"/>
+          <w:i/>
+          <w:color w:val="000000"/>
           <w:sz w:val="24"/>
         </w:rPr>
-        <w:t xml:space="preserve">Submitted by:  </w:t>
-      </w:r>
-      <w:r>
-        <w:rPr>
-          <w:rFonts w:ascii="Times New Roman" w:hAnsi="Times New Roman"/>
-          <w:b w:val="0"/>
-          <w:i w:val="0"/>
-          <w:sz w:val="24"/>
-        </w:rPr>
-        <w:t>[Your Full Name]</w:t>
+        <w:t>A Final Year Project Report submitted in partial fulfilment of the requirements for the award of the Bachelor of Science (B.Sc.) degree in Computer Science</w:t>
       </w:r>
     </w:p>
     <w:p>
       <w:pPr>
-        <w:spacing w:before="0" w:after="120"/>
         <w:jc w:val="center"/>
       </w:pPr>
       <w:r>
         <w:rPr>
-          <w:rFonts w:ascii="Times New Roman" w:hAnsi="Times New Roman"/>
-          <w:b/>
+          <w:rFonts w:ascii="Times New Roman" w:hAnsi="Times New Roman" w:eastAsia="Times New Roman"/>
+          <w:b w:val="0"/>
           <w:i w:val="0"/>
+          <w:color w:val="000000"/>
           <w:sz w:val="24"/>
         </w:rPr>
-        <w:t xml:space="preserve">Matriculation / Student ID:  </w:t>
-      </w:r>
-      <w:r>
-        <w:rPr>
-          <w:rFonts w:ascii="Times New Roman" w:hAnsi="Times New Roman"/>
-          <w:b w:val="0"/>
-          <w:i w:val="0"/>
-          <w:sz w:val="24"/>
-        </w:rPr>
-        <w:t>[Your Student ID]</w:t>
+        <w:t>Submitted by</w:t>
       </w:r>
     </w:p>
     <w:p>
       <w:pPr>
-        <w:spacing w:before="0" w:after="120"/>
         <w:jc w:val="center"/>
       </w:pPr>
       <w:r>
         <w:rPr>
-          <w:rFonts w:ascii="Times New Roman" w:hAnsi="Times New Roman"/>
-          <w:b/>
+          <w:rFonts w:ascii="Times New Roman" w:hAnsi="Times New Roman" w:eastAsia="Times New Roman"/>
+          <w:b w:val="0"/>
           <w:i w:val="0"/>
+          <w:color w:val="000000"/>
           <w:sz w:val="24"/>
         </w:rPr>
-        <w:t xml:space="preserve">Department:  </w:t>
-      </w:r>
-      <w:r>
-        <w:rPr>
-          <w:rFonts w:ascii="Times New Roman" w:hAnsi="Times New Roman"/>
-          <w:b w:val="0"/>
-          <w:i w:val="0"/>
-          <w:sz w:val="24"/>
-        </w:rPr>
-        <w:t>Department of Computer Science</w:t>
+        <w:t>Korang Bright Agyei    UEB3501222</w:t>
       </w:r>
     </w:p>
     <w:p>
       <w:pPr>
-        <w:spacing w:before="0" w:after="120"/>
         <w:jc w:val="center"/>
       </w:pPr>
       <w:r>
         <w:rPr>
-          <w:rFonts w:ascii="Times New Roman" w:hAnsi="Times New Roman"/>
-          <w:b/>
+          <w:rFonts w:ascii="Times New Roman" w:hAnsi="Times New Roman" w:eastAsia="Times New Roman"/>
+          <w:b w:val="0"/>
           <w:i w:val="0"/>
+          <w:color w:val="000000"/>
           <w:sz w:val="24"/>
         </w:rPr>
-        <w:t xml:space="preserve">Faculty:  </w:t>
-      </w:r>
-      <w:r>
-        <w:rPr>
-          <w:rFonts w:ascii="Times New Roman" w:hAnsi="Times New Roman"/>
-          <w:b w:val="0"/>
-          <w:i w:val="0"/>
-          <w:sz w:val="24"/>
-        </w:rPr>
-        <w:t>Faculty of Physical Sciences / Engineering</w:t>
+        <w:t>Mohammed Idris Adam    UEB3501022</w:t>
       </w:r>
     </w:p>
     <w:p>
       <w:pPr>
-        <w:spacing w:before="0" w:after="120"/>
         <w:jc w:val="center"/>
       </w:pPr>
       <w:r>
         <w:rPr>
-          <w:rFonts w:ascii="Times New Roman" w:hAnsi="Times New Roman"/>
-          <w:b/>
+          <w:rFonts w:ascii="Times New Roman" w:hAnsi="Times New Roman" w:eastAsia="Times New Roman"/>
+          <w:b w:val="0"/>
           <w:i w:val="0"/>
+          <w:color w:val="000000"/>
           <w:sz w:val="24"/>
         </w:rPr>
-        <w:t xml:space="preserve">Institution:  </w:t>
-      </w:r>
-      <w:r>
-        <w:rPr>
-          <w:rFonts w:ascii="Times New Roman" w:hAnsi="Times New Roman"/>
-          <w:b w:val="0"/>
-          <w:i w:val="0"/>
-          <w:sz w:val="24"/>
-        </w:rPr>
-        <w:t>[Your University Name]</w:t>
+        <w:t>Benaiah Amarh Anang    UEB3512522</w:t>
       </w:r>
     </w:p>
     <w:p>
       <w:pPr>
-        <w:spacing w:before="0" w:after="120"/>
         <w:jc w:val="center"/>
       </w:pPr>
       <w:r>
         <w:rPr>
-          <w:rFonts w:ascii="Times New Roman" w:hAnsi="Times New Roman"/>
-          <w:b/>
+          <w:rFonts w:ascii="Times New Roman" w:hAnsi="Times New Roman" w:eastAsia="Times New Roman"/>
+          <w:b w:val="0"/>
           <w:i w:val="0"/>
+          <w:color w:val="000000"/>
           <w:sz w:val="24"/>
         </w:rPr>
-        <w:t xml:space="preserve">Supervisor:  </w:t>
-      </w:r>
-      <w:r>
-        <w:rPr>
-          <w:rFonts w:ascii="Times New Roman" w:hAnsi="Times New Roman"/>
-          <w:b w:val="0"/>
-          <w:i w:val="0"/>
-          <w:sz w:val="24"/>
-        </w:rPr>
-        <w:t>[Supervisor's Name]</w:t>
+        <w:t>Osei Nana Kwaku    UEB3509022</w:t>
       </w:r>
     </w:p>
     <w:p>
       <w:pPr>
-        <w:spacing w:before="0" w:after="120"/>
         <w:jc w:val="center"/>
       </w:pPr>
       <w:r>
         <w:rPr>
-          <w:rFonts w:ascii="Times New Roman" w:hAnsi="Times New Roman"/>
+          <w:rFonts w:ascii="Times New Roman" w:hAnsi="Times New Roman" w:eastAsia="Times New Roman"/>
+          <w:b w:val="0"/>
+          <w:i w:val="0"/>
+          <w:color w:val="000000"/>
+          <w:sz w:val="24"/>
+        </w:rPr>
+        <w:t>Supervisor: Dr Peter Nimbe</w:t>
+      </w:r>
+    </w:p>
+    <w:p>
+      <w:pPr>
+        <w:jc w:val="center"/>
+      </w:pPr>
+      <w:r>
+        <w:rPr>
+          <w:rFonts w:ascii="Times New Roman" w:hAnsi="Times New Roman" w:eastAsia="Times New Roman"/>
+          <w:b w:val="0"/>
+          <w:i w:val="0"/>
+          <w:color w:val="000000"/>
+          <w:sz w:val="24"/>
+        </w:rPr>
+        <w:t>September 2026</w:t>
+      </w:r>
+    </w:p>
+    <w:p>
+      <w:pPr>
+        <w:pStyle w:val="Heading1"/>
+      </w:pPr>
+      <w:r>
+        <w:rPr>
+          <w:rFonts w:ascii="Times New Roman" w:hAnsi="Times New Roman" w:eastAsia="Times New Roman"/>
           <w:b/>
           <w:i w:val="0"/>
+          <w:color w:val="000000"/>
+          <w:sz w:val="28"/>
+        </w:rPr>
+        <w:t>Declaration of Originality</w:t>
+      </w:r>
+    </w:p>
+    <w:p>
+      <w:pPr>
+        <w:ind w:firstLine="720"/>
+      </w:pPr>
+      <w:r>
+        <w:rPr>
+          <w:rFonts w:ascii="Times New Roman" w:hAnsi="Times New Roman" w:eastAsia="Times New Roman"/>
+          <w:b w:val="0"/>
+          <w:i w:val="0"/>
+          <w:color w:val="000000"/>
           <w:sz w:val="24"/>
         </w:rPr>
-        <w:t xml:space="preserve">Date of Submission:  </w:t>
-      </w:r>
-      <w:r>
-        <w:rPr>
-          <w:rFonts w:ascii="Times New Roman" w:hAnsi="Times New Roman"/>
-          <w:b w:val="0"/>
-          <w:i w:val="0"/>
-          <w:sz w:val="24"/>
-        </w:rPr>
-        <w:t>August 2026</w:t>
+        <w:t>We, Korang Bright Agyei (UEB3501222); Mohammed Idris Adam (UEB3501022); Benaiah Amarh Anang (UEB3512522); Osei Nana Kwaku (UEB3509022), declare that this project report titled 'QChat: A Hybrid Web2/Web3 Secure Institutional Messaging and File-Sharing Platform' is our own original work conducted under the supervision of Dr Peter Nimbe. All software code, database schemas, and smart contract implementations presented in this report were authored by the project team, except where explicit citations acknowledge external standards, research literature, or open-source documentation. This work has not been submitted for any other degree or diploma at this or any other academic institution.</w:t>
       </w:r>
     </w:p>
     <w:p>
       <w:r>
-        <w:br w:type="page"/>
+        <w:rPr>
+          <w:rFonts w:ascii="Times New Roman" w:hAnsi="Times New Roman" w:eastAsia="Times New Roman"/>
+          <w:b w:val="0"/>
+          <w:i w:val="0"/>
+          <w:color w:val="000000"/>
+          <w:sz w:val="24"/>
+        </w:rPr>
+        <w:t>Student Signatures and Date: ______________________</w:t>
       </w:r>
     </w:p>
     <w:p>
       <w:pPr>
-        <w:spacing w:before="360" w:after="120"/>
-        <w:jc w:val="left"/>
+        <w:pStyle w:val="Heading1"/>
       </w:pPr>
       <w:r>
         <w:rPr>
-          <w:rFonts w:ascii="Times New Roman" w:hAnsi="Times New Roman"/>
+          <w:rFonts w:ascii="Times New Roman" w:hAnsi="Times New Roman" w:eastAsia="Times New Roman"/>
           <w:b/>
           <w:i w:val="0"/>
-          <w:color w:val="003366"/>
-          <w:sz w:val="32"/>
+          <w:color w:val="000000"/>
+          <w:sz w:val="28"/>
         </w:rPr>
-        <w:t>DECLARATION OF ORIGINALITY</w:t>
+        <w:t>Certification</w:t>
       </w:r>
     </w:p>
     <w:p>
       <w:pPr>
-        <w:spacing w:before="40" w:after="40"/>
-        <w:pBdr>
-          <w:bottom w:val="single" w:sz="6" w:space="1" w:color="1F497D"/>
-        </w:pBdr>
-      </w:pPr>
-    </w:p>
-    <w:p>
-      <w:pPr>
-        <w:spacing w:before="0" w:after="160"/>
-        <w:jc w:val="both"/>
+        <w:ind w:firstLine="720"/>
       </w:pPr>
       <w:r>
         <w:rPr>
-          <w:rFonts w:ascii="Times New Roman" w:hAnsi="Times New Roman"/>
+          <w:rFonts w:ascii="Times New Roman" w:hAnsi="Times New Roman" w:eastAsia="Times New Roman"/>
           <w:b w:val="0"/>
           <w:i w:val="0"/>
+          <w:color w:val="000000"/>
           <w:sz w:val="24"/>
         </w:rPr>
-        <w:t>I, [Your Full Name], hereby declare that this final year project report titled "QChat: A Hybrid Web2/Web3 Secure Institutional Messaging and File-Sharing Platform" is an authentic record of my own original work carried out under the supervision of [Supervisor's Name].</w:t>
+        <w:t>We hereby certify that this project report was prepared under our supervision and is recommended for examination in partial fulfilment of the requirements for the award of the B.Sc. Computer Science degree.</w:t>
+      </w:r>
+    </w:p>
+    <w:p>
+      <w:r>
+        <w:rPr>
+          <w:rFonts w:ascii="Times New Roman" w:hAnsi="Times New Roman" w:eastAsia="Times New Roman"/>
+          <w:b w:val="0"/>
+          <w:i w:val="0"/>
+          <w:color w:val="000000"/>
+          <w:sz w:val="24"/>
+        </w:rPr>
+        <w:t>Dr Peter Nimbe    (Supervisor)    Signature: __________    Date: ______</w:t>
+      </w:r>
+    </w:p>
+    <w:p>
+      <w:r>
+        <w:rPr>
+          <w:rFonts w:ascii="Times New Roman" w:hAnsi="Times New Roman" w:eastAsia="Times New Roman"/>
+          <w:b w:val="0"/>
+          <w:i w:val="0"/>
+          <w:color w:val="000000"/>
+          <w:sz w:val="24"/>
+        </w:rPr>
+        <w:t>Head of Department    Signature: __________    Date: ______</w:t>
+      </w:r>
+    </w:p>
+    <w:p>
+      <w:r>
+        <w:rPr>
+          <w:rFonts w:ascii="Times New Roman" w:hAnsi="Times New Roman" w:eastAsia="Times New Roman"/>
+          <w:b w:val="0"/>
+          <w:i w:val="0"/>
+          <w:color w:val="000000"/>
+          <w:sz w:val="24"/>
+        </w:rPr>
+        <w:t>External Examiner    Signature: __________    Date: ______</w:t>
       </w:r>
     </w:p>
     <w:p>
       <w:pPr>
-        <w:spacing w:before="0" w:after="160"/>
-        <w:jc w:val="both"/>
+        <w:pStyle w:val="Heading1"/>
       </w:pPr>
       <w:r>
         <w:rPr>
-          <w:rFonts w:ascii="Times New Roman" w:hAnsi="Times New Roman"/>
-          <w:b w:val="0"/>
+          <w:rFonts w:ascii="Times New Roman" w:hAnsi="Times New Roman" w:eastAsia="Times New Roman"/>
+          <w:b/>
           <w:i w:val="0"/>
-          <w:sz w:val="24"/>
+          <w:color w:val="000000"/>
+          <w:sz w:val="28"/>
         </w:rPr>
-        <w:t>I confirm that all software code, system architectures, database schemas, and documentation sections presented herein were developed by me, except where explicit citations and acknowledgements to published literature, standard specifications, or open-source software projects have been made.</w:t>
+        <w:t>Acknowledgements</w:t>
       </w:r>
     </w:p>
     <w:p>
       <w:pPr>
-        <w:spacing w:before="0" w:after="160"/>
-        <w:jc w:val="both"/>
+        <w:ind w:firstLine="720"/>
       </w:pPr>
       <w:r>
         <w:rPr>
-          <w:rFonts w:ascii="Times New Roman" w:hAnsi="Times New Roman"/>
+          <w:rFonts w:ascii="Times New Roman" w:hAnsi="Times New Roman" w:eastAsia="Times New Roman"/>
           <w:b w:val="0"/>
           <w:i w:val="0"/>
+          <w:color w:val="000000"/>
           <w:sz w:val="24"/>
         </w:rPr>
-        <w:t>This work has not been previously submitted, in full or in part, for the award of any other degree, diploma, or academic qualification at this or any other tertiary institution.</w:t>
+        <w:t>We express our gratitude to Almighty God for guidance throughout this academic program. We extend our sincere appreciation to our supervisor, Dr Peter Nimbe, for his invaluable technical guidance, constructive reviews, and encouragement during system development and report writing. We also thank the faculty and staff of the Department of Computer Science and Informatics at UENR for providing hardware resources and support. Finally, we thank our families and peers for their constant support.</w:t>
       </w:r>
     </w:p>
     <w:p>
       <w:pPr>
-        <w:spacing w:before="0" w:after="600"/>
-        <w:jc w:val="left"/>
+        <w:pStyle w:val="Heading1"/>
       </w:pPr>
+      <w:r>
+        <w:rPr>
+          <w:rFonts w:ascii="Times New Roman" w:hAnsi="Times New Roman" w:eastAsia="Times New Roman"/>
+          <w:b/>
+          <w:i w:val="0"/>
+          <w:color w:val="000000"/>
+          <w:sz w:val="28"/>
+        </w:rPr>
+        <w:t>Abstract</w:t>
+      </w:r>
     </w:p>
     <w:p>
       <w:pPr>
-        <w:spacing w:before="0" w:after="120"/>
-        <w:jc w:val="left"/>
+        <w:ind w:firstLine="720"/>
       </w:pPr>
       <w:r>
         <w:rPr>
-          <w:rFonts w:ascii="Times New Roman" w:hAnsi="Times New Roman"/>
+          <w:rFonts w:ascii="Times New Roman" w:hAnsi="Times New Roman" w:eastAsia="Times New Roman"/>
+          <w:b w:val="0"/>
+          <w:i w:val="0"/>
+          <w:color w:val="000000"/>
+          <w:sz w:val="24"/>
+        </w:rPr>
+        <w:t>Institutional messaging and document exchange at the University of Energy and Natural Resources (UENR) rely heavily on commercial instant messaging applications and cloud learning tools. While fast and accessible, these platforms lack tamper-evident logging mechanisms necessary to resolve academic evaluation disputes. This project developed QChat, a hybrid institutional messaging platform combining real-time cloud data delivery with private permissioned blockchain auditability. High-frequency messaging, file attachments, and community Q&amp;A forums are synchronized via Convex, while SHA-256 payload digests are recorded asynchronously on a local Hyperledger Besu contract (MessageVerifier.sol). Client-side encryption is implemented via the W3C Web Crypto API using RSA-OAEP 2048-bit identity keys and AES-GCM-256 payload ciphers. An integrated TypeScript BB84 simulation module models photon sifting, Quantum Bit Error Rate (QBER) calculation, and a 11% abort threshold (Bennett &amp; Brassard, 2014/1984; Scarani et al., 2009). Empirical benchmarks on developer testbed workstations demonstrated mean message sync latencies of ~50 ms and Besu transaction write times of ~0.3–0.5 s. The system demonstrates a practical, audit-ready communication platform for institutional environments.</w:t>
+      </w:r>
+    </w:p>
+    <w:p>
+      <w:pPr>
+        <w:pStyle w:val="Heading1"/>
+      </w:pPr>
+      <w:r>
+        <w:rPr>
+          <w:rFonts w:ascii="Times New Roman" w:hAnsi="Times New Roman" w:eastAsia="Times New Roman"/>
           <w:b/>
           <w:i w:val="0"/>
+          <w:color w:val="000000"/>
+          <w:sz w:val="28"/>
+        </w:rPr>
+        <w:t>Table of Contents</w:t>
+      </w:r>
+    </w:p>
+    <w:p>
+      <w:pPr>
+        <w:pStyle w:val="ListBullet"/>
+      </w:pPr>
+      <w:r>
+        <w:rPr>
+          <w:rFonts w:ascii="Times New Roman" w:hAnsi="Times New Roman" w:eastAsia="Times New Roman"/>
+          <w:b w:val="0"/>
+          <w:i w:val="0"/>
+          <w:color w:val="000000"/>
           <w:sz w:val="24"/>
         </w:rPr>
-        <w:t>_________________________________________</w:t>
-        <w:br/>
-        <w:t>Student Signature &amp; Date</w:t>
+        <w:t>Preliminary Pages — Title, Declaration, Certification, Acknowledgements, Abstract</w:t>
+      </w:r>
+    </w:p>
+    <w:p>
+      <w:pPr>
+        <w:pStyle w:val="ListBullet"/>
+      </w:pPr>
+      <w:r>
+        <w:rPr>
+          <w:rFonts w:ascii="Times New Roman" w:hAnsi="Times New Roman" w:eastAsia="Times New Roman"/>
+          <w:b w:val="0"/>
+          <w:i w:val="0"/>
+          <w:color w:val="000000"/>
+          <w:sz w:val="24"/>
+        </w:rPr>
+        <w:t>Chapter 1 — Introduction</w:t>
+      </w:r>
+    </w:p>
+    <w:p>
+      <w:pPr>
+        <w:pStyle w:val="ListBullet"/>
+      </w:pPr>
+      <w:r>
+        <w:rPr>
+          <w:rFonts w:ascii="Times New Roman" w:hAnsi="Times New Roman" w:eastAsia="Times New Roman"/>
+          <w:b w:val="0"/>
+          <w:i w:val="0"/>
+          <w:color w:val="000000"/>
+          <w:sz w:val="24"/>
+        </w:rPr>
+        <w:t>Chapter 2 — Literature Review</w:t>
+      </w:r>
+    </w:p>
+    <w:p>
+      <w:pPr>
+        <w:pStyle w:val="ListBullet"/>
+      </w:pPr>
+      <w:r>
+        <w:rPr>
+          <w:rFonts w:ascii="Times New Roman" w:hAnsi="Times New Roman" w:eastAsia="Times New Roman"/>
+          <w:b w:val="0"/>
+          <w:i w:val="0"/>
+          <w:color w:val="000000"/>
+          <w:sz w:val="24"/>
+        </w:rPr>
+        <w:t>Chapter 3 — Methodology and System Design</w:t>
+      </w:r>
+    </w:p>
+    <w:p>
+      <w:pPr>
+        <w:pStyle w:val="ListBullet"/>
+      </w:pPr>
+      <w:r>
+        <w:rPr>
+          <w:rFonts w:ascii="Times New Roman" w:hAnsi="Times New Roman" w:eastAsia="Times New Roman"/>
+          <w:b w:val="0"/>
+          <w:i w:val="0"/>
+          <w:color w:val="000000"/>
+          <w:sz w:val="24"/>
+        </w:rPr>
+        <w:t>Chapter 4 — Implementation, Testing, and Results</w:t>
+      </w:r>
+    </w:p>
+    <w:p>
+      <w:pPr>
+        <w:pStyle w:val="ListBullet"/>
+      </w:pPr>
+      <w:r>
+        <w:rPr>
+          <w:rFonts w:ascii="Times New Roman" w:hAnsi="Times New Roman" w:eastAsia="Times New Roman"/>
+          <w:b w:val="0"/>
+          <w:i w:val="0"/>
+          <w:color w:val="000000"/>
+          <w:sz w:val="24"/>
+        </w:rPr>
+        <w:t>Chapter 5 — Conclusion and Recommendations</w:t>
+      </w:r>
+    </w:p>
+    <w:p>
+      <w:pPr>
+        <w:pStyle w:val="ListBullet"/>
+      </w:pPr>
+      <w:r>
+        <w:rPr>
+          <w:rFonts w:ascii="Times New Roman" w:hAnsi="Times New Roman" w:eastAsia="Times New Roman"/>
+          <w:b w:val="0"/>
+          <w:i w:val="0"/>
+          <w:color w:val="000000"/>
+          <w:sz w:val="24"/>
+        </w:rPr>
+        <w:t>References (APA 7th Edition)</w:t>
+      </w:r>
+    </w:p>
+    <w:p>
+      <w:pPr>
+        <w:pStyle w:val="ListBullet"/>
+      </w:pPr>
+      <w:r>
+        <w:rPr>
+          <w:rFonts w:ascii="Times New Roman" w:hAnsi="Times New Roman" w:eastAsia="Times New Roman"/>
+          <w:b w:val="0"/>
+          <w:i w:val="0"/>
+          <w:color w:val="000000"/>
+          <w:sz w:val="24"/>
+        </w:rPr>
+        <w:t>Appendix A — Selected Application Source Code</w:t>
+      </w:r>
+    </w:p>
+    <w:p>
+      <w:pPr>
+        <w:pStyle w:val="ListBullet"/>
+      </w:pPr>
+      <w:r>
+        <w:rPr>
+          <w:rFonts w:ascii="Times New Roman" w:hAnsi="Times New Roman" w:eastAsia="Times New Roman"/>
+          <w:b w:val="0"/>
+          <w:i w:val="0"/>
+          <w:color w:val="000000"/>
+          <w:sz w:val="24"/>
+        </w:rPr>
+        <w:t>Appendix B — MessageVerifier.sol Contract</w:t>
+      </w:r>
+    </w:p>
+    <w:p>
+      <w:pPr>
+        <w:pStyle w:val="ListBullet"/>
+      </w:pPr>
+      <w:r>
+        <w:rPr>
+          <w:rFonts w:ascii="Times New Roman" w:hAnsi="Times New Roman" w:eastAsia="Times New Roman"/>
+          <w:b w:val="0"/>
+          <w:i w:val="0"/>
+          <w:color w:val="000000"/>
+          <w:sz w:val="24"/>
+        </w:rPr>
+        <w:t>Appendix C — BB84 Simulation Module</w:t>
+      </w:r>
+    </w:p>
+    <w:p>
+      <w:pPr>
+        <w:pStyle w:val="ListBullet"/>
+      </w:pPr>
+      <w:r>
+        <w:rPr>
+          <w:rFonts w:ascii="Times New Roman" w:hAnsi="Times New Roman" w:eastAsia="Times New Roman"/>
+          <w:b w:val="0"/>
+          <w:i w:val="0"/>
+          <w:color w:val="000000"/>
+          <w:sz w:val="24"/>
+        </w:rPr>
+        <w:t>Appendix D — User Acceptance Walk-Through Records</w:t>
+      </w:r>
+    </w:p>
+    <w:p>
+      <w:pPr>
+        <w:pStyle w:val="ListBullet"/>
+      </w:pPr>
+      <w:r>
+        <w:rPr>
+          <w:rFonts w:ascii="Times New Roman" w:hAnsi="Times New Roman" w:eastAsia="Times New Roman"/>
+          <w:b w:val="0"/>
+          <w:i w:val="0"/>
+          <w:color w:val="000000"/>
+          <w:sz w:val="24"/>
+        </w:rPr>
+        <w:t>Appendix E — Project Sprint Timeline</w:t>
+      </w:r>
+    </w:p>
+    <w:p>
+      <w:pPr>
+        <w:pStyle w:val="Heading1"/>
+      </w:pPr>
+      <w:r>
+        <w:rPr>
+          <w:rFonts w:ascii="Times New Roman" w:hAnsi="Times New Roman" w:eastAsia="Times New Roman"/>
+          <w:b/>
+          <w:i w:val="0"/>
+          <w:color w:val="000000"/>
+          <w:sz w:val="28"/>
+        </w:rPr>
+        <w:t>List of Tables</w:t>
+      </w:r>
+    </w:p>
+    <w:p>
+      <w:pPr>
+        <w:pStyle w:val="ListBullet"/>
+      </w:pPr>
+      <w:r>
+        <w:rPr>
+          <w:rFonts w:ascii="Times New Roman" w:hAnsi="Times New Roman" w:eastAsia="Times New Roman"/>
+          <w:b w:val="0"/>
+          <w:i w:val="0"/>
+          <w:color w:val="000000"/>
+          <w:sz w:val="24"/>
+        </w:rPr>
+        <w:t>Table 2.1 Comparative Analysis of Messaging Systems</w:t>
+      </w:r>
+    </w:p>
+    <w:p>
+      <w:pPr>
+        <w:pStyle w:val="ListBullet"/>
+      </w:pPr>
+      <w:r>
+        <w:rPr>
+          <w:rFonts w:ascii="Times New Roman" w:hAnsi="Times New Roman" w:eastAsia="Times New Roman"/>
+          <w:b w:val="0"/>
+          <w:i w:val="0"/>
+          <w:color w:val="000000"/>
+          <w:sz w:val="24"/>
+        </w:rPr>
+        <w:t>Table 3.1 Convex Database Collections &amp; Indexing</w:t>
+      </w:r>
+    </w:p>
+    <w:p>
+      <w:pPr>
+        <w:pStyle w:val="ListBullet"/>
+      </w:pPr>
+      <w:r>
+        <w:rPr>
+          <w:rFonts w:ascii="Times New Roman" w:hAnsi="Times New Roman" w:eastAsia="Times New Roman"/>
+          <w:b w:val="0"/>
+          <w:i w:val="0"/>
+          <w:color w:val="000000"/>
+          <w:sz w:val="24"/>
+        </w:rPr>
+        <w:t>Table 3.2 System Threat Matrix and Mitigations</w:t>
+      </w:r>
+    </w:p>
+    <w:p>
+      <w:pPr>
+        <w:pStyle w:val="ListBullet"/>
+      </w:pPr>
+      <w:r>
+        <w:rPr>
+          <w:rFonts w:ascii="Times New Roman" w:hAnsi="Times New Roman" w:eastAsia="Times New Roman"/>
+          <w:b w:val="0"/>
+          <w:i w:val="0"/>
+          <w:color w:val="000000"/>
+          <w:sz w:val="24"/>
+        </w:rPr>
+        <w:t>Table 4.1 Development Tooling and Stack Versions</w:t>
+      </w:r>
+    </w:p>
+    <w:p>
+      <w:pPr>
+        <w:pStyle w:val="ListBullet"/>
+      </w:pPr>
+      <w:r>
+        <w:rPr>
+          <w:rFonts w:ascii="Times New Roman" w:hAnsi="Times New Roman" w:eastAsia="Times New Roman"/>
+          <w:b w:val="0"/>
+          <w:i w:val="0"/>
+          <w:color w:val="000000"/>
+          <w:sz w:val="24"/>
+        </w:rPr>
+        <w:t>Table 4.2 Functional Verification Test Suite</w:t>
+      </w:r>
+    </w:p>
+    <w:p>
+      <w:pPr>
+        <w:pStyle w:val="ListBullet"/>
+      </w:pPr>
+      <w:r>
+        <w:rPr>
+          <w:rFonts w:ascii="Times New Roman" w:hAnsi="Times New Roman" w:eastAsia="Times New Roman"/>
+          <w:b w:val="0"/>
+          <w:i w:val="0"/>
+          <w:color w:val="000000"/>
+          <w:sz w:val="24"/>
+        </w:rPr>
+        <w:t>Table 4.3 Internal User Acceptance Walk-Throughs</w:t>
+      </w:r>
+    </w:p>
+    <w:p>
+      <w:pPr>
+        <w:pStyle w:val="ListBullet"/>
+      </w:pPr>
+      <w:r>
+        <w:rPr>
+          <w:rFonts w:ascii="Times New Roman" w:hAnsi="Times New Roman" w:eastAsia="Times New Roman"/>
+          <w:b w:val="0"/>
+          <w:i w:val="0"/>
+          <w:color w:val="000000"/>
+          <w:sz w:val="24"/>
+        </w:rPr>
+        <w:t>Table 4.4 Localhost Empirical Benchmark Latencies</w:t>
+      </w:r>
+    </w:p>
+    <w:p>
+      <w:pPr>
+        <w:pStyle w:val="Heading1"/>
+      </w:pPr>
+      <w:r>
+        <w:rPr>
+          <w:rFonts w:ascii="Times New Roman" w:hAnsi="Times New Roman" w:eastAsia="Times New Roman"/>
+          <w:b/>
+          <w:i w:val="0"/>
+          <w:color w:val="000000"/>
+          <w:sz w:val="28"/>
+        </w:rPr>
+        <w:t>List of Abbreviations</w:t>
+      </w:r>
+    </w:p>
+    <w:p>
+      <w:pPr>
+        <w:pStyle w:val="ListBullet"/>
+      </w:pPr>
+      <w:r>
+        <w:rPr>
+          <w:rFonts w:ascii="Times New Roman" w:hAnsi="Times New Roman" w:eastAsia="Times New Roman"/>
+          <w:b w:val="0"/>
+          <w:i w:val="0"/>
+          <w:color w:val="000000"/>
+          <w:sz w:val="24"/>
+        </w:rPr>
+        <w:t>AES-GCM — Advanced Encryption Standard Galois/Counter Mode</w:t>
+      </w:r>
+    </w:p>
+    <w:p>
+      <w:pPr>
+        <w:pStyle w:val="ListBullet"/>
+      </w:pPr>
+      <w:r>
+        <w:rPr>
+          <w:rFonts w:ascii="Times New Roman" w:hAnsi="Times New Roman" w:eastAsia="Times New Roman"/>
+          <w:b w:val="0"/>
+          <w:i w:val="0"/>
+          <w:color w:val="000000"/>
+          <w:sz w:val="24"/>
+        </w:rPr>
+        <w:t>BB84 — Bennett and Brassard 1984 Quantum Key Distribution Protocol</w:t>
+      </w:r>
+    </w:p>
+    <w:p>
+      <w:pPr>
+        <w:pStyle w:val="ListBullet"/>
+      </w:pPr>
+      <w:r>
+        <w:rPr>
+          <w:rFonts w:ascii="Times New Roman" w:hAnsi="Times New Roman" w:eastAsia="Times New Roman"/>
+          <w:b w:val="0"/>
+          <w:i w:val="0"/>
+          <w:color w:val="000000"/>
+          <w:sz w:val="24"/>
+        </w:rPr>
+        <w:t>QBER — Quantum Bit Error Rate</w:t>
+      </w:r>
+    </w:p>
+    <w:p>
+      <w:pPr>
+        <w:pStyle w:val="ListBullet"/>
+      </w:pPr>
+      <w:r>
+        <w:rPr>
+          <w:rFonts w:ascii="Times New Roman" w:hAnsi="Times New Roman" w:eastAsia="Times New Roman"/>
+          <w:b w:val="0"/>
+          <w:i w:val="0"/>
+          <w:color w:val="000000"/>
+          <w:sz w:val="24"/>
+        </w:rPr>
+        <w:t>QKD — Quantum Key Distribution</w:t>
+      </w:r>
+    </w:p>
+    <w:p>
+      <w:pPr>
+        <w:pStyle w:val="ListBullet"/>
+      </w:pPr>
+      <w:r>
+        <w:rPr>
+          <w:rFonts w:ascii="Times New Roman" w:hAnsi="Times New Roman" w:eastAsia="Times New Roman"/>
+          <w:b w:val="0"/>
+          <w:i w:val="0"/>
+          <w:color w:val="000000"/>
+          <w:sz w:val="24"/>
+        </w:rPr>
+        <w:t>QBFT — Quorum Byzantine Fault Tolerance</w:t>
+      </w:r>
+    </w:p>
+    <w:p>
+      <w:pPr>
+        <w:pStyle w:val="ListBullet"/>
+      </w:pPr>
+      <w:r>
+        <w:rPr>
+          <w:rFonts w:ascii="Times New Roman" w:hAnsi="Times New Roman" w:eastAsia="Times New Roman"/>
+          <w:b w:val="0"/>
+          <w:i w:val="0"/>
+          <w:color w:val="000000"/>
+          <w:sz w:val="24"/>
+        </w:rPr>
+        <w:t>RBAC — Role-Based Access Control</w:t>
+      </w:r>
+    </w:p>
+    <w:p>
+      <w:pPr>
+        <w:pStyle w:val="ListBullet"/>
+      </w:pPr>
+      <w:r>
+        <w:rPr>
+          <w:rFonts w:ascii="Times New Roman" w:hAnsi="Times New Roman" w:eastAsia="Times New Roman"/>
+          <w:b w:val="0"/>
+          <w:i w:val="0"/>
+          <w:color w:val="000000"/>
+          <w:sz w:val="24"/>
+        </w:rPr>
+        <w:t>SPKI — Subject Public Key Info</w:t>
+      </w:r>
+    </w:p>
+    <w:p>
+      <w:pPr>
+        <w:pStyle w:val="ListBullet"/>
+      </w:pPr>
+      <w:r>
+        <w:rPr>
+          <w:rFonts w:ascii="Times New Roman" w:hAnsi="Times New Roman" w:eastAsia="Times New Roman"/>
+          <w:b w:val="0"/>
+          <w:i w:val="0"/>
+          <w:color w:val="000000"/>
+          <w:sz w:val="24"/>
+        </w:rPr>
+        <w:t>UAT — User Acceptance Testing</w:t>
+      </w:r>
+    </w:p>
+    <w:p>
+      <w:pPr>
+        <w:pStyle w:val="ListBullet"/>
+      </w:pPr>
+      <w:r>
+        <w:rPr>
+          <w:rFonts w:ascii="Times New Roman" w:hAnsi="Times New Roman" w:eastAsia="Times New Roman"/>
+          <w:b w:val="0"/>
+          <w:i w:val="0"/>
+          <w:color w:val="000000"/>
+          <w:sz w:val="24"/>
+        </w:rPr>
+        <w:t>W3C — World Wide Web Consortium</w:t>
+      </w:r>
+    </w:p>
+    <w:p>
+      <w:pPr>
+        <w:pStyle w:val="Heading1"/>
+      </w:pPr>
+      <w:r>
+        <w:rPr>
+          <w:rFonts w:ascii="Times New Roman" w:hAnsi="Times New Roman" w:eastAsia="Times New Roman"/>
+          <w:b/>
+          <w:i w:val="0"/>
+          <w:color w:val="000000"/>
+          <w:sz w:val="28"/>
+        </w:rPr>
+        <w:t>References</w:t>
       </w:r>
     </w:p>
     <w:p>
       <w:r>
-        <w:br w:type="page"/>
+        <w:rPr>
+          <w:rFonts w:ascii="Times New Roman" w:hAnsi="Times New Roman" w:eastAsia="Times New Roman"/>
+          <w:b w:val="0"/>
+          <w:i/>
+          <w:color w:val="000000"/>
+          <w:sz w:val="22"/>
+        </w:rPr>
+        <w:t>Entries follow APA 7th edition formatting. Online technical documentation and standards are listed with retrieval dates spanning 2024–2026.</w:t>
       </w:r>
     </w:p>
     <w:p>
       <w:pPr>
-        <w:spacing w:before="360" w:after="120"/>
-        <w:jc w:val="left"/>
+        <w:ind w:left="720" w:hanging="720"/>
       </w:pPr>
       <w:r>
         <w:rPr>
-          <w:rFonts w:ascii="Times New Roman" w:hAnsi="Times New Roman"/>
-          <w:b/>
+          <w:rFonts w:ascii="Times New Roman" w:hAnsi="Times New Roman" w:eastAsia="Times New Roman"/>
+          <w:b w:val="0"/>
           <w:i w:val="0"/>
-          <w:color w:val="003366"/>
-          <w:sz w:val="32"/>
+          <w:color w:val="000000"/>
+          <w:sz w:val="24"/>
         </w:rPr>
-        <w:t>CERTIFICATION AND APPROVAL</w:t>
+        <w:t>Bennett, C. H., &amp; Brassard, G. (2014). Quantum cryptography: Public key distribution and coin tossing. Theoretical Computer Science, 560, 7–11. https://doi.org/10.1016/j.tcs.2014.05.025 (Original work published 1984)</w:t>
       </w:r>
     </w:p>
     <w:p>
       <w:pPr>
-        <w:spacing w:before="40" w:after="40"/>
-        <w:pBdr>
-          <w:bottom w:val="single" w:sz="6" w:space="1" w:color="1F497D"/>
-        </w:pBdr>
-      </w:pPr>
-    </w:p>
-    <w:p>
-      <w:pPr>
-        <w:spacing w:before="0" w:after="160"/>
-        <w:jc w:val="both"/>
+        <w:ind w:left="720" w:hanging="720"/>
       </w:pPr>
       <w:r>
         <w:rPr>
-          <w:rFonts w:ascii="Times New Roman" w:hAnsi="Times New Roman"/>
+          <w:rFonts w:ascii="Times New Roman" w:hAnsi="Times New Roman" w:eastAsia="Times New Roman"/>
           <w:b w:val="0"/>
           <w:i w:val="0"/>
+          <w:color w:val="000000"/>
           <w:sz w:val="24"/>
         </w:rPr>
-        <w:t>This is to certify that this final year project titled "QChat: A Hybrid Web2/Web3 Secure Institutional Messaging and File-Sharing Platform", prepared and submitted by [Your Full Name] (Matric No: [Your Student ID]), has been examined and approved as meeting the partial requirements for the award of Bachelor of Science (B.Sc.) Degree in Computer Science.</w:t>
+        <w:t>Bernstein, D. J., &amp; Lange, T. (2017). Post-quantum cryptography. Nature, 549(7671), 188–194. https://doi.org/10.1038/nature23461</w:t>
       </w:r>
     </w:p>
     <w:p>
       <w:pPr>
-        <w:spacing w:before="0" w:after="800"/>
-        <w:jc w:val="left"/>
-      </w:pPr>
-    </w:p>
-    <w:p>
-      <w:pPr>
-        <w:spacing w:before="0" w:after="480"/>
-        <w:jc w:val="left"/>
+        <w:ind w:left="720" w:hanging="720"/>
       </w:pPr>
       <w:r>
         <w:rPr>
-          <w:rFonts w:ascii="Times New Roman" w:hAnsi="Times New Roman"/>
-          <w:b/>
+          <w:rFonts w:ascii="Times New Roman" w:hAnsi="Times New Roman" w:eastAsia="Times New Roman"/>
+          <w:b w:val="0"/>
           <w:i w:val="0"/>
-          <w:color w:val="003366"/>
+          <w:color w:val="000000"/>
           <w:sz w:val="24"/>
         </w:rPr>
-        <w:t>[Supervisor's Name]</w:t>
-        <w:br/>
-        <w:t>Project Supervisor</w:t>
-        <w:br/>
-      </w:r>
-      <w:r>
-        <w:rPr>
-          <w:rFonts w:ascii="Times New Roman" w:hAnsi="Times New Roman"/>
-          <w:b w:val="0"/>
-          <w:i w:val="0"/>
-          <w:sz w:val="22"/>
-        </w:rPr>
-        <w:t>Signature: ______________________    Date: ____________</w:t>
+        <w:t>Convex Development Team. (2024). Convex documentation. https://docs.convex.dev</w:t>
       </w:r>
     </w:p>
     <w:p>
       <w:pPr>
-        <w:spacing w:before="0" w:after="480"/>
-        <w:jc w:val="left"/>
+        <w:ind w:left="720" w:hanging="720"/>
       </w:pPr>
       <w:r>
         <w:rPr>
-          <w:rFonts w:ascii="Times New Roman" w:hAnsi="Times New Roman"/>
-          <w:b/>
+          <w:rFonts w:ascii="Times New Roman" w:hAnsi="Times New Roman" w:eastAsia="Times New Roman"/>
+          <w:b w:val="0"/>
           <w:i w:val="0"/>
-          <w:color w:val="003366"/>
+          <w:color w:val="000000"/>
           <w:sz w:val="24"/>
         </w:rPr>
-        <w:t>[Head of Department Name]</w:t>
-        <w:br/>
-        <w:t>Head of Department</w:t>
-        <w:br/>
-      </w:r>
-      <w:r>
-        <w:rPr>
-          <w:rFonts w:ascii="Times New Roman" w:hAnsi="Times New Roman"/>
-          <w:b w:val="0"/>
-          <w:i w:val="0"/>
-          <w:sz w:val="22"/>
-        </w:rPr>
-        <w:t>Signature: ______________________    Date: ____________</w:t>
+        <w:t>Diffie, W., &amp; Hellman, M. (1976). New directions in cryptography. IEEE Transactions on Information Theory, 22(6), 644–654. https://doi.org/10.1109/TIT.1976.1055638</w:t>
       </w:r>
     </w:p>
     <w:p>
       <w:pPr>
-        <w:spacing w:before="0" w:after="480"/>
-        <w:jc w:val="left"/>
+        <w:ind w:left="720" w:hanging="720"/>
       </w:pPr>
       <w:r>
         <w:rPr>
-          <w:rFonts w:ascii="Times New Roman" w:hAnsi="Times New Roman"/>
-          <w:b/>
+          <w:rFonts w:ascii="Times New Roman" w:hAnsi="Times New Roman" w:eastAsia="Times New Roman"/>
+          <w:b w:val="0"/>
           <w:i w:val="0"/>
-          <w:color w:val="003366"/>
+          <w:color w:val="000000"/>
           <w:sz w:val="24"/>
         </w:rPr>
-        <w:t>[External Examiner Name]</w:t>
-        <w:br/>
-        <w:t>External Examiner</w:t>
-        <w:br/>
-      </w:r>
-      <w:r>
-        <w:rPr>
-          <w:rFonts w:ascii="Times New Roman" w:hAnsi="Times New Roman"/>
-          <w:b w:val="0"/>
-          <w:i w:val="0"/>
-          <w:sz w:val="22"/>
-        </w:rPr>
-        <w:t>Signature: ______________________    Date: ____________</w:t>
-      </w:r>
-    </w:p>
-    <w:p>
-      <w:r>
-        <w:br w:type="page"/>
+        <w:t>Ethereum Foundation. (2024). Solidity documentation (Version 0.8.20). https://docs.soliditylang.org</w:t>
       </w:r>
     </w:p>
     <w:p>
       <w:pPr>
-        <w:spacing w:before="360" w:after="120"/>
-        <w:jc w:val="left"/>
+        <w:ind w:left="720" w:hanging="720"/>
       </w:pPr>
       <w:r>
         <w:rPr>
-          <w:rFonts w:ascii="Times New Roman" w:hAnsi="Times New Roman"/>
-          <w:b/>
+          <w:rFonts w:ascii="Times New Roman" w:hAnsi="Times New Roman" w:eastAsia="Times New Roman"/>
+          <w:b w:val="0"/>
           <w:i w:val="0"/>
-          <w:color w:val="003366"/>
-          <w:sz w:val="32"/>
+          <w:color w:val="000000"/>
+          <w:sz w:val="24"/>
         </w:rPr>
-        <w:t>ACKNOWLEDGEMENTS</w:t>
+        <w:t>Ethers.js Contributors. (2024). Ethers.js v6 documentation. https://docs.ethers.org/v6</w:t>
       </w:r>
     </w:p>
     <w:p>
       <w:pPr>
-        <w:spacing w:before="40" w:after="40"/>
-        <w:pBdr>
-          <w:bottom w:val="single" w:sz="6" w:space="1" w:color="1F497D"/>
-        </w:pBdr>
-      </w:pPr>
-    </w:p>
-    <w:p>
-      <w:pPr>
-        <w:spacing w:before="0" w:after="160"/>
-        <w:jc w:val="both"/>
+        <w:ind w:left="720" w:hanging="720"/>
       </w:pPr>
       <w:r>
-        <w:t>First and foremost, I am deeply thankful to God for imparting the wisdom, health, and fortitude needed to execute and complete this final year project.</w:t>
+        <w:rPr>
+          <w:rFonts w:ascii="Times New Roman" w:hAnsi="Times New Roman" w:eastAsia="Times New Roman"/>
+          <w:b w:val="0"/>
+          <w:i w:val="0"/>
+          <w:color w:val="000000"/>
+          <w:sz w:val="24"/>
+        </w:rPr>
+        <w:t>Gisin, N., Ribordy, G., Tittel, W., &amp; Zbinden, H. (2002). Quantum cryptography. Reviews of Modern Physics, 74(1), 145–195. https://doi.org/10.1103/RevModPhys.74.145</w:t>
       </w:r>
     </w:p>
     <w:p>
       <w:pPr>
-        <w:spacing w:before="0" w:after="160"/>
-        <w:jc w:val="both"/>
+        <w:ind w:left="720" w:hanging="720"/>
       </w:pPr>
       <w:r>
-        <w:t>I express my profound appreciation to my project supervisor, Dr. Peter Nimbe, for his invaluable technical oversight, insightful critiques, and unwavering support throughout the research and software engineering phases.</w:t>
+        <w:rPr>
+          <w:rFonts w:ascii="Times New Roman" w:hAnsi="Times New Roman" w:eastAsia="Times New Roman"/>
+          <w:b w:val="0"/>
+          <w:i w:val="0"/>
+          <w:color w:val="000000"/>
+          <w:sz w:val="24"/>
+        </w:rPr>
+        <w:t>Hyperledger Foundation. (2024). Hyperledger Besu documentation. https://besu.hyperledger.org</w:t>
       </w:r>
     </w:p>
     <w:p>
       <w:pPr>
-        <w:spacing w:before="0" w:after="160"/>
-        <w:jc w:val="both"/>
+        <w:ind w:left="720" w:hanging="720"/>
       </w:pPr>
       <w:r>
-        <w:t>I extend my gratitude to the academic faculty and technical staff of the Department of Computer Science and Informatics at UENR for providing academic guidance and laboratory infrastructure.</w:t>
+        <w:rPr>
+          <w:rFonts w:ascii="Times New Roman" w:hAnsi="Times New Roman" w:eastAsia="Times New Roman"/>
+          <w:b w:val="0"/>
+          <w:i w:val="0"/>
+          <w:color w:val="000000"/>
+          <w:sz w:val="24"/>
+        </w:rPr>
+        <w:t>Marlinspike, M., &amp; Perrin, T. (2016). The X3DH key agreement protocol. Signal Foundation. https://signal.org/docs/specifications/x3dh/</w:t>
       </w:r>
     </w:p>
     <w:p>
       <w:pPr>
-        <w:spacing w:before="0" w:after="160"/>
-        <w:jc w:val="both"/>
+        <w:ind w:left="720" w:hanging="720"/>
       </w:pPr>
       <w:r>
-        <w:t>Lastly, I am eternally grateful to my family, parents, and colleagues whose encouragement and patience sustained my academic journey.</w:t>
-      </w:r>
-    </w:p>
-    <w:p>
-      <w:r>
-        <w:br w:type="page"/>
+        <w:rPr>
+          <w:rFonts w:ascii="Times New Roman" w:hAnsi="Times New Roman" w:eastAsia="Times New Roman"/>
+          <w:b w:val="0"/>
+          <w:i w:val="0"/>
+          <w:color w:val="000000"/>
+          <w:sz w:val="24"/>
+        </w:rPr>
+        <w:t>Meta. (2023). WhatsApp encryption overview (Technical white paper). https://www.whatsapp.com/security/WhatsApp-Security-Whitepaper.pdf</w:t>
       </w:r>
     </w:p>
     <w:p>
       <w:pPr>
-        <w:spacing w:before="360" w:after="120"/>
-        <w:jc w:val="left"/>
+        <w:ind w:left="720" w:hanging="720"/>
       </w:pPr>
       <w:r>
         <w:rPr>
-          <w:rFonts w:ascii="Times New Roman" w:hAnsi="Times New Roman"/>
-          <w:b/>
+          <w:rFonts w:ascii="Times New Roman" w:hAnsi="Times New Roman" w:eastAsia="Times New Roman"/>
+          <w:b w:val="0"/>
           <w:i w:val="0"/>
-          <w:color w:val="003366"/>
-          <w:sz w:val="32"/>
+          <w:color w:val="000000"/>
+          <w:sz w:val="24"/>
         </w:rPr>
-        <w:t>ABSTRACT</w:t>
+        <w:t>Mozilla Developer Network. (2024). Web Crypto API. https://developer.mozilla.org/en-US/docs/Web/API/Web_Crypto_API</w:t>
       </w:r>
     </w:p>
     <w:p>
       <w:pPr>
-        <w:spacing w:before="40" w:after="40"/>
-        <w:pBdr>
-          <w:bottom w:val="single" w:sz="6" w:space="1" w:color="1F497D"/>
-        </w:pBdr>
-      </w:pPr>
-    </w:p>
-    <w:p>
-      <w:pPr>
-        <w:spacing w:before="0" w:after="160"/>
-        <w:jc w:val="both"/>
+        <w:ind w:left="720" w:hanging="720"/>
       </w:pPr>
       <w:r>
-        <w:t>Digital channels have become the primary vector for academic communications in higher education, yet standard tools lack cryptographic mechanisms to guarantee message integrity and prevent content tampering. Routine interactions—such as assignment submissions, mark inquiries, and department notices—flow through central databases vulnerable to administrative modifications and timestamp disputes. To resolve these security limitations, we developed and evaluated QChat: a hybrid Web2/Web3 institutional messaging system.</w:t>
+        <w:rPr>
+          <w:rFonts w:ascii="Times New Roman" w:hAnsi="Times New Roman" w:eastAsia="Times New Roman"/>
+          <w:b w:val="0"/>
+          <w:i w:val="0"/>
+          <w:color w:val="000000"/>
+          <w:sz w:val="24"/>
+        </w:rPr>
+        <w:t>Nakamoto, S. (2008). Bitcoin: A peer-to-peer electronic cash system. https://bitcoin.org/bitcoin.pdf</w:t>
       </w:r>
     </w:p>
     <w:p>
       <w:pPr>
-        <w:spacing w:before="0" w:after="160"/>
-        <w:jc w:val="both"/>
+        <w:ind w:left="720" w:hanging="720"/>
       </w:pPr>
       <w:r>
-        <w:t>The system implements a three-tier design: a React 19 single-page application frontend, a Convex reactive serverless backend managing WebSocket subscriptions and file storage, and a local Hyperledger Besu blockchain running QBFT zero-gas consensus. Client-side privacy is secured via browser-native Web Crypto APIs (RSA-OAEP 2048 and AES-GCM 256), while SHA-256 message digests and verified user roles anchor to a Solidity smart contract (MessageVerifier.sol). Additionally, a TypeScript BB84 simulation module models quantum key distribution principles to derive 256-bit session keys.</w:t>
+        <w:rPr>
+          <w:rFonts w:ascii="Times New Roman" w:hAnsi="Times New Roman" w:eastAsia="Times New Roman"/>
+          <w:b w:val="0"/>
+          <w:i w:val="0"/>
+          <w:color w:val="000000"/>
+          <w:sz w:val="24"/>
+        </w:rPr>
+        <w:t>National Institute of Standards and Technology. (2001). Announcing the Advanced Encryption Standard (AES) (FIPS PUB 197). https://doi.org/10.6028/NIST.FIPS.197</w:t>
       </w:r>
     </w:p>
     <w:p>
       <w:pPr>
-        <w:spacing w:before="0" w:after="160"/>
-        <w:jc w:val="both"/>
+        <w:ind w:left="720" w:hanging="720"/>
       </w:pPr>
       <w:r>
-        <w:t>Empirical evaluations verified sub-50ms message synchronization (48 ms), rapid client-side encryption (2.1 ms), instant BB84 key simulation (12 ms), and local blockchain finality (380 ms), achieving a 100% completion rate across User Acceptance Testing scenarios. QChat provides a robust reference implementation for secure higher education communication.</w:t>
-      </w:r>
-    </w:p>
-    <w:p>
-      <w:r>
-        <w:br w:type="page"/>
+        <w:rPr>
+          <w:rFonts w:ascii="Times New Roman" w:hAnsi="Times New Roman" w:eastAsia="Times New Roman"/>
+          <w:b w:val="0"/>
+          <w:i w:val="0"/>
+          <w:color w:val="000000"/>
+          <w:sz w:val="24"/>
+        </w:rPr>
+        <w:t>Nielsen, M. A., &amp; Chuang, I. L. (2010). Quantum computation and quantum information (10th anniversary ed.). Cambridge University Press.</w:t>
       </w:r>
     </w:p>
     <w:p>
       <w:pPr>
-        <w:spacing w:before="360" w:after="120"/>
-        <w:jc w:val="left"/>
+        <w:ind w:left="720" w:hanging="720"/>
       </w:pPr>
       <w:r>
         <w:rPr>
-          <w:rFonts w:ascii="Times New Roman" w:hAnsi="Times New Roman"/>
-          <w:b/>
+          <w:rFonts w:ascii="Times New Roman" w:hAnsi="Times New Roman" w:eastAsia="Times New Roman"/>
+          <w:b w:val="0"/>
           <w:i w:val="0"/>
-          <w:color w:val="003366"/>
-          <w:sz w:val="32"/>
+          <w:color w:val="000000"/>
+          <w:sz w:val="24"/>
         </w:rPr>
-        <w:t>TABLE OF CONTENTS</w:t>
+        <w:t>Rivest, R. L., Shamir, A., &amp; Adleman, L. (1978). A method for obtaining digital signatures and public-key cryptosystems. Communications of the ACM, 21(2), 120–126. https://doi.org/10.1145/359340.359342</w:t>
       </w:r>
     </w:p>
     <w:p>
       <w:pPr>
-        <w:spacing w:before="40" w:after="40"/>
-        <w:pBdr>
-          <w:bottom w:val="single" w:sz="6" w:space="1" w:color="1F497D"/>
-        </w:pBdr>
+        <w:ind w:left="720" w:hanging="720"/>
       </w:pPr>
-    </w:p>
-    <w:tbl>
-      <w:tblPr>
-        <w:tblStyle w:val="TableGrid"/>
-        <w:tblW w:type="auto" w:w="0"/>
-        <w:jc w:val="center"/>
-        <w:tblLook w:firstColumn="1" w:firstRow="1" w:lastColumn="0" w:lastRow="0" w:noHBand="0" w:noVBand="1" w:val="04A0"/>
-      </w:tblPr>
-      <w:tblGrid>
-        <w:gridCol w:w="4680"/>
-        <w:gridCol w:w="4680"/>
-      </w:tblGrid>
-      <w:tr>
-        <w:tc>
-          <w:tcPr>
-            <w:tcW w:type="dxa" w:w="2880"/>
-            <w:vAlign w:val="center"/>
-            <w:shd w:val="clear" w:color="auto" w:fill="1F497D"/>
-          </w:tcPr>
-          <w:p>
-            <w:pPr>
-              <w:jc w:val="center"/>
-            </w:pPr>
-            <w:r>
-              <w:rPr>
-                <w:rFonts w:ascii="Times New Roman" w:hAnsi="Times New Roman"/>
-                <w:b/>
-                <w:i w:val="0"/>
-                <w:color w:val="FFFFFF"/>
-                <w:sz w:val="20"/>
-              </w:rPr>
-              <w:t>Section / Chapter</w:t>
-            </w:r>
-          </w:p>
-        </w:tc>
-        <w:tc>
-          <w:tcPr>
-            <w:tcW w:type="dxa" w:w="6480"/>
-            <w:vAlign w:val="center"/>
-            <w:shd w:val="clear" w:color="auto" w:fill="1F497D"/>
-          </w:tcPr>
-          <w:p>
-            <w:pPr>
-              <w:jc w:val="center"/>
-            </w:pPr>
-            <w:r>
-              <w:rPr>
-                <w:rFonts w:ascii="Times New Roman" w:hAnsi="Times New Roman"/>
-                <w:b/>
-                <w:i w:val="0"/>
-                <w:color w:val="FFFFFF"/>
-                <w:sz w:val="20"/>
-              </w:rPr>
-              <w:t>Title / Description</w:t>
-            </w:r>
-          </w:p>
-        </w:tc>
-      </w:tr>
-      <w:tr>
-        <w:tc>
-          <w:tcPr>
-            <w:tcW w:type="dxa" w:w="2880"/>
-            <w:vAlign w:val="center"/>
-            <w:shd w:val="clear" w:color="auto" w:fill="F2F6FC"/>
-          </w:tcPr>
-          <w:p>
-            <w:pPr>
-              <w:jc w:val="left"/>
-            </w:pPr>
-            <w:r>
-              <w:rPr>
-                <w:rFonts w:ascii="Times New Roman" w:hAnsi="Times New Roman"/>
-                <w:b w:val="0"/>
-                <w:i w:val="0"/>
-                <w:sz w:val="20"/>
-              </w:rPr>
-              <w:t>Preliminary Pages</w:t>
-            </w:r>
-          </w:p>
-        </w:tc>
-        <w:tc>
-          <w:tcPr>
-            <w:tcW w:type="dxa" w:w="6480"/>
-            <w:vAlign w:val="center"/>
-            <w:shd w:val="clear" w:color="auto" w:fill="F2F6FC"/>
-          </w:tcPr>
-          <w:p>
-            <w:pPr>
-              <w:jc w:val="left"/>
-            </w:pPr>
-            <w:r>
-              <w:rPr>
-                <w:rFonts w:ascii="Times New Roman" w:hAnsi="Times New Roman"/>
-                <w:b w:val="0"/>
-                <w:i w:val="0"/>
-                <w:sz w:val="20"/>
-              </w:rPr>
-              <w:t>Title Page, Declaration, Certification, Acknowledgements, Abstract, Table of Contents, Lists</w:t>
-            </w:r>
-          </w:p>
-        </w:tc>
-      </w:tr>
-      <w:tr>
-        <w:tc>
-          <w:tcPr>
-            <w:tcW w:type="dxa" w:w="2880"/>
-            <w:vAlign w:val="center"/>
-            <w:shd w:val="clear" w:color="auto" w:fill="FFFFFF"/>
-          </w:tcPr>
-          <w:p>
-            <w:pPr>
-              <w:jc w:val="left"/>
-            </w:pPr>
-            <w:r>
-              <w:rPr>
-                <w:rFonts w:ascii="Times New Roman" w:hAnsi="Times New Roman"/>
-                <w:b w:val="0"/>
-                <w:i w:val="0"/>
-                <w:sz w:val="20"/>
-              </w:rPr>
-              <w:t>Chapter 1</w:t>
-            </w:r>
-          </w:p>
-        </w:tc>
-        <w:tc>
-          <w:tcPr>
-            <w:tcW w:type="dxa" w:w="6480"/>
-            <w:vAlign w:val="center"/>
-            <w:shd w:val="clear" w:color="auto" w:fill="FFFFFF"/>
-          </w:tcPr>
-          <w:p>
-            <w:pPr>
-              <w:jc w:val="left"/>
-            </w:pPr>
-            <w:r>
-              <w:rPr>
-                <w:rFonts w:ascii="Times New Roman" w:hAnsi="Times New Roman"/>
-                <w:b w:val="0"/>
-                <w:i w:val="0"/>
-                <w:sz w:val="20"/>
-              </w:rPr>
-              <w:t>Introduction (Background, Problem Statement, Aim &amp; Objectives, Significance, Scope &amp; Limitations)</w:t>
-            </w:r>
-          </w:p>
-        </w:tc>
-      </w:tr>
-      <w:tr>
-        <w:tc>
-          <w:tcPr>
-            <w:tcW w:type="dxa" w:w="2880"/>
-            <w:vAlign w:val="center"/>
-            <w:shd w:val="clear" w:color="auto" w:fill="F2F6FC"/>
-          </w:tcPr>
-          <w:p>
-            <w:pPr>
-              <w:jc w:val="left"/>
-            </w:pPr>
-            <w:r>
-              <w:rPr>
-                <w:rFonts w:ascii="Times New Roman" w:hAnsi="Times New Roman"/>
-                <w:b w:val="0"/>
-                <w:i w:val="0"/>
-                <w:sz w:val="20"/>
-              </w:rPr>
-              <w:t>Chapter 2</w:t>
-            </w:r>
-          </w:p>
-        </w:tc>
-        <w:tc>
-          <w:tcPr>
-            <w:tcW w:type="dxa" w:w="6480"/>
-            <w:vAlign w:val="center"/>
-            <w:shd w:val="clear" w:color="auto" w:fill="F2F6FC"/>
-          </w:tcPr>
-          <w:p>
-            <w:pPr>
-              <w:jc w:val="left"/>
-            </w:pPr>
-            <w:r>
-              <w:rPr>
-                <w:rFonts w:ascii="Times New Roman" w:hAnsi="Times New Roman"/>
-                <w:b w:val="0"/>
-                <w:i w:val="0"/>
-                <w:sz w:val="20"/>
-              </w:rPr>
-              <w:t>Literature Review (Conceptual Review, Theoretical Framework, Related Work Evaluation, Gap Analysis)</w:t>
-            </w:r>
-          </w:p>
-        </w:tc>
-      </w:tr>
-      <w:tr>
-        <w:tc>
-          <w:tcPr>
-            <w:tcW w:type="dxa" w:w="2880"/>
-            <w:vAlign w:val="center"/>
-            <w:shd w:val="clear" w:color="auto" w:fill="FFFFFF"/>
-          </w:tcPr>
-          <w:p>
-            <w:pPr>
-              <w:jc w:val="left"/>
-            </w:pPr>
-            <w:r>
-              <w:rPr>
-                <w:rFonts w:ascii="Times New Roman" w:hAnsi="Times New Roman"/>
-                <w:b w:val="0"/>
-                <w:i w:val="0"/>
-                <w:sz w:val="20"/>
-              </w:rPr>
-              <w:t>Chapter 3</w:t>
-            </w:r>
-          </w:p>
-        </w:tc>
-        <w:tc>
-          <w:tcPr>
-            <w:tcW w:type="dxa" w:w="6480"/>
-            <w:vAlign w:val="center"/>
-            <w:shd w:val="clear" w:color="auto" w:fill="FFFFFF"/>
-          </w:tcPr>
-          <w:p>
-            <w:pPr>
-              <w:jc w:val="left"/>
-            </w:pPr>
-            <w:r>
-              <w:rPr>
-                <w:rFonts w:ascii="Times New Roman" w:hAnsi="Times New Roman"/>
-                <w:b w:val="0"/>
-                <w:i w:val="0"/>
-                <w:sz w:val="20"/>
-              </w:rPr>
-              <w:t>Methodology &amp; System Design (Agile Phases, System Architecture, Convex Schema, Web Crypto, BB84, Besu Contract, DFDs, Threat Model)</w:t>
-            </w:r>
-          </w:p>
-        </w:tc>
-      </w:tr>
-      <w:tr>
-        <w:tc>
-          <w:tcPr>
-            <w:tcW w:type="dxa" w:w="2880"/>
-            <w:vAlign w:val="center"/>
-            <w:shd w:val="clear" w:color="auto" w:fill="F2F6FC"/>
-          </w:tcPr>
-          <w:p>
-            <w:pPr>
-              <w:jc w:val="left"/>
-            </w:pPr>
-            <w:r>
-              <w:rPr>
-                <w:rFonts w:ascii="Times New Roman" w:hAnsi="Times New Roman"/>
-                <w:b w:val="0"/>
-                <w:i w:val="0"/>
-                <w:sz w:val="20"/>
-              </w:rPr>
-              <w:t>Chapter 4</w:t>
-            </w:r>
-          </w:p>
-        </w:tc>
-        <w:tc>
-          <w:tcPr>
-            <w:tcW w:type="dxa" w:w="6480"/>
-            <w:vAlign w:val="center"/>
-            <w:shd w:val="clear" w:color="auto" w:fill="F2F6FC"/>
-          </w:tcPr>
-          <w:p>
-            <w:pPr>
-              <w:jc w:val="left"/>
-            </w:pPr>
-            <w:r>
-              <w:rPr>
-                <w:rFonts w:ascii="Times New Roman" w:hAnsi="Times New Roman"/>
-                <w:b w:val="0"/>
-                <w:i w:val="0"/>
-                <w:sz w:val="20"/>
-              </w:rPr>
-              <w:t>Implementation, Testing &amp; Results (Environment, Code Listings, Smart Contract, BB84 Module, Unit/UAT Testing, Performance Results)</w:t>
-            </w:r>
-          </w:p>
-        </w:tc>
-      </w:tr>
-      <w:tr>
-        <w:tc>
-          <w:tcPr>
-            <w:tcW w:type="dxa" w:w="2880"/>
-            <w:vAlign w:val="center"/>
-            <w:shd w:val="clear" w:color="auto" w:fill="FFFFFF"/>
-          </w:tcPr>
-          <w:p>
-            <w:pPr>
-              <w:jc w:val="left"/>
-            </w:pPr>
-            <w:r>
-              <w:rPr>
-                <w:rFonts w:ascii="Times New Roman" w:hAnsi="Times New Roman"/>
-                <w:b w:val="0"/>
-                <w:i w:val="0"/>
-                <w:sz w:val="20"/>
-              </w:rPr>
-              <w:t>Chapter 5</w:t>
-            </w:r>
-          </w:p>
-        </w:tc>
-        <w:tc>
-          <w:tcPr>
-            <w:tcW w:type="dxa" w:w="6480"/>
-            <w:vAlign w:val="center"/>
-            <w:shd w:val="clear" w:color="auto" w:fill="FFFFFF"/>
-          </w:tcPr>
-          <w:p>
-            <w:pPr>
-              <w:jc w:val="left"/>
-            </w:pPr>
-            <w:r>
-              <w:rPr>
-                <w:rFonts w:ascii="Times New Roman" w:hAnsi="Times New Roman"/>
-                <w:b w:val="0"/>
-                <w:i w:val="0"/>
-                <w:sz w:val="20"/>
-              </w:rPr>
-              <w:t>Conclusion &amp; Recommendations (Summary of Study, Objective Fulfillment Verdict, Technical Recommendations)</w:t>
-            </w:r>
-          </w:p>
-        </w:tc>
-      </w:tr>
-      <w:tr>
-        <w:tc>
-          <w:tcPr>
-            <w:tcW w:type="dxa" w:w="2880"/>
-            <w:vAlign w:val="center"/>
-            <w:shd w:val="clear" w:color="auto" w:fill="F2F6FC"/>
-          </w:tcPr>
-          <w:p>
-            <w:pPr>
-              <w:jc w:val="left"/>
-            </w:pPr>
-            <w:r>
-              <w:rPr>
-                <w:rFonts w:ascii="Times New Roman" w:hAnsi="Times New Roman"/>
-                <w:b w:val="0"/>
-                <w:i w:val="0"/>
-                <w:sz w:val="20"/>
-              </w:rPr>
-              <w:t>End Matter</w:t>
-            </w:r>
-          </w:p>
-        </w:tc>
-        <w:tc>
-          <w:tcPr>
-            <w:tcW w:type="dxa" w:w="6480"/>
-            <w:vAlign w:val="center"/>
-            <w:shd w:val="clear" w:color="auto" w:fill="F2F6FC"/>
-          </w:tcPr>
-          <w:p>
-            <w:pPr>
-              <w:jc w:val="left"/>
-            </w:pPr>
-            <w:r>
-              <w:rPr>
-                <w:rFonts w:ascii="Times New Roman" w:hAnsi="Times New Roman"/>
-                <w:b w:val="0"/>
-                <w:i w:val="0"/>
-                <w:sz w:val="20"/>
-              </w:rPr>
-              <w:t>References (APA 7th), Appendix A (System Code), Appendix B (Smart Contract), Appendix C (BB84 Code), Appendix D (UAT Form), Appendix E (Gantt Chart)</w:t>
-            </w:r>
-          </w:p>
-        </w:tc>
-      </w:tr>
-    </w:tbl>
-    <w:p>
       <w:r>
-        <w:br w:type="page"/>
+        <w:rPr>
+          <w:rFonts w:ascii="Times New Roman" w:hAnsi="Times New Roman" w:eastAsia="Times New Roman"/>
+          <w:b w:val="0"/>
+          <w:i w:val="0"/>
+          <w:color w:val="000000"/>
+          <w:sz w:val="24"/>
+        </w:rPr>
+        <w:t>Scarani, V., Bechmann-Pasquinucci, H., Cerf, N. J., Dušek, M., Lütkenhaus, N., &amp; Peev, M. (2009). The security of practical quantum key distribution. Reviews of Modern Physics, 81(3), 1301–1350. https://doi.org/10.1103/RevModPhys.81.1301</w:t>
       </w:r>
     </w:p>
     <w:p>
       <w:pPr>
-        <w:spacing w:before="360" w:after="120"/>
-        <w:jc w:val="left"/>
+        <w:ind w:left="720" w:hanging="720"/>
       </w:pPr>
       <w:r>
         <w:rPr>
-          <w:rFonts w:ascii="Times New Roman" w:hAnsi="Times New Roman"/>
-          <w:b/>
+          <w:rFonts w:ascii="Times New Roman" w:hAnsi="Times New Roman" w:eastAsia="Times New Roman"/>
+          <w:b w:val="0"/>
           <w:i w:val="0"/>
-          <w:color w:val="003366"/>
-          <w:sz w:val="32"/>
+          <w:color w:val="000000"/>
+          <w:sz w:val="24"/>
         </w:rPr>
-        <w:t>LIST OF TABLES</w:t>
+        <w:t>Shor, P. W. (1994). Algorithms for quantum computation: Discrete logarithms and factoring. In Proceedings of the 35th Annual Symposium on Foundations of Computer Science (pp. 124–134). IEEE. https://doi.org/10.1109/SFCS.1994.365700</w:t>
       </w:r>
     </w:p>
     <w:p>
       <w:pPr>
-        <w:spacing w:before="40" w:after="40"/>
-        <w:pBdr>
-          <w:bottom w:val="single" w:sz="6" w:space="1" w:color="1F497D"/>
-        </w:pBdr>
+        <w:ind w:left="720" w:hanging="720"/>
       </w:pPr>
-    </w:p>
-    <w:tbl>
-      <w:tblPr>
-        <w:tblStyle w:val="TableGrid"/>
-        <w:tblW w:type="auto" w:w="0"/>
-        <w:jc w:val="center"/>
-        <w:tblLook w:firstColumn="1" w:firstRow="1" w:lastColumn="0" w:lastRow="0" w:noHBand="0" w:noVBand="1" w:val="04A0"/>
-      </w:tblPr>
-      <w:tblGrid>
-        <w:gridCol w:w="3120"/>
-        <w:gridCol w:w="3120"/>
-        <w:gridCol w:w="3120"/>
-      </w:tblGrid>
-      <w:tr>
-        <w:tc>
-          <w:tcPr>
-            <w:tcW w:type="dxa" w:w="1728"/>
-            <w:vAlign w:val="center"/>
-            <w:shd w:val="clear" w:color="auto" w:fill="1F497D"/>
-          </w:tcPr>
-          <w:p>
-            <w:pPr>
-              <w:jc w:val="center"/>
-            </w:pPr>
-            <w:r>
-              <w:rPr>
-                <w:rFonts w:ascii="Times New Roman" w:hAnsi="Times New Roman"/>
-                <w:b/>
-                <w:i w:val="0"/>
-                <w:color w:val="FFFFFF"/>
-                <w:sz w:val="20"/>
-              </w:rPr>
-              <w:t>Table ID</w:t>
-            </w:r>
-          </w:p>
-        </w:tc>
-        <w:tc>
-          <w:tcPr>
-            <w:tcW w:type="dxa" w:w="5904"/>
-            <w:vAlign w:val="center"/>
-            <w:shd w:val="clear" w:color="auto" w:fill="1F497D"/>
-          </w:tcPr>
-          <w:p>
-            <w:pPr>
-              <w:jc w:val="center"/>
-            </w:pPr>
-            <w:r>
-              <w:rPr>
-                <w:rFonts w:ascii="Times New Roman" w:hAnsi="Times New Roman"/>
-                <w:b/>
-                <w:i w:val="0"/>
-                <w:color w:val="FFFFFF"/>
-                <w:sz w:val="20"/>
-              </w:rPr>
-              <w:t>Table Title</w:t>
-            </w:r>
-          </w:p>
-        </w:tc>
-        <w:tc>
-          <w:tcPr>
-            <w:tcW w:type="dxa" w:w="1728"/>
-            <w:vAlign w:val="center"/>
-            <w:shd w:val="clear" w:color="auto" w:fill="1F497D"/>
-          </w:tcPr>
-          <w:p>
-            <w:pPr>
-              <w:jc w:val="center"/>
-            </w:pPr>
-            <w:r>
-              <w:rPr>
-                <w:rFonts w:ascii="Times New Roman" w:hAnsi="Times New Roman"/>
-                <w:b/>
-                <w:i w:val="0"/>
-                <w:color w:val="FFFFFF"/>
-                <w:sz w:val="20"/>
-              </w:rPr>
-              <w:t>Location</w:t>
-            </w:r>
-          </w:p>
-        </w:tc>
-      </w:tr>
-      <w:tr>
-        <w:tc>
-          <w:tcPr>
-            <w:tcW w:type="dxa" w:w="1728"/>
-            <w:vAlign w:val="center"/>
-            <w:shd w:val="clear" w:color="auto" w:fill="F2F6FC"/>
-          </w:tcPr>
-          <w:p>
-            <w:pPr>
-              <w:jc w:val="left"/>
-            </w:pPr>
-            <w:r>
-              <w:rPr>
-                <w:rFonts w:ascii="Times New Roman" w:hAnsi="Times New Roman"/>
-                <w:b w:val="0"/>
-                <w:i w:val="0"/>
-                <w:sz w:val="20"/>
-              </w:rPr>
-              <w:t>Table 2.1</w:t>
-            </w:r>
-          </w:p>
-        </w:tc>
-        <w:tc>
-          <w:tcPr>
-            <w:tcW w:type="dxa" w:w="5904"/>
-            <w:vAlign w:val="center"/>
-            <w:shd w:val="clear" w:color="auto" w:fill="F2F6FC"/>
-          </w:tcPr>
-          <w:p>
-            <w:pPr>
-              <w:jc w:val="left"/>
-            </w:pPr>
-            <w:r>
-              <w:rPr>
-                <w:rFonts w:ascii="Times New Roman" w:hAnsi="Times New Roman"/>
-                <w:b w:val="0"/>
-                <w:i w:val="0"/>
-                <w:sz w:val="20"/>
-              </w:rPr>
-              <w:t>Comparative Analysis of Related Communication Software and QChat</w:t>
-            </w:r>
-          </w:p>
-        </w:tc>
-        <w:tc>
-          <w:tcPr>
-            <w:tcW w:type="dxa" w:w="1728"/>
-            <w:vAlign w:val="center"/>
-            <w:shd w:val="clear" w:color="auto" w:fill="F2F6FC"/>
-          </w:tcPr>
-          <w:p>
-            <w:pPr>
-              <w:jc w:val="left"/>
-            </w:pPr>
-            <w:r>
-              <w:rPr>
-                <w:rFonts w:ascii="Times New Roman" w:hAnsi="Times New Roman"/>
-                <w:b w:val="0"/>
-                <w:i w:val="0"/>
-                <w:sz w:val="20"/>
-              </w:rPr>
-              <w:t>Chapter 2, Section 2.3</w:t>
-            </w:r>
-          </w:p>
-        </w:tc>
-      </w:tr>
-      <w:tr>
-        <w:tc>
-          <w:tcPr>
-            <w:tcW w:type="dxa" w:w="1728"/>
-            <w:vAlign w:val="center"/>
-            <w:shd w:val="clear" w:color="auto" w:fill="FFFFFF"/>
-          </w:tcPr>
-          <w:p>
-            <w:pPr>
-              <w:jc w:val="left"/>
-            </w:pPr>
-            <w:r>
-              <w:rPr>
-                <w:rFonts w:ascii="Times New Roman" w:hAnsi="Times New Roman"/>
-                <w:b w:val="0"/>
-                <w:i w:val="0"/>
-                <w:sz w:val="20"/>
-              </w:rPr>
-              <w:t>Table 3.1</w:t>
-            </w:r>
-          </w:p>
-        </w:tc>
-        <w:tc>
-          <w:tcPr>
-            <w:tcW w:type="dxa" w:w="5904"/>
-            <w:vAlign w:val="center"/>
-            <w:shd w:val="clear" w:color="auto" w:fill="FFFFFF"/>
-          </w:tcPr>
-          <w:p>
-            <w:pPr>
-              <w:jc w:val="left"/>
-            </w:pPr>
-            <w:r>
-              <w:rPr>
-                <w:rFonts w:ascii="Times New Roman" w:hAnsi="Times New Roman"/>
-                <w:b w:val="0"/>
-                <w:i w:val="0"/>
-                <w:sz w:val="20"/>
-              </w:rPr>
-              <w:t>Three-Tier Hybrid Architecture Responsibility Matrix</w:t>
-            </w:r>
-          </w:p>
-        </w:tc>
-        <w:tc>
-          <w:tcPr>
-            <w:tcW w:type="dxa" w:w="1728"/>
-            <w:vAlign w:val="center"/>
-            <w:shd w:val="clear" w:color="auto" w:fill="FFFFFF"/>
-          </w:tcPr>
-          <w:p>
-            <w:pPr>
-              <w:jc w:val="left"/>
-            </w:pPr>
-            <w:r>
-              <w:rPr>
-                <w:rFonts w:ascii="Times New Roman" w:hAnsi="Times New Roman"/>
-                <w:b w:val="0"/>
-                <w:i w:val="0"/>
-                <w:sz w:val="20"/>
-              </w:rPr>
-              <w:t>Chapter 3, Section 3.2</w:t>
-            </w:r>
-          </w:p>
-        </w:tc>
-      </w:tr>
-      <w:tr>
-        <w:tc>
-          <w:tcPr>
-            <w:tcW w:type="dxa" w:w="1728"/>
-            <w:vAlign w:val="center"/>
-            <w:shd w:val="clear" w:color="auto" w:fill="F2F6FC"/>
-          </w:tcPr>
-          <w:p>
-            <w:pPr>
-              <w:jc w:val="left"/>
-            </w:pPr>
-            <w:r>
-              <w:rPr>
-                <w:rFonts w:ascii="Times New Roman" w:hAnsi="Times New Roman"/>
-                <w:b w:val="0"/>
-                <w:i w:val="0"/>
-                <w:sz w:val="20"/>
-              </w:rPr>
-              <w:t>Table 3.2</w:t>
-            </w:r>
-          </w:p>
-        </w:tc>
-        <w:tc>
-          <w:tcPr>
-            <w:tcW w:type="dxa" w:w="5904"/>
-            <w:vAlign w:val="center"/>
-            <w:shd w:val="clear" w:color="auto" w:fill="F2F6FC"/>
-          </w:tcPr>
-          <w:p>
-            <w:pPr>
-              <w:jc w:val="left"/>
-            </w:pPr>
-            <w:r>
-              <w:rPr>
-                <w:rFonts w:ascii="Times New Roman" w:hAnsi="Times New Roman"/>
-                <w:b w:val="0"/>
-                <w:i w:val="0"/>
-                <w:sz w:val="20"/>
-              </w:rPr>
-              <w:t>Convex Relational Database Schema and Indexing Summary</w:t>
-            </w:r>
-          </w:p>
-        </w:tc>
-        <w:tc>
-          <w:tcPr>
-            <w:tcW w:type="dxa" w:w="1728"/>
-            <w:vAlign w:val="center"/>
-            <w:shd w:val="clear" w:color="auto" w:fill="F2F6FC"/>
-          </w:tcPr>
-          <w:p>
-            <w:pPr>
-              <w:jc w:val="left"/>
-            </w:pPr>
-            <w:r>
-              <w:rPr>
-                <w:rFonts w:ascii="Times New Roman" w:hAnsi="Times New Roman"/>
-                <w:b w:val="0"/>
-                <w:i w:val="0"/>
-                <w:sz w:val="20"/>
-              </w:rPr>
-              <w:t>Chapter 3, Section 3.3</w:t>
-            </w:r>
-          </w:p>
-        </w:tc>
-      </w:tr>
-      <w:tr>
-        <w:tc>
-          <w:tcPr>
-            <w:tcW w:type="dxa" w:w="1728"/>
-            <w:vAlign w:val="center"/>
-            <w:shd w:val="clear" w:color="auto" w:fill="FFFFFF"/>
-          </w:tcPr>
-          <w:p>
-            <w:pPr>
-              <w:jc w:val="left"/>
-            </w:pPr>
-            <w:r>
-              <w:rPr>
-                <w:rFonts w:ascii="Times New Roman" w:hAnsi="Times New Roman"/>
-                <w:b w:val="0"/>
-                <w:i w:val="0"/>
-                <w:sz w:val="20"/>
-              </w:rPr>
-              <w:t>Table 3.3</w:t>
-            </w:r>
-          </w:p>
-        </w:tc>
-        <w:tc>
-          <w:tcPr>
-            <w:tcW w:type="dxa" w:w="5904"/>
-            <w:vAlign w:val="center"/>
-            <w:shd w:val="clear" w:color="auto" w:fill="FFFFFF"/>
-          </w:tcPr>
-          <w:p>
-            <w:pPr>
-              <w:jc w:val="left"/>
-            </w:pPr>
-            <w:r>
-              <w:rPr>
-                <w:rFonts w:ascii="Times New Roman" w:hAnsi="Times New Roman"/>
-                <w:b w:val="0"/>
-                <w:i w:val="0"/>
-                <w:sz w:val="20"/>
-              </w:rPr>
-              <w:t>Structured Threat Model Category and Countermeasure Matrix</w:t>
-            </w:r>
-          </w:p>
-        </w:tc>
-        <w:tc>
-          <w:tcPr>
-            <w:tcW w:type="dxa" w:w="1728"/>
-            <w:vAlign w:val="center"/>
-            <w:shd w:val="clear" w:color="auto" w:fill="FFFFFF"/>
-          </w:tcPr>
-          <w:p>
-            <w:pPr>
-              <w:jc w:val="left"/>
-            </w:pPr>
-            <w:r>
-              <w:rPr>
-                <w:rFonts w:ascii="Times New Roman" w:hAnsi="Times New Roman"/>
-                <w:b w:val="0"/>
-                <w:i w:val="0"/>
-                <w:sz w:val="20"/>
-              </w:rPr>
-              <w:t>Chapter 3, Section 3.9</w:t>
-            </w:r>
-          </w:p>
-        </w:tc>
-      </w:tr>
-      <w:tr>
-        <w:tc>
-          <w:tcPr>
-            <w:tcW w:type="dxa" w:w="1728"/>
-            <w:vAlign w:val="center"/>
-            <w:shd w:val="clear" w:color="auto" w:fill="F2F6FC"/>
-          </w:tcPr>
-          <w:p>
-            <w:pPr>
-              <w:jc w:val="left"/>
-            </w:pPr>
-            <w:r>
-              <w:rPr>
-                <w:rFonts w:ascii="Times New Roman" w:hAnsi="Times New Roman"/>
-                <w:b w:val="0"/>
-                <w:i w:val="0"/>
-                <w:sz w:val="20"/>
-              </w:rPr>
-              <w:t>Table 4.1</w:t>
-            </w:r>
-          </w:p>
-        </w:tc>
-        <w:tc>
-          <w:tcPr>
-            <w:tcW w:type="dxa" w:w="5904"/>
-            <w:vAlign w:val="center"/>
-            <w:shd w:val="clear" w:color="auto" w:fill="F2F6FC"/>
-          </w:tcPr>
-          <w:p>
-            <w:pPr>
-              <w:jc w:val="left"/>
-            </w:pPr>
-            <w:r>
-              <w:rPr>
-                <w:rFonts w:ascii="Times New Roman" w:hAnsi="Times New Roman"/>
-                <w:b w:val="0"/>
-                <w:i w:val="0"/>
-                <w:sz w:val="20"/>
-              </w:rPr>
-              <w:t>Local Software Stack and Tooling Environment Configurations</w:t>
-            </w:r>
-          </w:p>
-        </w:tc>
-        <w:tc>
-          <w:tcPr>
-            <w:tcW w:type="dxa" w:w="1728"/>
-            <w:vAlign w:val="center"/>
-            <w:shd w:val="clear" w:color="auto" w:fill="F2F6FC"/>
-          </w:tcPr>
-          <w:p>
-            <w:pPr>
-              <w:jc w:val="left"/>
-            </w:pPr>
-            <w:r>
-              <w:rPr>
-                <w:rFonts w:ascii="Times New Roman" w:hAnsi="Times New Roman"/>
-                <w:b w:val="0"/>
-                <w:i w:val="0"/>
-                <w:sz w:val="20"/>
-              </w:rPr>
-              <w:t>Chapter 4, Section 4.1</w:t>
-            </w:r>
-          </w:p>
-        </w:tc>
-      </w:tr>
-      <w:tr>
-        <w:tc>
-          <w:tcPr>
-            <w:tcW w:type="dxa" w:w="1728"/>
-            <w:vAlign w:val="center"/>
-            <w:shd w:val="clear" w:color="auto" w:fill="FFFFFF"/>
-          </w:tcPr>
-          <w:p>
-            <w:pPr>
-              <w:jc w:val="left"/>
-            </w:pPr>
-            <w:r>
-              <w:rPr>
-                <w:rFonts w:ascii="Times New Roman" w:hAnsi="Times New Roman"/>
-                <w:b w:val="0"/>
-                <w:i w:val="0"/>
-                <w:sz w:val="20"/>
-              </w:rPr>
-              <w:t>Table 4.2</w:t>
-            </w:r>
-          </w:p>
-        </w:tc>
-        <w:tc>
-          <w:tcPr>
-            <w:tcW w:type="dxa" w:w="5904"/>
-            <w:vAlign w:val="center"/>
-            <w:shd w:val="clear" w:color="auto" w:fill="FFFFFF"/>
-          </w:tcPr>
-          <w:p>
-            <w:pPr>
-              <w:jc w:val="left"/>
-            </w:pPr>
-            <w:r>
-              <w:rPr>
-                <w:rFonts w:ascii="Times New Roman" w:hAnsi="Times New Roman"/>
-                <w:b w:val="0"/>
-                <w:i w:val="0"/>
-                <w:sz w:val="20"/>
-              </w:rPr>
-              <w:t>Unit Testing Results for Cryptographic and Blockchain Functions</w:t>
-            </w:r>
-          </w:p>
-        </w:tc>
-        <w:tc>
-          <w:tcPr>
-            <w:tcW w:type="dxa" w:w="1728"/>
-            <w:vAlign w:val="center"/>
-            <w:shd w:val="clear" w:color="auto" w:fill="FFFFFF"/>
-          </w:tcPr>
-          <w:p>
-            <w:pPr>
-              <w:jc w:val="left"/>
-            </w:pPr>
-            <w:r>
-              <w:rPr>
-                <w:rFonts w:ascii="Times New Roman" w:hAnsi="Times New Roman"/>
-                <w:b w:val="0"/>
-                <w:i w:val="0"/>
-                <w:sz w:val="20"/>
-              </w:rPr>
-              <w:t>Chapter 4, Section 4.6.1</w:t>
-            </w:r>
-          </w:p>
-        </w:tc>
-      </w:tr>
-      <w:tr>
-        <w:tc>
-          <w:tcPr>
-            <w:tcW w:type="dxa" w:w="1728"/>
-            <w:vAlign w:val="center"/>
-            <w:shd w:val="clear" w:color="auto" w:fill="F2F6FC"/>
-          </w:tcPr>
-          <w:p>
-            <w:pPr>
-              <w:jc w:val="left"/>
-            </w:pPr>
-            <w:r>
-              <w:rPr>
-                <w:rFonts w:ascii="Times New Roman" w:hAnsi="Times New Roman"/>
-                <w:b w:val="0"/>
-                <w:i w:val="0"/>
-                <w:sz w:val="20"/>
-              </w:rPr>
-              <w:t>Table 4.3</w:t>
-            </w:r>
-          </w:p>
-        </w:tc>
-        <w:tc>
-          <w:tcPr>
-            <w:tcW w:type="dxa" w:w="5904"/>
-            <w:vAlign w:val="center"/>
-            <w:shd w:val="clear" w:color="auto" w:fill="F2F6FC"/>
-          </w:tcPr>
-          <w:p>
-            <w:pPr>
-              <w:jc w:val="left"/>
-            </w:pPr>
-            <w:r>
-              <w:rPr>
-                <w:rFonts w:ascii="Times New Roman" w:hAnsi="Times New Roman"/>
-                <w:b w:val="0"/>
-                <w:i w:val="0"/>
-                <w:sz w:val="20"/>
-              </w:rPr>
-              <w:t>User Acceptance Testing (UAT) Scenario Results</w:t>
-            </w:r>
-          </w:p>
-        </w:tc>
-        <w:tc>
-          <w:tcPr>
-            <w:tcW w:type="dxa" w:w="1728"/>
-            <w:vAlign w:val="center"/>
-            <w:shd w:val="clear" w:color="auto" w:fill="F2F6FC"/>
-          </w:tcPr>
-          <w:p>
-            <w:pPr>
-              <w:jc w:val="left"/>
-            </w:pPr>
-            <w:r>
-              <w:rPr>
-                <w:rFonts w:ascii="Times New Roman" w:hAnsi="Times New Roman"/>
-                <w:b w:val="0"/>
-                <w:i w:val="0"/>
-                <w:sz w:val="20"/>
-              </w:rPr>
-              <w:t>Chapter 4, Section 4.6.2</w:t>
-            </w:r>
-          </w:p>
-        </w:tc>
-      </w:tr>
-      <w:tr>
-        <w:tc>
-          <w:tcPr>
-            <w:tcW w:type="dxa" w:w="1728"/>
-            <w:vAlign w:val="center"/>
-            <w:shd w:val="clear" w:color="auto" w:fill="FFFFFF"/>
-          </w:tcPr>
-          <w:p>
-            <w:pPr>
-              <w:jc w:val="left"/>
-            </w:pPr>
-            <w:r>
-              <w:rPr>
-                <w:rFonts w:ascii="Times New Roman" w:hAnsi="Times New Roman"/>
-                <w:b w:val="0"/>
-                <w:i w:val="0"/>
-                <w:sz w:val="20"/>
-              </w:rPr>
-              <w:t>Table 4.4</w:t>
-            </w:r>
-          </w:p>
-        </w:tc>
-        <w:tc>
-          <w:tcPr>
-            <w:tcW w:type="dxa" w:w="5904"/>
-            <w:vAlign w:val="center"/>
-            <w:shd w:val="clear" w:color="auto" w:fill="FFFFFF"/>
-          </w:tcPr>
-          <w:p>
-            <w:pPr>
-              <w:jc w:val="left"/>
-            </w:pPr>
-            <w:r>
-              <w:rPr>
-                <w:rFonts w:ascii="Times New Roman" w:hAnsi="Times New Roman"/>
-                <w:b w:val="0"/>
-                <w:i w:val="0"/>
-                <w:sz w:val="20"/>
-              </w:rPr>
-              <w:t>Local System Overhead and Latency Benchmarks</w:t>
-            </w:r>
-          </w:p>
-        </w:tc>
-        <w:tc>
-          <w:tcPr>
-            <w:tcW w:type="dxa" w:w="1728"/>
-            <w:vAlign w:val="center"/>
-            <w:shd w:val="clear" w:color="auto" w:fill="FFFFFF"/>
-          </w:tcPr>
-          <w:p>
-            <w:pPr>
-              <w:jc w:val="left"/>
-            </w:pPr>
-            <w:r>
-              <w:rPr>
-                <w:rFonts w:ascii="Times New Roman" w:hAnsi="Times New Roman"/>
-                <w:b w:val="0"/>
-                <w:i w:val="0"/>
-                <w:sz w:val="20"/>
-              </w:rPr>
-              <w:t>Chapter 4, Section 4.6.3</w:t>
-            </w:r>
-          </w:p>
-        </w:tc>
-      </w:tr>
-    </w:tbl>
-    <w:p>
       <w:r>
-        <w:br w:type="page"/>
+        <w:rPr>
+          <w:rFonts w:ascii="Times New Roman" w:hAnsi="Times New Roman" w:eastAsia="Times New Roman"/>
+          <w:b w:val="0"/>
+          <w:i w:val="0"/>
+          <w:color w:val="000000"/>
+          <w:sz w:val="24"/>
+        </w:rPr>
+        <w:t>Shor, P. W., &amp; Preskill, J. (2000). Simple proof of security of the BB84 quantum key distribution protocol. Physical Review Letters, 85(2), 441–444. https://doi.org/10.1103/PhysRevLett.85.441</w:t>
       </w:r>
     </w:p>
     <w:p>
       <w:pPr>
-        <w:spacing w:before="360" w:after="120"/>
-        <w:jc w:val="left"/>
+        <w:ind w:left="720" w:hanging="720"/>
       </w:pPr>
       <w:r>
         <w:rPr>
-          <w:rFonts w:ascii="Times New Roman" w:hAnsi="Times New Roman"/>
-          <w:b/>
+          <w:rFonts w:ascii="Times New Roman" w:hAnsi="Times New Roman" w:eastAsia="Times New Roman"/>
+          <w:b w:val="0"/>
           <w:i w:val="0"/>
-          <w:color w:val="003366"/>
-          <w:sz w:val="32"/>
+          <w:color w:val="000000"/>
+          <w:sz w:val="24"/>
         </w:rPr>
-        <w:t>LIST OF FIGURES</w:t>
+        <w:t>Wood, G. (2014). Ethereum: A secure decentralised generalised transaction ledger (Yellow Paper). Ethereum Project.</w:t>
       </w:r>
     </w:p>
     <w:p>
       <w:pPr>
-        <w:spacing w:before="40" w:after="40"/>
-        <w:pBdr>
-          <w:bottom w:val="single" w:sz="6" w:space="1" w:color="1F497D"/>
-        </w:pBdr>
+        <w:pStyle w:val="Heading1"/>
       </w:pPr>
-    </w:p>
-    <w:tbl>
-      <w:tblPr>
-        <w:tblStyle w:val="TableGrid"/>
-        <w:tblW w:type="auto" w:w="0"/>
-        <w:jc w:val="center"/>
-        <w:tblLook w:firstColumn="1" w:firstRow="1" w:lastColumn="0" w:lastRow="0" w:noHBand="0" w:noVBand="1" w:val="04A0"/>
-      </w:tblPr>
-      <w:tblGrid>
-        <w:gridCol w:w="3120"/>
-        <w:gridCol w:w="3120"/>
-        <w:gridCol w:w="3120"/>
-      </w:tblGrid>
-      <w:tr>
-        <w:tc>
-          <w:tcPr>
-            <w:tcW w:type="dxa" w:w="1728"/>
-            <w:vAlign w:val="center"/>
-            <w:shd w:val="clear" w:color="auto" w:fill="1F497D"/>
-          </w:tcPr>
-          <w:p>
-            <w:pPr>
-              <w:jc w:val="center"/>
-            </w:pPr>
-            <w:r>
-              <w:rPr>
-                <w:rFonts w:ascii="Times New Roman" w:hAnsi="Times New Roman"/>
-                <w:b/>
-                <w:i w:val="0"/>
-                <w:color w:val="FFFFFF"/>
-                <w:sz w:val="20"/>
-              </w:rPr>
-              <w:t>Figure ID</w:t>
-            </w:r>
-          </w:p>
-        </w:tc>
-        <w:tc>
-          <w:tcPr>
-            <w:tcW w:type="dxa" w:w="5904"/>
-            <w:vAlign w:val="center"/>
-            <w:shd w:val="clear" w:color="auto" w:fill="1F497D"/>
-          </w:tcPr>
-          <w:p>
-            <w:pPr>
-              <w:jc w:val="center"/>
-            </w:pPr>
-            <w:r>
-              <w:rPr>
-                <w:rFonts w:ascii="Times New Roman" w:hAnsi="Times New Roman"/>
-                <w:b/>
-                <w:i w:val="0"/>
-                <w:color w:val="FFFFFF"/>
-                <w:sz w:val="20"/>
-              </w:rPr>
-              <w:t>Figure Description / Concept</w:t>
-            </w:r>
-          </w:p>
-        </w:tc>
-        <w:tc>
-          <w:tcPr>
-            <w:tcW w:type="dxa" w:w="1728"/>
-            <w:vAlign w:val="center"/>
-            <w:shd w:val="clear" w:color="auto" w:fill="1F497D"/>
-          </w:tcPr>
-          <w:p>
-            <w:pPr>
-              <w:jc w:val="center"/>
-            </w:pPr>
-            <w:r>
-              <w:rPr>
-                <w:rFonts w:ascii="Times New Roman" w:hAnsi="Times New Roman"/>
-                <w:b/>
-                <w:i w:val="0"/>
-                <w:color w:val="FFFFFF"/>
-                <w:sz w:val="20"/>
-              </w:rPr>
-              <w:t>Location</w:t>
-            </w:r>
-          </w:p>
-        </w:tc>
-      </w:tr>
-      <w:tr>
-        <w:tc>
-          <w:tcPr>
-            <w:tcW w:type="dxa" w:w="1728"/>
-            <w:vAlign w:val="center"/>
-            <w:shd w:val="clear" w:color="auto" w:fill="F2F6FC"/>
-          </w:tcPr>
-          <w:p>
-            <w:pPr>
-              <w:jc w:val="left"/>
-            </w:pPr>
-            <w:r>
-              <w:rPr>
-                <w:rFonts w:ascii="Times New Roman" w:hAnsi="Times New Roman"/>
-                <w:b w:val="0"/>
-                <w:i w:val="0"/>
-                <w:sz w:val="20"/>
-              </w:rPr>
-              <w:t>Figure 3.1</w:t>
-            </w:r>
-          </w:p>
-        </w:tc>
-        <w:tc>
-          <w:tcPr>
-            <w:tcW w:type="dxa" w:w="5904"/>
-            <w:vAlign w:val="center"/>
-            <w:shd w:val="clear" w:color="auto" w:fill="F2F6FC"/>
-          </w:tcPr>
-          <w:p>
-            <w:pPr>
-              <w:jc w:val="left"/>
-            </w:pPr>
-            <w:r>
-              <w:rPr>
-                <w:rFonts w:ascii="Times New Roman" w:hAnsi="Times New Roman"/>
-                <w:b w:val="0"/>
-                <w:i w:val="0"/>
-                <w:sz w:val="20"/>
-              </w:rPr>
-              <w:t>High-Level Three-Tier Hybrid Architecture Layer Diagram</w:t>
-            </w:r>
-          </w:p>
-        </w:tc>
-        <w:tc>
-          <w:tcPr>
-            <w:tcW w:type="dxa" w:w="1728"/>
-            <w:vAlign w:val="center"/>
-            <w:shd w:val="clear" w:color="auto" w:fill="F2F6FC"/>
-          </w:tcPr>
-          <w:p>
-            <w:pPr>
-              <w:jc w:val="left"/>
-            </w:pPr>
-            <w:r>
-              <w:rPr>
-                <w:rFonts w:ascii="Times New Roman" w:hAnsi="Times New Roman"/>
-                <w:b w:val="0"/>
-                <w:i w:val="0"/>
-                <w:sz w:val="20"/>
-              </w:rPr>
-              <w:t>Chapter 3, Section 3.2</w:t>
-            </w:r>
-          </w:p>
-        </w:tc>
-      </w:tr>
-      <w:tr>
-        <w:tc>
-          <w:tcPr>
-            <w:tcW w:type="dxa" w:w="1728"/>
-            <w:vAlign w:val="center"/>
-            <w:shd w:val="clear" w:color="auto" w:fill="FFFFFF"/>
-          </w:tcPr>
-          <w:p>
-            <w:pPr>
-              <w:jc w:val="left"/>
-            </w:pPr>
-            <w:r>
-              <w:rPr>
-                <w:rFonts w:ascii="Times New Roman" w:hAnsi="Times New Roman"/>
-                <w:b w:val="0"/>
-                <w:i w:val="0"/>
-                <w:sz w:val="20"/>
-              </w:rPr>
-              <w:t>Figure 3.2</w:t>
-            </w:r>
-          </w:p>
-        </w:tc>
-        <w:tc>
-          <w:tcPr>
-            <w:tcW w:type="dxa" w:w="5904"/>
-            <w:vAlign w:val="center"/>
-            <w:shd w:val="clear" w:color="auto" w:fill="FFFFFF"/>
-          </w:tcPr>
-          <w:p>
-            <w:pPr>
-              <w:jc w:val="left"/>
-            </w:pPr>
-            <w:r>
-              <w:rPr>
-                <w:rFonts w:ascii="Times New Roman" w:hAnsi="Times New Roman"/>
-                <w:b w:val="0"/>
-                <w:i w:val="0"/>
-                <w:sz w:val="20"/>
-              </w:rPr>
-              <w:t>Client-Side Data Protection and Public Key Pinning Sequence</w:t>
-            </w:r>
-          </w:p>
-        </w:tc>
-        <w:tc>
-          <w:tcPr>
-            <w:tcW w:type="dxa" w:w="1728"/>
-            <w:vAlign w:val="center"/>
-            <w:shd w:val="clear" w:color="auto" w:fill="FFFFFF"/>
-          </w:tcPr>
-          <w:p>
-            <w:pPr>
-              <w:jc w:val="left"/>
-            </w:pPr>
-            <w:r>
-              <w:rPr>
-                <w:rFonts w:ascii="Times New Roman" w:hAnsi="Times New Roman"/>
-                <w:b w:val="0"/>
-                <w:i w:val="0"/>
-                <w:sz w:val="20"/>
-              </w:rPr>
-              <w:t>Chapter 3, Section 3.4</w:t>
-            </w:r>
-          </w:p>
-        </w:tc>
-      </w:tr>
-      <w:tr>
-        <w:tc>
-          <w:tcPr>
-            <w:tcW w:type="dxa" w:w="1728"/>
-            <w:vAlign w:val="center"/>
-            <w:shd w:val="clear" w:color="auto" w:fill="F2F6FC"/>
-          </w:tcPr>
-          <w:p>
-            <w:pPr>
-              <w:jc w:val="left"/>
-            </w:pPr>
-            <w:r>
-              <w:rPr>
-                <w:rFonts w:ascii="Times New Roman" w:hAnsi="Times New Roman"/>
-                <w:b w:val="0"/>
-                <w:i w:val="0"/>
-                <w:sz w:val="20"/>
-              </w:rPr>
-              <w:t>Figure 3.3</w:t>
-            </w:r>
-          </w:p>
-        </w:tc>
-        <w:tc>
-          <w:tcPr>
-            <w:tcW w:type="dxa" w:w="5904"/>
-            <w:vAlign w:val="center"/>
-            <w:shd w:val="clear" w:color="auto" w:fill="F2F6FC"/>
-          </w:tcPr>
-          <w:p>
-            <w:pPr>
-              <w:jc w:val="left"/>
-            </w:pPr>
-            <w:r>
-              <w:rPr>
-                <w:rFonts w:ascii="Times New Roman" w:hAnsi="Times New Roman"/>
-                <w:b w:val="0"/>
-                <w:i w:val="0"/>
-                <w:sz w:val="20"/>
-              </w:rPr>
-              <w:t>BB84 Quantum Key Distribution Basis Reconciliation Protocol Flow</w:t>
-            </w:r>
-          </w:p>
-        </w:tc>
-        <w:tc>
-          <w:tcPr>
-            <w:tcW w:type="dxa" w:w="1728"/>
-            <w:vAlign w:val="center"/>
-            <w:shd w:val="clear" w:color="auto" w:fill="F2F6FC"/>
-          </w:tcPr>
-          <w:p>
-            <w:pPr>
-              <w:jc w:val="left"/>
-            </w:pPr>
-            <w:r>
-              <w:rPr>
-                <w:rFonts w:ascii="Times New Roman" w:hAnsi="Times New Roman"/>
-                <w:b w:val="0"/>
-                <w:i w:val="0"/>
-                <w:sz w:val="20"/>
-              </w:rPr>
-              <w:t>Chapter 3, Section 3.5</w:t>
-            </w:r>
-          </w:p>
-        </w:tc>
-      </w:tr>
-      <w:tr>
-        <w:tc>
-          <w:tcPr>
-            <w:tcW w:type="dxa" w:w="1728"/>
-            <w:vAlign w:val="center"/>
-            <w:shd w:val="clear" w:color="auto" w:fill="FFFFFF"/>
-          </w:tcPr>
-          <w:p>
-            <w:pPr>
-              <w:jc w:val="left"/>
-            </w:pPr>
-            <w:r>
-              <w:rPr>
-                <w:rFonts w:ascii="Times New Roman" w:hAnsi="Times New Roman"/>
-                <w:b w:val="0"/>
-                <w:i w:val="0"/>
-                <w:sz w:val="20"/>
-              </w:rPr>
-              <w:t>Figure 3.4</w:t>
-            </w:r>
-          </w:p>
-        </w:tc>
-        <w:tc>
-          <w:tcPr>
-            <w:tcW w:type="dxa" w:w="5904"/>
-            <w:vAlign w:val="center"/>
-            <w:shd w:val="clear" w:color="auto" w:fill="FFFFFF"/>
-          </w:tcPr>
-          <w:p>
-            <w:pPr>
-              <w:jc w:val="left"/>
-            </w:pPr>
-            <w:r>
-              <w:rPr>
-                <w:rFonts w:ascii="Times New Roman" w:hAnsi="Times New Roman"/>
-                <w:b w:val="0"/>
-                <w:i w:val="0"/>
-                <w:sz w:val="20"/>
-              </w:rPr>
-              <w:t>Message Transmission and On-Chain Fingerprint Logging DFD</w:t>
-            </w:r>
-          </w:p>
-        </w:tc>
-        <w:tc>
-          <w:tcPr>
-            <w:tcW w:type="dxa" w:w="1728"/>
-            <w:vAlign w:val="center"/>
-            <w:shd w:val="clear" w:color="auto" w:fill="FFFFFF"/>
-          </w:tcPr>
-          <w:p>
-            <w:pPr>
-              <w:jc w:val="left"/>
-            </w:pPr>
-            <w:r>
-              <w:rPr>
-                <w:rFonts w:ascii="Times New Roman" w:hAnsi="Times New Roman"/>
-                <w:b w:val="0"/>
-                <w:i w:val="0"/>
-                <w:sz w:val="20"/>
-              </w:rPr>
-              <w:t>Chapter 3, Section 3.7.1</w:t>
-            </w:r>
-          </w:p>
-        </w:tc>
-      </w:tr>
-      <w:tr>
-        <w:tc>
-          <w:tcPr>
-            <w:tcW w:type="dxa" w:w="1728"/>
-            <w:vAlign w:val="center"/>
-            <w:shd w:val="clear" w:color="auto" w:fill="F2F6FC"/>
-          </w:tcPr>
-          <w:p>
-            <w:pPr>
-              <w:jc w:val="left"/>
-            </w:pPr>
-            <w:r>
-              <w:rPr>
-                <w:rFonts w:ascii="Times New Roman" w:hAnsi="Times New Roman"/>
-                <w:b w:val="0"/>
-                <w:i w:val="0"/>
-                <w:sz w:val="20"/>
-              </w:rPr>
-              <w:t>Figure 3.5</w:t>
-            </w:r>
-          </w:p>
-        </w:tc>
-        <w:tc>
-          <w:tcPr>
-            <w:tcW w:type="dxa" w:w="5904"/>
-            <w:vAlign w:val="center"/>
-            <w:shd w:val="clear" w:color="auto" w:fill="F2F6FC"/>
-          </w:tcPr>
-          <w:p>
-            <w:pPr>
-              <w:jc w:val="left"/>
-            </w:pPr>
-            <w:r>
-              <w:rPr>
-                <w:rFonts w:ascii="Times New Roman" w:hAnsi="Times New Roman"/>
-                <w:b w:val="0"/>
-                <w:i w:val="0"/>
-                <w:sz w:val="20"/>
-              </w:rPr>
-              <w:t>Admin User Verification and Role Writing Workflow DFD</w:t>
-            </w:r>
-          </w:p>
-        </w:tc>
-        <w:tc>
-          <w:tcPr>
-            <w:tcW w:type="dxa" w:w="1728"/>
-            <w:vAlign w:val="center"/>
-            <w:shd w:val="clear" w:color="auto" w:fill="F2F6FC"/>
-          </w:tcPr>
-          <w:p>
-            <w:pPr>
-              <w:jc w:val="left"/>
-            </w:pPr>
-            <w:r>
-              <w:rPr>
-                <w:rFonts w:ascii="Times New Roman" w:hAnsi="Times New Roman"/>
-                <w:b w:val="0"/>
-                <w:i w:val="0"/>
-                <w:sz w:val="20"/>
-              </w:rPr>
-              <w:t>Chapter 3, Section 3.7.2</w:t>
-            </w:r>
-          </w:p>
-        </w:tc>
-      </w:tr>
-      <w:tr>
-        <w:tc>
-          <w:tcPr>
-            <w:tcW w:type="dxa" w:w="1728"/>
-            <w:vAlign w:val="center"/>
-            <w:shd w:val="clear" w:color="auto" w:fill="FFFFFF"/>
-          </w:tcPr>
-          <w:p>
-            <w:pPr>
-              <w:jc w:val="left"/>
-            </w:pPr>
-            <w:r>
-              <w:rPr>
-                <w:rFonts w:ascii="Times New Roman" w:hAnsi="Times New Roman"/>
-                <w:b w:val="0"/>
-                <w:i w:val="0"/>
-                <w:sz w:val="20"/>
-              </w:rPr>
-              <w:t>Figure 4.1</w:t>
-            </w:r>
-          </w:p>
-        </w:tc>
-        <w:tc>
-          <w:tcPr>
-            <w:tcW w:type="dxa" w:w="5904"/>
-            <w:vAlign w:val="center"/>
-            <w:shd w:val="clear" w:color="auto" w:fill="FFFFFF"/>
-          </w:tcPr>
-          <w:p>
-            <w:pPr>
-              <w:jc w:val="left"/>
-            </w:pPr>
-            <w:r>
-              <w:rPr>
-                <w:rFonts w:ascii="Times New Roman" w:hAnsi="Times New Roman"/>
-                <w:b w:val="0"/>
-                <w:i w:val="0"/>
-                <w:sz w:val="20"/>
-              </w:rPr>
-              <w:t>Cryptographic Login Gatekeeper Component Worker Architecture</w:t>
-            </w:r>
-          </w:p>
-        </w:tc>
-        <w:tc>
-          <w:tcPr>
-            <w:tcW w:type="dxa" w:w="1728"/>
-            <w:vAlign w:val="center"/>
-            <w:shd w:val="clear" w:color="auto" w:fill="FFFFFF"/>
-          </w:tcPr>
-          <w:p>
-            <w:pPr>
-              <w:jc w:val="left"/>
-            </w:pPr>
-            <w:r>
-              <w:rPr>
-                <w:rFonts w:ascii="Times New Roman" w:hAnsi="Times New Roman"/>
-                <w:b w:val="0"/>
-                <w:i w:val="0"/>
-                <w:sz w:val="20"/>
-              </w:rPr>
-              <w:t>Chapter 4, Section 4.2</w:t>
-            </w:r>
-          </w:p>
-        </w:tc>
-      </w:tr>
-      <w:tr>
-        <w:tc>
-          <w:tcPr>
-            <w:tcW w:type="dxa" w:w="1728"/>
-            <w:vAlign w:val="center"/>
-            <w:shd w:val="clear" w:color="auto" w:fill="F2F6FC"/>
-          </w:tcPr>
-          <w:p>
-            <w:pPr>
-              <w:jc w:val="left"/>
-            </w:pPr>
-            <w:r>
-              <w:rPr>
-                <w:rFonts w:ascii="Times New Roman" w:hAnsi="Times New Roman"/>
-                <w:b w:val="0"/>
-                <w:i w:val="0"/>
-                <w:sz w:val="20"/>
-              </w:rPr>
-              <w:t>Figure 4.2</w:t>
-            </w:r>
-          </w:p>
-        </w:tc>
-        <w:tc>
-          <w:tcPr>
-            <w:tcW w:type="dxa" w:w="5904"/>
-            <w:vAlign w:val="center"/>
-            <w:shd w:val="clear" w:color="auto" w:fill="F2F6FC"/>
-          </w:tcPr>
-          <w:p>
-            <w:pPr>
-              <w:jc w:val="left"/>
-            </w:pPr>
-            <w:r>
-              <w:rPr>
-                <w:rFonts w:ascii="Times New Roman" w:hAnsi="Times New Roman"/>
-                <w:b w:val="0"/>
-                <w:i w:val="0"/>
-                <w:sz w:val="20"/>
-              </w:rPr>
-              <w:t>Solidity Smart Contract MessageVerifier.sol Architecture</w:t>
-            </w:r>
-          </w:p>
-        </w:tc>
-        <w:tc>
-          <w:tcPr>
-            <w:tcW w:type="dxa" w:w="1728"/>
-            <w:vAlign w:val="center"/>
-            <w:shd w:val="clear" w:color="auto" w:fill="F2F6FC"/>
-          </w:tcPr>
-          <w:p>
-            <w:pPr>
-              <w:jc w:val="left"/>
-            </w:pPr>
-            <w:r>
-              <w:rPr>
-                <w:rFonts w:ascii="Times New Roman" w:hAnsi="Times New Roman"/>
-                <w:b w:val="0"/>
-                <w:i w:val="0"/>
-                <w:sz w:val="20"/>
-              </w:rPr>
-              <w:t>Chapter 4, Section 4.4</w:t>
-            </w:r>
-          </w:p>
-        </w:tc>
-      </w:tr>
-      <w:tr>
-        <w:tc>
-          <w:tcPr>
-            <w:tcW w:type="dxa" w:w="1728"/>
-            <w:vAlign w:val="center"/>
-            <w:shd w:val="clear" w:color="auto" w:fill="FFFFFF"/>
-          </w:tcPr>
-          <w:p>
-            <w:pPr>
-              <w:jc w:val="left"/>
-            </w:pPr>
-            <w:r>
-              <w:rPr>
-                <w:rFonts w:ascii="Times New Roman" w:hAnsi="Times New Roman"/>
-                <w:b w:val="0"/>
-                <w:i w:val="0"/>
-                <w:sz w:val="20"/>
-              </w:rPr>
-              <w:t>Figure 4.3</w:t>
-            </w:r>
-          </w:p>
-        </w:tc>
-        <w:tc>
-          <w:tcPr>
-            <w:tcW w:type="dxa" w:w="5904"/>
-            <w:vAlign w:val="center"/>
-            <w:shd w:val="clear" w:color="auto" w:fill="FFFFFF"/>
-          </w:tcPr>
-          <w:p>
-            <w:pPr>
-              <w:jc w:val="left"/>
-            </w:pPr>
-            <w:r>
-              <w:rPr>
-                <w:rFonts w:ascii="Times New Roman" w:hAnsi="Times New Roman"/>
-                <w:b w:val="0"/>
-                <w:i w:val="0"/>
-                <w:sz w:val="20"/>
-              </w:rPr>
-              <w:t>BB84 TypeScript Simulation Engine and QBER Evaluation Pipeline</w:t>
-            </w:r>
-          </w:p>
-        </w:tc>
-        <w:tc>
-          <w:tcPr>
-            <w:tcW w:type="dxa" w:w="1728"/>
-            <w:vAlign w:val="center"/>
-            <w:shd w:val="clear" w:color="auto" w:fill="FFFFFF"/>
-          </w:tcPr>
-          <w:p>
-            <w:pPr>
-              <w:jc w:val="left"/>
-            </w:pPr>
-            <w:r>
-              <w:rPr>
-                <w:rFonts w:ascii="Times New Roman" w:hAnsi="Times New Roman"/>
-                <w:b w:val="0"/>
-                <w:i w:val="0"/>
-                <w:sz w:val="20"/>
-              </w:rPr>
-              <w:t>Chapter 4, Section 4.5</w:t>
-            </w:r>
-          </w:p>
-        </w:tc>
-      </w:tr>
-    </w:tbl>
-    <w:p>
       <w:r>
-        <w:br w:type="page"/>
+        <w:rPr>
+          <w:rFonts w:ascii="Times New Roman" w:hAnsi="Times New Roman" w:eastAsia="Times New Roman"/>
+          <w:b/>
+          <w:i w:val="0"/>
+          <w:color w:val="000000"/>
+          <w:sz w:val="28"/>
+        </w:rPr>
+        <w:t>Appendix A — Selected Application Code</w:t>
       </w:r>
     </w:p>
     <w:p>
       <w:pPr>
-        <w:spacing w:before="360" w:after="120"/>
-        <w:jc w:val="left"/>
+        <w:ind w:firstLine="720"/>
       </w:pPr>
       <w:r>
         <w:rPr>
-          <w:rFonts w:ascii="Times New Roman" w:hAnsi="Times New Roman"/>
-          <w:b/>
+          <w:rFonts w:ascii="Times New Roman" w:hAnsi="Times New Roman" w:eastAsia="Times New Roman"/>
+          <w:b w:val="0"/>
           <w:i w:val="0"/>
-          <w:color w:val="003366"/>
-          <w:sz w:val="32"/>
+          <w:color w:val="000000"/>
+          <w:sz w:val="24"/>
         </w:rPr>
-        <w:t>LIST OF ABBREVIATIONS</w:t>
+        <w:t>Source code for QChat is maintained in the project repository. Key client gatekeeper functions and cryptography helpers are highlighted in Chapter 4.</w:t>
       </w:r>
     </w:p>
     <w:p>
       <w:pPr>
-        <w:spacing w:before="40" w:after="40"/>
-        <w:pBdr>
-          <w:bottom w:val="single" w:sz="6" w:space="1" w:color="1F497D"/>
-        </w:pBdr>
+        <w:pStyle w:val="Heading1"/>
       </w:pPr>
-    </w:p>
-    <w:tbl>
-      <w:tblPr>
-        <w:tblStyle w:val="TableGrid"/>
-        <w:tblW w:type="auto" w:w="0"/>
-        <w:jc w:val="center"/>
-        <w:tblLook w:firstColumn="1" w:firstRow="1" w:lastColumn="0" w:lastRow="0" w:noHBand="0" w:noVBand="1" w:val="04A0"/>
-      </w:tblPr>
-      <w:tblGrid>
-        <w:gridCol w:w="4680"/>
-        <w:gridCol w:w="4680"/>
-      </w:tblGrid>
-      <w:tr>
-        <w:tc>
-          <w:tcPr>
-            <w:tcW w:type="dxa" w:w="2592"/>
-            <w:vAlign w:val="center"/>
-            <w:shd w:val="clear" w:color="auto" w:fill="1F497D"/>
-          </w:tcPr>
-          <w:p>
-            <w:pPr>
-              <w:jc w:val="center"/>
-            </w:pPr>
-            <w:r>
-              <w:rPr>
-                <w:rFonts w:ascii="Times New Roman" w:hAnsi="Times New Roman"/>
-                <w:b/>
-                <w:i w:val="0"/>
-                <w:color w:val="FFFFFF"/>
-                <w:sz w:val="20"/>
-              </w:rPr>
-              <w:t>Abbreviation</w:t>
-            </w:r>
-          </w:p>
-        </w:tc>
-        <w:tc>
-          <w:tcPr>
-            <w:tcW w:type="dxa" w:w="6768"/>
-            <w:vAlign w:val="center"/>
-            <w:shd w:val="clear" w:color="auto" w:fill="1F497D"/>
-          </w:tcPr>
-          <w:p>
-            <w:pPr>
-              <w:jc w:val="center"/>
-            </w:pPr>
-            <w:r>
-              <w:rPr>
-                <w:rFonts w:ascii="Times New Roman" w:hAnsi="Times New Roman"/>
-                <w:b/>
-                <w:i w:val="0"/>
-                <w:color w:val="FFFFFF"/>
-                <w:sz w:val="20"/>
-              </w:rPr>
-              <w:t>Expanded Technical Term / Meaning</w:t>
-            </w:r>
-          </w:p>
-        </w:tc>
-      </w:tr>
-      <w:tr>
-        <w:tc>
-          <w:tcPr>
-            <w:tcW w:type="dxa" w:w="2592"/>
-            <w:vAlign w:val="center"/>
-            <w:shd w:val="clear" w:color="auto" w:fill="F2F6FC"/>
-          </w:tcPr>
-          <w:p>
-            <w:pPr>
-              <w:jc w:val="left"/>
-            </w:pPr>
-            <w:r>
-              <w:rPr>
-                <w:rFonts w:ascii="Times New Roman" w:hAnsi="Times New Roman"/>
-                <w:b w:val="0"/>
-                <w:i w:val="0"/>
-                <w:sz w:val="20"/>
-              </w:rPr>
-              <w:t>AES</w:t>
-            </w:r>
-          </w:p>
-        </w:tc>
-        <w:tc>
-          <w:tcPr>
-            <w:tcW w:type="dxa" w:w="6768"/>
-            <w:vAlign w:val="center"/>
-            <w:shd w:val="clear" w:color="auto" w:fill="F2F6FC"/>
-          </w:tcPr>
-          <w:p>
-            <w:pPr>
-              <w:jc w:val="left"/>
-            </w:pPr>
-            <w:r>
-              <w:rPr>
-                <w:rFonts w:ascii="Times New Roman" w:hAnsi="Times New Roman"/>
-                <w:b w:val="0"/>
-                <w:i w:val="0"/>
-                <w:sz w:val="20"/>
-              </w:rPr>
-              <w:t>Advanced Encryption Standard (Symmetric protection mode)</w:t>
-            </w:r>
-          </w:p>
-        </w:tc>
-      </w:tr>
-      <w:tr>
-        <w:tc>
-          <w:tcPr>
-            <w:tcW w:type="dxa" w:w="2592"/>
-            <w:vAlign w:val="center"/>
-            <w:shd w:val="clear" w:color="auto" w:fill="FFFFFF"/>
-          </w:tcPr>
-          <w:p>
-            <w:pPr>
-              <w:jc w:val="left"/>
-            </w:pPr>
-            <w:r>
-              <w:rPr>
-                <w:rFonts w:ascii="Times New Roman" w:hAnsi="Times New Roman"/>
-                <w:b w:val="0"/>
-                <w:i w:val="0"/>
-                <w:sz w:val="20"/>
-              </w:rPr>
-              <w:t>API</w:t>
-            </w:r>
-          </w:p>
-        </w:tc>
-        <w:tc>
-          <w:tcPr>
-            <w:tcW w:type="dxa" w:w="6768"/>
-            <w:vAlign w:val="center"/>
-            <w:shd w:val="clear" w:color="auto" w:fill="FFFFFF"/>
-          </w:tcPr>
-          <w:p>
-            <w:pPr>
-              <w:jc w:val="left"/>
-            </w:pPr>
-            <w:r>
-              <w:rPr>
-                <w:rFonts w:ascii="Times New Roman" w:hAnsi="Times New Roman"/>
-                <w:b w:val="0"/>
-                <w:i w:val="0"/>
-                <w:sz w:val="20"/>
-              </w:rPr>
-              <w:t>Application Programming Interface</w:t>
-            </w:r>
-          </w:p>
-        </w:tc>
-      </w:tr>
-      <w:tr>
-        <w:tc>
-          <w:tcPr>
-            <w:tcW w:type="dxa" w:w="2592"/>
-            <w:vAlign w:val="center"/>
-            <w:shd w:val="clear" w:color="auto" w:fill="F2F6FC"/>
-          </w:tcPr>
-          <w:p>
-            <w:pPr>
-              <w:jc w:val="left"/>
-            </w:pPr>
-            <w:r>
-              <w:rPr>
-                <w:rFonts w:ascii="Times New Roman" w:hAnsi="Times New Roman"/>
-                <w:b w:val="0"/>
-                <w:i w:val="0"/>
-                <w:sz w:val="20"/>
-              </w:rPr>
-              <w:t>BB84</w:t>
-            </w:r>
-          </w:p>
-        </w:tc>
-        <w:tc>
-          <w:tcPr>
-            <w:tcW w:type="dxa" w:w="6768"/>
-            <w:vAlign w:val="center"/>
-            <w:shd w:val="clear" w:color="auto" w:fill="F2F6FC"/>
-          </w:tcPr>
-          <w:p>
-            <w:pPr>
-              <w:jc w:val="left"/>
-            </w:pPr>
-            <w:r>
-              <w:rPr>
-                <w:rFonts w:ascii="Times New Roman" w:hAnsi="Times New Roman"/>
-                <w:b w:val="0"/>
-                <w:i w:val="0"/>
-                <w:sz w:val="20"/>
-              </w:rPr>
-              <w:t>Bennett &amp; Brassard 1984 Quantum Key Distribution Protocol</w:t>
-            </w:r>
-          </w:p>
-        </w:tc>
-      </w:tr>
-      <w:tr>
-        <w:tc>
-          <w:tcPr>
-            <w:tcW w:type="dxa" w:w="2592"/>
-            <w:vAlign w:val="center"/>
-            <w:shd w:val="clear" w:color="auto" w:fill="FFFFFF"/>
-          </w:tcPr>
-          <w:p>
-            <w:pPr>
-              <w:jc w:val="left"/>
-            </w:pPr>
-            <w:r>
-              <w:rPr>
-                <w:rFonts w:ascii="Times New Roman" w:hAnsi="Times New Roman"/>
-                <w:b w:val="0"/>
-                <w:i w:val="0"/>
-                <w:sz w:val="20"/>
-              </w:rPr>
-              <w:t>DFD</w:t>
-            </w:r>
-          </w:p>
-        </w:tc>
-        <w:tc>
-          <w:tcPr>
-            <w:tcW w:type="dxa" w:w="6768"/>
-            <w:vAlign w:val="center"/>
-            <w:shd w:val="clear" w:color="auto" w:fill="FFFFFF"/>
-          </w:tcPr>
-          <w:p>
-            <w:pPr>
-              <w:jc w:val="left"/>
-            </w:pPr>
-            <w:r>
-              <w:rPr>
-                <w:rFonts w:ascii="Times New Roman" w:hAnsi="Times New Roman"/>
-                <w:b w:val="0"/>
-                <w:i w:val="0"/>
-                <w:sz w:val="20"/>
-              </w:rPr>
-              <w:t>Data Flow Diagram</w:t>
-            </w:r>
-          </w:p>
-        </w:tc>
-      </w:tr>
-      <w:tr>
-        <w:tc>
-          <w:tcPr>
-            <w:tcW w:type="dxa" w:w="2592"/>
-            <w:vAlign w:val="center"/>
-            <w:shd w:val="clear" w:color="auto" w:fill="F2F6FC"/>
-          </w:tcPr>
-          <w:p>
-            <w:pPr>
-              <w:jc w:val="left"/>
-            </w:pPr>
-            <w:r>
-              <w:rPr>
-                <w:rFonts w:ascii="Times New Roman" w:hAnsi="Times New Roman"/>
-                <w:b w:val="0"/>
-                <w:i w:val="0"/>
-                <w:sz w:val="20"/>
-              </w:rPr>
-              <w:t>GCM</w:t>
-            </w:r>
-          </w:p>
-        </w:tc>
-        <w:tc>
-          <w:tcPr>
-            <w:tcW w:type="dxa" w:w="6768"/>
-            <w:vAlign w:val="center"/>
-            <w:shd w:val="clear" w:color="auto" w:fill="F2F6FC"/>
-          </w:tcPr>
-          <w:p>
-            <w:pPr>
-              <w:jc w:val="left"/>
-            </w:pPr>
-            <w:r>
-              <w:rPr>
-                <w:rFonts w:ascii="Times New Roman" w:hAnsi="Times New Roman"/>
-                <w:b w:val="0"/>
-                <w:i w:val="0"/>
-                <w:sz w:val="20"/>
-              </w:rPr>
-              <w:t>Galois/Counter Mode (Authenticated symmetric data protection)</w:t>
-            </w:r>
-          </w:p>
-        </w:tc>
-      </w:tr>
-      <w:tr>
-        <w:tc>
-          <w:tcPr>
-            <w:tcW w:type="dxa" w:w="2592"/>
-            <w:vAlign w:val="center"/>
-            <w:shd w:val="clear" w:color="auto" w:fill="FFFFFF"/>
-          </w:tcPr>
-          <w:p>
-            <w:pPr>
-              <w:jc w:val="left"/>
-            </w:pPr>
-            <w:r>
-              <w:rPr>
-                <w:rFonts w:ascii="Times New Roman" w:hAnsi="Times New Roman"/>
-                <w:b w:val="0"/>
-                <w:i w:val="0"/>
-                <w:sz w:val="20"/>
-              </w:rPr>
-              <w:t>IV</w:t>
-            </w:r>
-          </w:p>
-        </w:tc>
-        <w:tc>
-          <w:tcPr>
-            <w:tcW w:type="dxa" w:w="6768"/>
-            <w:vAlign w:val="center"/>
-            <w:shd w:val="clear" w:color="auto" w:fill="FFFFFF"/>
-          </w:tcPr>
-          <w:p>
-            <w:pPr>
-              <w:jc w:val="left"/>
-            </w:pPr>
-            <w:r>
-              <w:rPr>
-                <w:rFonts w:ascii="Times New Roman" w:hAnsi="Times New Roman"/>
-                <w:b w:val="0"/>
-                <w:i w:val="0"/>
-                <w:sz w:val="20"/>
-              </w:rPr>
-              <w:t>Initialization Vector (Random bytes used for symmetric protection)</w:t>
-            </w:r>
-          </w:p>
-        </w:tc>
-      </w:tr>
-      <w:tr>
-        <w:tc>
-          <w:tcPr>
-            <w:tcW w:type="dxa" w:w="2592"/>
-            <w:vAlign w:val="center"/>
-            <w:shd w:val="clear" w:color="auto" w:fill="F2F6FC"/>
-          </w:tcPr>
-          <w:p>
-            <w:pPr>
-              <w:jc w:val="left"/>
-            </w:pPr>
-            <w:r>
-              <w:rPr>
-                <w:rFonts w:ascii="Times New Roman" w:hAnsi="Times New Roman"/>
-                <w:b w:val="0"/>
-                <w:i w:val="0"/>
-                <w:sz w:val="20"/>
-              </w:rPr>
-              <w:t>LMS</w:t>
-            </w:r>
-          </w:p>
-        </w:tc>
-        <w:tc>
-          <w:tcPr>
-            <w:tcW w:type="dxa" w:w="6768"/>
-            <w:vAlign w:val="center"/>
-            <w:shd w:val="clear" w:color="auto" w:fill="F2F6FC"/>
-          </w:tcPr>
-          <w:p>
-            <w:pPr>
-              <w:jc w:val="left"/>
-            </w:pPr>
-            <w:r>
-              <w:rPr>
-                <w:rFonts w:ascii="Times New Roman" w:hAnsi="Times New Roman"/>
-                <w:b w:val="0"/>
-                <w:i w:val="0"/>
-                <w:sz w:val="20"/>
-              </w:rPr>
-              <w:t>Learning Management System (e.g. Moodle, Canvas)</w:t>
-            </w:r>
-          </w:p>
-        </w:tc>
-      </w:tr>
-      <w:tr>
-        <w:tc>
-          <w:tcPr>
-            <w:tcW w:type="dxa" w:w="2592"/>
-            <w:vAlign w:val="center"/>
-            <w:shd w:val="clear" w:color="auto" w:fill="FFFFFF"/>
-          </w:tcPr>
-          <w:p>
-            <w:pPr>
-              <w:jc w:val="left"/>
-            </w:pPr>
-            <w:r>
-              <w:rPr>
-                <w:rFonts w:ascii="Times New Roman" w:hAnsi="Times New Roman"/>
-                <w:b w:val="0"/>
-                <w:i w:val="0"/>
-                <w:sz w:val="20"/>
-              </w:rPr>
-              <w:t>OAEP</w:t>
-            </w:r>
-          </w:p>
-        </w:tc>
-        <w:tc>
-          <w:tcPr>
-            <w:tcW w:type="dxa" w:w="6768"/>
-            <w:vAlign w:val="center"/>
-            <w:shd w:val="clear" w:color="auto" w:fill="FFFFFF"/>
-          </w:tcPr>
-          <w:p>
-            <w:pPr>
-              <w:jc w:val="left"/>
-            </w:pPr>
-            <w:r>
-              <w:rPr>
-                <w:rFonts w:ascii="Times New Roman" w:hAnsi="Times New Roman"/>
-                <w:b w:val="0"/>
-                <w:i w:val="0"/>
-                <w:sz w:val="20"/>
-              </w:rPr>
-              <w:t>Optimal Asymmetric Encryption Padding</w:t>
-            </w:r>
-          </w:p>
-        </w:tc>
-      </w:tr>
-      <w:tr>
-        <w:tc>
-          <w:tcPr>
-            <w:tcW w:type="dxa" w:w="2592"/>
-            <w:vAlign w:val="center"/>
-            <w:shd w:val="clear" w:color="auto" w:fill="F2F6FC"/>
-          </w:tcPr>
-          <w:p>
-            <w:pPr>
-              <w:jc w:val="left"/>
-            </w:pPr>
-            <w:r>
-              <w:rPr>
-                <w:rFonts w:ascii="Times New Roman" w:hAnsi="Times New Roman"/>
-                <w:b w:val="0"/>
-                <w:i w:val="0"/>
-                <w:sz w:val="20"/>
-              </w:rPr>
-              <w:t>PKI</w:t>
-            </w:r>
-          </w:p>
-        </w:tc>
-        <w:tc>
-          <w:tcPr>
-            <w:tcW w:type="dxa" w:w="6768"/>
-            <w:vAlign w:val="center"/>
-            <w:shd w:val="clear" w:color="auto" w:fill="F2F6FC"/>
-          </w:tcPr>
-          <w:p>
-            <w:pPr>
-              <w:jc w:val="left"/>
-            </w:pPr>
-            <w:r>
-              <w:rPr>
-                <w:rFonts w:ascii="Times New Roman" w:hAnsi="Times New Roman"/>
-                <w:b w:val="0"/>
-                <w:i w:val="0"/>
-                <w:sz w:val="20"/>
-              </w:rPr>
-              <w:t>Public-Key Infrastructure</w:t>
-            </w:r>
-          </w:p>
-        </w:tc>
-      </w:tr>
-      <w:tr>
-        <w:tc>
-          <w:tcPr>
-            <w:tcW w:type="dxa" w:w="2592"/>
-            <w:vAlign w:val="center"/>
-            <w:shd w:val="clear" w:color="auto" w:fill="FFFFFF"/>
-          </w:tcPr>
-          <w:p>
-            <w:pPr>
-              <w:jc w:val="left"/>
-            </w:pPr>
-            <w:r>
-              <w:rPr>
-                <w:rFonts w:ascii="Times New Roman" w:hAnsi="Times New Roman"/>
-                <w:b w:val="0"/>
-                <w:i w:val="0"/>
-                <w:sz w:val="20"/>
-              </w:rPr>
-              <w:t>QBER</w:t>
-            </w:r>
-          </w:p>
-        </w:tc>
-        <w:tc>
-          <w:tcPr>
-            <w:tcW w:type="dxa" w:w="6768"/>
-            <w:vAlign w:val="center"/>
-            <w:shd w:val="clear" w:color="auto" w:fill="FFFFFF"/>
-          </w:tcPr>
-          <w:p>
-            <w:pPr>
-              <w:jc w:val="left"/>
-            </w:pPr>
-            <w:r>
-              <w:rPr>
-                <w:rFonts w:ascii="Times New Roman" w:hAnsi="Times New Roman"/>
-                <w:b w:val="0"/>
-                <w:i w:val="0"/>
-                <w:sz w:val="20"/>
-              </w:rPr>
-              <w:t>Quantum Bit Error Rate</w:t>
-            </w:r>
-          </w:p>
-        </w:tc>
-      </w:tr>
-      <w:tr>
-        <w:tc>
-          <w:tcPr>
-            <w:tcW w:type="dxa" w:w="2592"/>
-            <w:vAlign w:val="center"/>
-            <w:shd w:val="clear" w:color="auto" w:fill="F2F6FC"/>
-          </w:tcPr>
-          <w:p>
-            <w:pPr>
-              <w:jc w:val="left"/>
-            </w:pPr>
-            <w:r>
-              <w:rPr>
-                <w:rFonts w:ascii="Times New Roman" w:hAnsi="Times New Roman"/>
-                <w:b w:val="0"/>
-                <w:i w:val="0"/>
-                <w:sz w:val="20"/>
-              </w:rPr>
-              <w:t>QKD</w:t>
-            </w:r>
-          </w:p>
-        </w:tc>
-        <w:tc>
-          <w:tcPr>
-            <w:tcW w:type="dxa" w:w="6768"/>
-            <w:vAlign w:val="center"/>
-            <w:shd w:val="clear" w:color="auto" w:fill="F2F6FC"/>
-          </w:tcPr>
-          <w:p>
-            <w:pPr>
-              <w:jc w:val="left"/>
-            </w:pPr>
-            <w:r>
-              <w:rPr>
-                <w:rFonts w:ascii="Times New Roman" w:hAnsi="Times New Roman"/>
-                <w:b w:val="0"/>
-                <w:i w:val="0"/>
-                <w:sz w:val="20"/>
-              </w:rPr>
-              <w:t>Quantum Key Distribution</w:t>
-            </w:r>
-          </w:p>
-        </w:tc>
-      </w:tr>
-      <w:tr>
-        <w:tc>
-          <w:tcPr>
-            <w:tcW w:type="dxa" w:w="2592"/>
-            <w:vAlign w:val="center"/>
-            <w:shd w:val="clear" w:color="auto" w:fill="FFFFFF"/>
-          </w:tcPr>
-          <w:p>
-            <w:pPr>
-              <w:jc w:val="left"/>
-            </w:pPr>
-            <w:r>
-              <w:rPr>
-                <w:rFonts w:ascii="Times New Roman" w:hAnsi="Times New Roman"/>
-                <w:b w:val="0"/>
-                <w:i w:val="0"/>
-                <w:sz w:val="20"/>
-              </w:rPr>
-              <w:t>QBFT</w:t>
-            </w:r>
-          </w:p>
-        </w:tc>
-        <w:tc>
-          <w:tcPr>
-            <w:tcW w:type="dxa" w:w="6768"/>
-            <w:vAlign w:val="center"/>
-            <w:shd w:val="clear" w:color="auto" w:fill="FFFFFF"/>
-          </w:tcPr>
-          <w:p>
-            <w:pPr>
-              <w:jc w:val="left"/>
-            </w:pPr>
-            <w:r>
-              <w:rPr>
-                <w:rFonts w:ascii="Times New Roman" w:hAnsi="Times New Roman"/>
-                <w:b w:val="0"/>
-                <w:i w:val="0"/>
-                <w:sz w:val="20"/>
-              </w:rPr>
-              <w:t>Istanbul/Quorum Byzantine Fault Tolerant Consensus Protocol</w:t>
-            </w:r>
-          </w:p>
-        </w:tc>
-      </w:tr>
-      <w:tr>
-        <w:tc>
-          <w:tcPr>
-            <w:tcW w:type="dxa" w:w="2592"/>
-            <w:vAlign w:val="center"/>
-            <w:shd w:val="clear" w:color="auto" w:fill="F2F6FC"/>
-          </w:tcPr>
-          <w:p>
-            <w:pPr>
-              <w:jc w:val="left"/>
-            </w:pPr>
-            <w:r>
-              <w:rPr>
-                <w:rFonts w:ascii="Times New Roman" w:hAnsi="Times New Roman"/>
-                <w:b w:val="0"/>
-                <w:i w:val="0"/>
-                <w:sz w:val="20"/>
-              </w:rPr>
-              <w:t>RBAC</w:t>
-            </w:r>
-          </w:p>
-        </w:tc>
-        <w:tc>
-          <w:tcPr>
-            <w:tcW w:type="dxa" w:w="6768"/>
-            <w:vAlign w:val="center"/>
-            <w:shd w:val="clear" w:color="auto" w:fill="F2F6FC"/>
-          </w:tcPr>
-          <w:p>
-            <w:pPr>
-              <w:jc w:val="left"/>
-            </w:pPr>
-            <w:r>
-              <w:rPr>
-                <w:rFonts w:ascii="Times New Roman" w:hAnsi="Times New Roman"/>
-                <w:b w:val="0"/>
-                <w:i w:val="0"/>
-                <w:sz w:val="20"/>
-              </w:rPr>
-              <w:t>Role-Based Access Control</w:t>
-            </w:r>
-          </w:p>
-        </w:tc>
-      </w:tr>
-      <w:tr>
-        <w:tc>
-          <w:tcPr>
-            <w:tcW w:type="dxa" w:w="2592"/>
-            <w:vAlign w:val="center"/>
-            <w:shd w:val="clear" w:color="auto" w:fill="FFFFFF"/>
-          </w:tcPr>
-          <w:p>
-            <w:pPr>
-              <w:jc w:val="left"/>
-            </w:pPr>
-            <w:r>
-              <w:rPr>
-                <w:rFonts w:ascii="Times New Roman" w:hAnsi="Times New Roman"/>
-                <w:b w:val="0"/>
-                <w:i w:val="0"/>
-                <w:sz w:val="20"/>
-              </w:rPr>
-              <w:t>RSA</w:t>
-            </w:r>
-          </w:p>
-        </w:tc>
-        <w:tc>
-          <w:tcPr>
-            <w:tcW w:type="dxa" w:w="6768"/>
-            <w:vAlign w:val="center"/>
-            <w:shd w:val="clear" w:color="auto" w:fill="FFFFFF"/>
-          </w:tcPr>
-          <w:p>
-            <w:pPr>
-              <w:jc w:val="left"/>
-            </w:pPr>
-            <w:r>
-              <w:rPr>
-                <w:rFonts w:ascii="Times New Roman" w:hAnsi="Times New Roman"/>
-                <w:b w:val="0"/>
-                <w:i w:val="0"/>
-                <w:sz w:val="20"/>
-              </w:rPr>
-              <w:t>Rivest-Shamir-Adleman Asymmetric Key System</w:t>
-            </w:r>
-          </w:p>
-        </w:tc>
-      </w:tr>
-      <w:tr>
-        <w:tc>
-          <w:tcPr>
-            <w:tcW w:type="dxa" w:w="2592"/>
-            <w:vAlign w:val="center"/>
-            <w:shd w:val="clear" w:color="auto" w:fill="F2F6FC"/>
-          </w:tcPr>
-          <w:p>
-            <w:pPr>
-              <w:jc w:val="left"/>
-            </w:pPr>
-            <w:r>
-              <w:rPr>
-                <w:rFonts w:ascii="Times New Roman" w:hAnsi="Times New Roman"/>
-                <w:b w:val="0"/>
-                <w:i w:val="0"/>
-                <w:sz w:val="20"/>
-              </w:rPr>
-              <w:t>SHA-256</w:t>
-            </w:r>
-          </w:p>
-        </w:tc>
-        <w:tc>
-          <w:tcPr>
-            <w:tcW w:type="dxa" w:w="6768"/>
-            <w:vAlign w:val="center"/>
-            <w:shd w:val="clear" w:color="auto" w:fill="F2F6FC"/>
-          </w:tcPr>
-          <w:p>
-            <w:pPr>
-              <w:jc w:val="left"/>
-            </w:pPr>
-            <w:r>
-              <w:rPr>
-                <w:rFonts w:ascii="Times New Roman" w:hAnsi="Times New Roman"/>
-                <w:b w:val="0"/>
-                <w:i w:val="0"/>
-                <w:sz w:val="20"/>
-              </w:rPr>
-              <w:t>Secure Hash Algorithm 256-bit (One-way digital fingerprinting)</w:t>
-            </w:r>
-          </w:p>
-        </w:tc>
-      </w:tr>
-      <w:tr>
-        <w:tc>
-          <w:tcPr>
-            <w:tcW w:type="dxa" w:w="2592"/>
-            <w:vAlign w:val="center"/>
-            <w:shd w:val="clear" w:color="auto" w:fill="FFFFFF"/>
-          </w:tcPr>
-          <w:p>
-            <w:pPr>
-              <w:jc w:val="left"/>
-            </w:pPr>
-            <w:r>
-              <w:rPr>
-                <w:rFonts w:ascii="Times New Roman" w:hAnsi="Times New Roman"/>
-                <w:b w:val="0"/>
-                <w:i w:val="0"/>
-                <w:sz w:val="20"/>
-              </w:rPr>
-              <w:t>SPA</w:t>
-            </w:r>
-          </w:p>
-        </w:tc>
-        <w:tc>
-          <w:tcPr>
-            <w:tcW w:type="dxa" w:w="6768"/>
-            <w:vAlign w:val="center"/>
-            <w:shd w:val="clear" w:color="auto" w:fill="FFFFFF"/>
-          </w:tcPr>
-          <w:p>
-            <w:pPr>
-              <w:jc w:val="left"/>
-            </w:pPr>
-            <w:r>
-              <w:rPr>
-                <w:rFonts w:ascii="Times New Roman" w:hAnsi="Times New Roman"/>
-                <w:b w:val="0"/>
-                <w:i w:val="0"/>
-                <w:sz w:val="20"/>
-              </w:rPr>
-              <w:t>Single Page Application</w:t>
-            </w:r>
-          </w:p>
-        </w:tc>
-      </w:tr>
-      <w:tr>
-        <w:tc>
-          <w:tcPr>
-            <w:tcW w:type="dxa" w:w="2592"/>
-            <w:vAlign w:val="center"/>
-            <w:shd w:val="clear" w:color="auto" w:fill="F2F6FC"/>
-          </w:tcPr>
-          <w:p>
-            <w:pPr>
-              <w:jc w:val="left"/>
-            </w:pPr>
-            <w:r>
-              <w:rPr>
-                <w:rFonts w:ascii="Times New Roman" w:hAnsi="Times New Roman"/>
-                <w:b w:val="0"/>
-                <w:i w:val="0"/>
-                <w:sz w:val="20"/>
-              </w:rPr>
-              <w:t>UAT</w:t>
-            </w:r>
-          </w:p>
-        </w:tc>
-        <w:tc>
-          <w:tcPr>
-            <w:tcW w:type="dxa" w:w="6768"/>
-            <w:vAlign w:val="center"/>
-            <w:shd w:val="clear" w:color="auto" w:fill="F2F6FC"/>
-          </w:tcPr>
-          <w:p>
-            <w:pPr>
-              <w:jc w:val="left"/>
-            </w:pPr>
-            <w:r>
-              <w:rPr>
-                <w:rFonts w:ascii="Times New Roman" w:hAnsi="Times New Roman"/>
-                <w:b w:val="0"/>
-                <w:i w:val="0"/>
-                <w:sz w:val="20"/>
-              </w:rPr>
-              <w:t>User Acceptance Testing</w:t>
-            </w:r>
-          </w:p>
-        </w:tc>
-      </w:tr>
-    </w:tbl>
-    <w:p>
       <w:r>
-        <w:br w:type="page"/>
+        <w:rPr>
+          <w:rFonts w:ascii="Times New Roman" w:hAnsi="Times New Roman" w:eastAsia="Times New Roman"/>
+          <w:b/>
+          <w:i w:val="0"/>
+          <w:color w:val="000000"/>
+          <w:sz w:val="28"/>
+        </w:rPr>
+        <w:t>Appendix B — MessageVerifier.sol Smart Contract</w:t>
       </w:r>
     </w:p>
     <w:p>
       <w:pPr>
-        <w:spacing w:before="360" w:after="120"/>
-        <w:jc w:val="left"/>
+        <w:ind w:firstLine="720"/>
       </w:pPr>
       <w:r>
         <w:rPr>
-          <w:rFonts w:ascii="Times New Roman" w:hAnsi="Times New Roman"/>
-          <w:b/>
+          <w:rFonts w:ascii="Times New Roman" w:hAnsi="Times New Roman" w:eastAsia="Times New Roman"/>
+          <w:b w:val="0"/>
           <w:i w:val="0"/>
-          <w:color w:val="003366"/>
-          <w:sz w:val="32"/>
+          <w:color w:val="000000"/>
+          <w:sz w:val="24"/>
         </w:rPr>
-        <w:t>REFERENCES</w:t>
+        <w:t>Contract Path: contract/contracts/MessageVerifier.sol. Compiled with Solidity ^0.8.20 under MIT license. Provides recordHash, verifyHash, verifyUser, and getUserRole methods.</w:t>
       </w:r>
     </w:p>
     <w:p>
       <w:pPr>
-        <w:spacing w:before="40" w:after="40"/>
-        <w:pBdr>
-          <w:bottom w:val="single" w:sz="6" w:space="1" w:color="1F497D"/>
-        </w:pBdr>
-      </w:pPr>
-    </w:p>
-    <w:p>
-      <w:pPr>
-        <w:spacing w:before="0" w:after="120"/>
-        <w:ind w:left="576" w:hanging="576"/>
-        <w:jc w:val="left"/>
+        <w:pStyle w:val="Heading1"/>
       </w:pPr>
       <w:r>
         <w:rPr>
-          <w:rFonts w:ascii="Times New Roman" w:hAnsi="Times New Roman"/>
-          <w:b w:val="0"/>
+          <w:rFonts w:ascii="Times New Roman" w:hAnsi="Times New Roman" w:eastAsia="Times New Roman"/>
+          <w:b/>
           <w:i w:val="0"/>
-          <w:sz w:val="22"/>
+          <w:color w:val="000000"/>
+          <w:sz w:val="28"/>
         </w:rPr>
-        <w:t>[1] C. H. Bennett and G. Brassard, "Quantum cryptography: Public key distribution and coin tossing," Theoretical Computer Science, vol. 560, pp. 7-11, 2014. [Original 1984 paper republished.]</w:t>
+        <w:t>Appendix C — BB84 Simulation Module Summary</w:t>
       </w:r>
     </w:p>
     <w:p>
       <w:pPr>
-        <w:spacing w:before="0" w:after="120"/>
-        <w:ind w:left="576" w:hanging="576"/>
-        <w:jc w:val="left"/>
+        <w:ind w:firstLine="720"/>
       </w:pPr>
       <w:r>
         <w:rPr>
-          <w:rFonts w:ascii="Times New Roman" w:hAnsi="Times New Roman"/>
+          <w:rFonts w:ascii="Times New Roman" w:hAnsi="Times New Roman" w:eastAsia="Times New Roman"/>
           <w:b w:val="0"/>
           <w:i w:val="0"/>
-          <w:sz w:val="22"/>
+          <w:color w:val="000000"/>
+          <w:sz w:val="24"/>
         </w:rPr>
-        <w:t>[2] D. J. Bernstein and T. Lange, "Post-quantum cryptography," Nature, vol. 549, no. 7671, pp. 188-194, Sep. 2017.</w:t>
+        <w:t>Module Path: src/lib/bb84.ts. Classical software simulation utilizing window.crypto.getRandomValues for random basis selection, bit sifting, QBER computation, and 256-bit key distillation with an 11% error abort limit.</w:t>
       </w:r>
     </w:p>
     <w:p>
       <w:pPr>
-        <w:spacing w:before="0" w:after="120"/>
-        <w:ind w:left="576" w:hanging="576"/>
-        <w:jc w:val="left"/>
+        <w:pStyle w:val="Heading1"/>
       </w:pPr>
       <w:r>
         <w:rPr>
-          <w:rFonts w:ascii="Times New Roman" w:hAnsi="Times New Roman"/>
-          <w:b w:val="0"/>
+          <w:rFonts w:ascii="Times New Roman" w:hAnsi="Times New Roman" w:eastAsia="Times New Roman"/>
+          <w:b/>
           <w:i w:val="0"/>
-          <w:sz w:val="22"/>
+          <w:color w:val="000000"/>
+          <w:sz w:val="28"/>
         </w:rPr>
-        <w:t>[3] M. A. Nielsen and I. L. Chuang, Quantum Computation and Quantum Information, 10th anniversary ed. Cambridge, UK: Cambridge University Press, 2010.</w:t>
+        <w:t>Appendix D — Walk-Through Scenario Notes</w:t>
       </w:r>
     </w:p>
     <w:p>
       <w:pPr>
-        <w:spacing w:before="0" w:after="120"/>
-        <w:ind w:left="576" w:hanging="576"/>
-        <w:jc w:val="left"/>
+        <w:ind w:firstLine="720"/>
       </w:pPr>
       <w:r>
         <w:rPr>
-          <w:rFonts w:ascii="Times New Roman" w:hAnsi="Times New Roman"/>
+          <w:rFonts w:ascii="Times New Roman" w:hAnsi="Times New Roman" w:eastAsia="Times New Roman"/>
           <w:b w:val="0"/>
           <w:i w:val="0"/>
-          <w:sz w:val="22"/>
+          <w:color w:val="000000"/>
+          <w:sz w:val="24"/>
         </w:rPr>
-        <w:t>[4] Convex Development Team, "Convex Documentation," Convex, 2024. [Online]. Available: https://docs.convex.dev. [Accessed: Aug. 2026].</w:t>
+        <w:t>Internal testbed notes confirmed that during local execution, message payload hashes successfully committed to the Besu node when the Podman container was active, and gracefully reported node connection status when offline.</w:t>
       </w:r>
     </w:p>
     <w:p>
       <w:pPr>
-        <w:spacing w:before="0" w:after="120"/>
-        <w:ind w:left="576" w:hanging="576"/>
-        <w:jc w:val="left"/>
+        <w:pStyle w:val="Heading1"/>
       </w:pPr>
       <w:r>
         <w:rPr>
-          <w:rFonts w:ascii="Times New Roman" w:hAnsi="Times New Roman"/>
-          <w:b w:val="0"/>
-          <w:i w:val="0"/>
-          <w:sz w:val="22"/>
-        </w:rPr>
-        <w:t>[5] Hyperledger Foundation, "Hyperledger Besu Documentation," Hyperledger, 2024. [Online]. Available: https://besu.hyperledger.org. [Accessed: Aug. 2026].</w:t>
-      </w:r>
-    </w:p>
-    <w:p>
-      <w:pPr>
-        <w:spacing w:before="0" w:after="120"/>
-        <w:ind w:left="576" w:hanging="576"/>
-        <w:jc w:val="left"/>
-      </w:pPr>
-      <w:r>
-        <w:rPr>
-          <w:rFonts w:ascii="Times New Roman" w:hAnsi="Times New Roman"/>
-          <w:b w:val="0"/>
-          <w:i w:val="0"/>
-          <w:sz w:val="22"/>
-        </w:rPr>
-        <w:t>[6] Ethereum Foundation, "Solidity Language Documentation," Solidity, v0.8.20, 2024. [Online]. Available: https://docs.soliditylang.org. [Accessed: Aug. 2026].</w:t>
-      </w:r>
-    </w:p>
-    <w:p>
-      <w:pPr>
-        <w:spacing w:before="0" w:after="120"/>
-        <w:ind w:left="576" w:hanging="576"/>
-        <w:jc w:val="left"/>
-      </w:pPr>
-      <w:r>
-        <w:rPr>
-          <w:rFonts w:ascii="Times New Roman" w:hAnsi="Times New Roman"/>
-          <w:b w:val="0"/>
-          <w:i w:val="0"/>
-          <w:sz w:val="22"/>
-        </w:rPr>
-        <w:t>[7] Mozilla Developer Network, "Web Crypto API," MDN Web Docs, 2024. [Online]. Available: https://developer.mozilla.org/en-US/docs/Web/API/Web_Crypto_API. [Accessed: Aug. 2026].</w:t>
-      </w:r>
-    </w:p>
-    <w:p>
-      <w:pPr>
-        <w:spacing w:before="0" w:after="120"/>
-        <w:ind w:left="576" w:hanging="576"/>
-        <w:jc w:val="left"/>
-      </w:pPr>
-      <w:r>
-        <w:rPr>
-          <w:rFonts w:ascii="Times New Roman" w:hAnsi="Times New Roman"/>
-          <w:b w:val="0"/>
-          <w:i w:val="0"/>
-          <w:sz w:val="22"/>
-        </w:rPr>
-        <w:t>[8] Ethers.js Contributors, "Ethers.js v6 Documentation," 2024. [Online]. Available: https://docs.ethers.org/v6. [Accessed: Aug. 2026].</w:t>
-      </w:r>
-    </w:p>
-    <w:p>
-      <w:pPr>
-        <w:spacing w:before="0" w:after="120"/>
-        <w:ind w:left="576" w:hanging="576"/>
-        <w:jc w:val="left"/>
-      </w:pPr>
-      <w:r>
-        <w:rPr>
-          <w:rFonts w:ascii="Times New Roman" w:hAnsi="Times New Roman"/>
-          <w:b w:val="0"/>
-          <w:i w:val="0"/>
-          <w:sz w:val="22"/>
-        </w:rPr>
-        <w:t>[9] National Institute of Standards and Technology (NIST), "Announcing the Advanced Encryption Standard (AES)," FIPS Publication 197, Nov. 2001.</w:t>
-      </w:r>
-    </w:p>
-    <w:p>
-      <w:pPr>
-        <w:spacing w:before="0" w:after="120"/>
-        <w:ind w:left="576" w:hanging="576"/>
-        <w:jc w:val="left"/>
-      </w:pPr>
-      <w:r>
-        <w:rPr>
-          <w:rFonts w:ascii="Times New Roman" w:hAnsi="Times New Roman"/>
-          <w:b w:val="0"/>
-          <w:i w:val="0"/>
-          <w:sz w:val="22"/>
-        </w:rPr>
-        <w:t>[10] W. Diffie and M. E. Hellman, "New directions in cryptography," IEEE Transactions on Information Theory, vol. 22, no. 6, pp. 644-654, Nov. 1976.</w:t>
-      </w:r>
-    </w:p>
-    <w:p>
-      <w:pPr>
-        <w:spacing w:before="0" w:after="120"/>
-        <w:ind w:left="576" w:hanging="576"/>
-        <w:jc w:val="left"/>
-      </w:pPr>
-      <w:r>
-        <w:rPr>
-          <w:rFonts w:ascii="Times New Roman" w:hAnsi="Times New Roman"/>
-          <w:b w:val="0"/>
-          <w:i w:val="0"/>
-          <w:sz w:val="22"/>
-        </w:rPr>
-        <w:t>[11] R. L. Rivest, A. Shamir, and L. Adleman, "A method for obtaining digital signatures and public-key cryptosystems," Communications of the ACM, vol. 21, no. 2, pp. 120-126, Feb. 1978.</w:t>
-      </w:r>
-    </w:p>
-    <w:p>
-      <w:pPr>
-        <w:spacing w:before="0" w:after="120"/>
-        <w:ind w:left="576" w:hanging="576"/>
-        <w:jc w:val="left"/>
-      </w:pPr>
-      <w:r>
-        <w:rPr>
-          <w:rFonts w:ascii="Times New Roman" w:hAnsi="Times New Roman"/>
-          <w:b w:val="0"/>
-          <w:i w:val="0"/>
-          <w:sz w:val="22"/>
-        </w:rPr>
-        <w:t>[12] P. W. Shor, "Algorithms for quantum computation: Discrete logarithms and factoring," in Proc. 35th Annual Symposium on Foundations of Computer Science, Santa Fe, NM, USA, 1994, pp. 124-134.</w:t>
-      </w:r>
-    </w:p>
-    <w:p>
-      <w:pPr>
-        <w:spacing w:before="0" w:after="120"/>
-        <w:ind w:left="576" w:hanging="576"/>
-        <w:jc w:val="left"/>
-      </w:pPr>
-      <w:r>
-        <w:rPr>
-          <w:rFonts w:ascii="Times New Roman" w:hAnsi="Times New Roman"/>
-          <w:b w:val="0"/>
-          <w:i w:val="0"/>
-          <w:sz w:val="22"/>
-        </w:rPr>
-        <w:t>[13] S. Nakamoto, "Bitcoin: A Peer-to-Peer Electronic Cash System," 2008. [Online]. Available: https://bitcoin.org/bitcoin.pdf. [Accessed: Aug. 2026].</w:t>
-      </w:r>
-    </w:p>
-    <w:p>
-      <w:pPr>
-        <w:spacing w:before="0" w:after="120"/>
-        <w:ind w:left="576" w:hanging="576"/>
-        <w:jc w:val="left"/>
-      </w:pPr>
-      <w:r>
-        <w:rPr>
-          <w:rFonts w:ascii="Times New Roman" w:hAnsi="Times New Roman"/>
-          <w:b w:val="0"/>
-          <w:i w:val="0"/>
-          <w:sz w:val="22"/>
-        </w:rPr>
-        <w:t>[14] G. Wood, "Ethereum: A Secure Decentralised Generalised Transaction Ledger," Ethereum Yellow Paper, 2014.</w:t>
-      </w:r>
-    </w:p>
-    <w:p>
-      <w:pPr>
-        <w:spacing w:before="0" w:after="120"/>
-        <w:ind w:left="576" w:hanging="576"/>
-        <w:jc w:val="left"/>
-      </w:pPr>
-      <w:r>
-        <w:rPr>
-          <w:rFonts w:ascii="Times New Roman" w:hAnsi="Times New Roman"/>
-          <w:b w:val="0"/>
-          <w:i w:val="0"/>
-          <w:sz w:val="22"/>
-        </w:rPr>
-        <w:t>[15] Up and Atom, "Quantum Cryptography in 6 Minutes," YouTube, 2019. [Online]. Available: https://youtu.be/uiiaAJ3c6dM. [Accessed: Aug. 2026].</w:t>
-      </w:r>
-    </w:p>
-    <w:p>
-      <w:r>
-        <w:br w:type="page"/>
-      </w:r>
-    </w:p>
-    <w:p>
-      <w:pPr>
-        <w:spacing w:before="360" w:after="120"/>
-        <w:jc w:val="left"/>
-      </w:pPr>
-      <w:r>
-        <w:rPr>
-          <w:rFonts w:ascii="Times New Roman" w:hAnsi="Times New Roman"/>
+          <w:rFonts w:ascii="Times New Roman" w:hAnsi="Times New Roman" w:eastAsia="Times New Roman"/>
           <w:b/>
           <w:i w:val="0"/>
-          <w:color w:val="003366"/>
-          <w:sz w:val="32"/>
+          <w:color w:val="000000"/>
+          <w:sz w:val="28"/>
         </w:rPr>
-        <w:t>APPENDIX A — SYSTEM SOURCE CODE LISTING</w:t>
-      </w:r>
-    </w:p>
-    <w:p>
-      <w:pPr>
-        <w:spacing w:before="40" w:after="40"/>
-        <w:pBdr>
-          <w:bottom w:val="single" w:sz="6" w:space="1" w:color="1F497D"/>
-        </w:pBdr>
-      </w:pPr>
-    </w:p>
-    <w:p>
-      <w:pPr>
-        <w:spacing w:before="0" w:after="160"/>
-        <w:jc w:val="both"/>
-      </w:pPr>
-      <w:r>
-        <w:rPr>
-          <w:rFonts w:ascii="Times New Roman" w:hAnsi="Times New Roman"/>
-          <w:b w:val="0"/>
-          <w:i w:val="0"/>
-          <w:sz w:val="24"/>
-        </w:rPr>
-        <w:t>This appendix contains core application worker components and serverless function listings.</w:t>
-      </w:r>
-    </w:p>
-    <w:p>
-      <w:pPr>
-        <w:spacing w:before="120" w:after="40"/>
-      </w:pPr>
-      <w:r>
-        <w:rPr>
-          <w:rFonts w:ascii="Times New Roman" w:hAnsi="Times New Roman"/>
-          <w:b/>
-          <w:i w:val="0"/>
-          <w:color w:val="1F497D"/>
-          <w:sz w:val="20"/>
-        </w:rPr>
-        <w:t>Listing: Appendix A.1: Client Key Gatekeeper (src/App.tsx)</w:t>
-      </w:r>
-    </w:p>
-    <w:p>
-      <w:pPr>
-        <w:spacing w:before="80" w:after="160"/>
-        <w:ind w:left="432" w:right="432"/>
-        <w:shd w:val="clear" w:color="auto" w:fill="F4F6F9"/>
-        <w:pBdr>
-          <w:left w:val="single" w:sz="12" w:space="4" w:color="1F497D"/>
-        </w:pBdr>
-      </w:pPr>
-      <w:r>
-        <w:rPr>
-          <w:rFonts w:ascii="Courier New" w:hAnsi="Courier New"/>
-          <w:color w:val="1E1E1E"/>
-          <w:sz w:val="19"/>
-        </w:rPr>
-        <w:t>// src/App.tsx - Cryptographic Identity Gatekeeper Worker</w:t>
-        <w:br/>
-        <w:t>import { useEffect } from "react";</w:t>
-        <w:br/>
-        <w:t>import { useQuery, useMutation } from "convex/react";</w:t>
-        <w:br/>
-        <w:t>import { api } from "../convex/_generated/api";</w:t>
-        <w:br/>
-        <w:t>import { Id } from "../convex/_generated/dataModel";</w:t>
-        <w:br/>
-        <w:t>import { generateClientIdentityKeys } from "./services/web3Service";</w:t>
-        <w:br/>
-        <w:br/>
-        <w:t>export function CryptographicLoginGatekeeper({ currentUserId }: { currentUserId: Id&lt;"users"&gt; }) {</w:t>
-        <w:br/>
-        <w:t xml:space="preserve">  const userProfile = useQuery(api.users.getById, { id: currentUserId });</w:t>
-        <w:br/>
-        <w:t xml:space="preserve">  const updateProfileKeys = useMutation(api.users.updateProfileKeys);</w:t>
-        <w:br/>
-        <w:br/>
-        <w:t xml:space="preserve">  useEffect(() =&gt; {</w:t>
-        <w:br/>
-        <w:t xml:space="preserve">    async function enforceIdentityKeys() {</w:t>
-        <w:br/>
-        <w:t xml:space="preserve">      if (userProfile &amp;&amp; !userProfile.hasKeypair) {</w:t>
-        <w:br/>
-        <w:t xml:space="preserve">        try {</w:t>
-        <w:br/>
-        <w:t xml:space="preserve">          const exportedPublicKeyString = await generateClientIdentityKeys();</w:t>
-        <w:br/>
-        <w:t xml:space="preserve">          await updateProfileKeys({ id: currentUserId, publicKey: exportedPublicKeyString, hasKeypair: true });</w:t>
-        <w:br/>
-        <w:t xml:space="preserve">        } catch (err) {</w:t>
-        <w:br/>
-        <w:t xml:space="preserve">          console.error("Cryptographic identity setup error:", err);</w:t>
-        <w:br/>
-        <w:t xml:space="preserve">        }</w:t>
-        <w:br/>
-        <w:t xml:space="preserve">      }</w:t>
-        <w:br/>
-        <w:t xml:space="preserve">    }</w:t>
-        <w:br/>
-        <w:t xml:space="preserve">    enforceIdentityKeys();</w:t>
-        <w:br/>
-        <w:t xml:space="preserve">  }, [userProfile, currentUserId, updateProfileKeys]);</w:t>
-        <w:br/>
-        <w:br/>
-        <w:t xml:space="preserve">  return null;</w:t>
-        <w:br/>
-        <w:t>}</w:t>
-      </w:r>
-    </w:p>
-    <w:p>
-      <w:r>
-        <w:br w:type="page"/>
-      </w:r>
-    </w:p>
-    <w:p>
-      <w:pPr>
-        <w:spacing w:before="360" w:after="120"/>
-        <w:jc w:val="left"/>
-      </w:pPr>
-      <w:r>
-        <w:rPr>
-          <w:rFonts w:ascii="Times New Roman" w:hAnsi="Times New Roman"/>
-          <w:b/>
-          <w:i w:val="0"/>
-          <w:color w:val="003366"/>
-          <w:sz w:val="32"/>
-        </w:rPr>
-        <w:t>APPENDIX B — SMART CONTRACT SOURCE CODE</w:t>
-      </w:r>
-    </w:p>
-    <w:p>
-      <w:pPr>
-        <w:spacing w:before="40" w:after="40"/>
-        <w:pBdr>
-          <w:bottom w:val="single" w:sz="6" w:space="1" w:color="1F497D"/>
-        </w:pBdr>
-      </w:pPr>
-    </w:p>
-    <w:p>
-      <w:pPr>
-        <w:spacing w:before="0" w:after="160"/>
-        <w:jc w:val="both"/>
-      </w:pPr>
-      <w:r>
-        <w:rPr>
-          <w:rFonts w:ascii="Times New Roman" w:hAnsi="Times New Roman"/>
-          <w:b w:val="0"/>
-          <w:i w:val="0"/>
-          <w:sz w:val="24"/>
-        </w:rPr>
-        <w:t>This appendix contains the complete Solidity smart contract deployed to Hyperledger Besu.</w:t>
-      </w:r>
-    </w:p>
-    <w:p>
-      <w:pPr>
-        <w:spacing w:before="120" w:after="40"/>
-      </w:pPr>
-      <w:r>
-        <w:rPr>
-          <w:rFonts w:ascii="Times New Roman" w:hAnsi="Times New Roman"/>
-          <w:b/>
-          <w:i w:val="0"/>
-          <w:color w:val="1F497D"/>
-          <w:sz w:val="20"/>
-        </w:rPr>
-        <w:t>Listing: Appendix B.1: MessageVerifier.sol Smart Contract</w:t>
-      </w:r>
-    </w:p>
-    <w:p>
-      <w:pPr>
-        <w:spacing w:before="80" w:after="160"/>
-        <w:ind w:left="432" w:right="432"/>
-        <w:shd w:val="clear" w:color="auto" w:fill="F4F6F9"/>
-        <w:pBdr>
-          <w:left w:val="single" w:sz="12" w:space="4" w:color="1F497D"/>
-        </w:pBdr>
-      </w:pPr>
-      <w:r>
-        <w:rPr>
-          <w:rFonts w:ascii="Courier New" w:hAnsi="Courier New"/>
-          <w:color w:val="1E1E1E"/>
-          <w:sz w:val="19"/>
-        </w:rPr>
-        <w:t>// SPDX-License-Identifier: MIT</w:t>
-        <w:br/>
-        <w:t>pragma solidity ^0.8.20;</w:t>
-        <w:br/>
-        <w:br/>
-        <w:t>contract MessageVerifier {</w:t>
-        <w:br/>
-        <w:t xml:space="preserve">    address public admin;</w:t>
-        <w:br/>
-        <w:t xml:space="preserve">    struct MessageRecord { bytes32 messageHash; address sender; address receiver; uint256 timestamp; }</w:t>
-        <w:br/>
-        <w:t xml:space="preserve">    mapping(string =&gt; MessageRecord) private messageRecords;</w:t>
-        <w:br/>
-        <w:t xml:space="preserve">    mapping(address =&gt; string) private userRoles;</w:t>
-        <w:br/>
-        <w:br/>
-        <w:t xml:space="preserve">    event MessageHashRecorded(string messageId, bytes32 messageHash, address indexed sender, address indexed receiver, uint256 timestamp);</w:t>
-        <w:br/>
-        <w:t xml:space="preserve">    event UserVerified(address indexed userAddress, string role);</w:t>
-        <w:br/>
-        <w:br/>
-        <w:t xml:space="preserve">    modifier onlyAdmin() { require(msg.sender == admin, "Not admin"); _; }</w:t>
-        <w:br/>
-        <w:br/>
-        <w:t xml:space="preserve">    constructor() { admin = msg.sender; userRoles[admin] = "admin"; emit UserVerified(admin, "admin"); }</w:t>
-        <w:br/>
-        <w:br/>
-        <w:t xml:space="preserve">    function recordHash(string memory messageId, bytes32 messageHash, address sender, address receiver) external {</w:t>
-        <w:br/>
-        <w:t xml:space="preserve">        require(bytes(messageId).length &gt; 0, "Empty ID");</w:t>
-        <w:br/>
-        <w:t xml:space="preserve">        require(messageRecords[messageId].timestamp == 0, "Already recorded");</w:t>
-        <w:br/>
-        <w:t xml:space="preserve">        messageRecords[messageId] = MessageRecord({ messageHash: messageHash, sender: sender, receiver: receiver, timestamp: block.timestamp });</w:t>
-        <w:br/>
-        <w:t xml:space="preserve">        emit MessageHashRecorded(messageId, messageHash, sender, receiver, block.timestamp);</w:t>
-        <w:br/>
-        <w:t xml:space="preserve">    }</w:t>
-        <w:br/>
-        <w:br/>
-        <w:t xml:space="preserve">    function verifyHash(string memory messageId) external view returns (bytes32) {</w:t>
-        <w:br/>
-        <w:t xml:space="preserve">        require(messageRecords[messageId].timestamp != 0, "Not found");</w:t>
-        <w:br/>
-        <w:t xml:space="preserve">        return messageRecords[messageId].messageHash;</w:t>
-        <w:br/>
-        <w:t xml:space="preserve">    }</w:t>
-        <w:br/>
-        <w:br/>
-        <w:t xml:space="preserve">    function verifyUser(address userAddress, string memory role) external onlyAdmin {</w:t>
-        <w:br/>
-        <w:t xml:space="preserve">        require(userAddress != address(0), "Invalid addr");</w:t>
-        <w:br/>
-        <w:t xml:space="preserve">        userRoles[userAddress] = role;</w:t>
-        <w:br/>
-        <w:t xml:space="preserve">        emit UserVerified(userAddress, role);</w:t>
-        <w:br/>
-        <w:t xml:space="preserve">    }</w:t>
-        <w:br/>
-        <w:br/>
-        <w:t xml:space="preserve">    function getUserRole(address userAddress) external view returns (string memory) {</w:t>
-        <w:br/>
-        <w:t xml:space="preserve">        return userRoles[userAddress];</w:t>
-        <w:br/>
-        <w:t xml:space="preserve">    }</w:t>
-        <w:br/>
-        <w:t>}</w:t>
-      </w:r>
-    </w:p>
-    <w:p>
-      <w:r>
-        <w:br w:type="page"/>
-      </w:r>
-    </w:p>
-    <w:p>
-      <w:pPr>
-        <w:spacing w:before="360" w:after="120"/>
-        <w:jc w:val="left"/>
-      </w:pPr>
-      <w:r>
-        <w:rPr>
-          <w:rFonts w:ascii="Times New Roman" w:hAnsi="Times New Roman"/>
-          <w:b/>
-          <w:i w:val="0"/>
-          <w:color w:val="003366"/>
-          <w:sz w:val="32"/>
-        </w:rPr>
-        <w:t>APPENDIX C — QUANTUM SIMULATION &amp; DATA PROTECTION CODE</w:t>
-      </w:r>
-    </w:p>
-    <w:p>
-      <w:pPr>
-        <w:spacing w:before="40" w:after="40"/>
-        <w:pBdr>
-          <w:bottom w:val="single" w:sz="6" w:space="1" w:color="1F497D"/>
-        </w:pBdr>
-      </w:pPr>
-    </w:p>
-    <w:p>
-      <w:pPr>
-        <w:spacing w:before="0" w:after="160"/>
-        <w:jc w:val="both"/>
-      </w:pPr>
-      <w:r>
-        <w:rPr>
-          <w:rFonts w:ascii="Times New Roman" w:hAnsi="Times New Roman"/>
-          <w:b w:val="0"/>
-          <w:i w:val="0"/>
-          <w:sz w:val="24"/>
-        </w:rPr>
-        <w:t>This appendix contains the TypeScript implementation of the BB84 QKD simulation module.</w:t>
-      </w:r>
-    </w:p>
-    <w:p>
-      <w:pPr>
-        <w:spacing w:before="120" w:after="40"/>
-      </w:pPr>
-      <w:r>
-        <w:rPr>
-          <w:rFonts w:ascii="Times New Roman" w:hAnsi="Times New Roman"/>
-          <w:b/>
-          <w:i w:val="0"/>
-          <w:color w:val="1F497D"/>
-          <w:sz w:val="20"/>
-        </w:rPr>
-        <w:t>Listing: Appendix C.1: BB84 Quantum Simulation (src/lib/bb84.ts)</w:t>
-      </w:r>
-    </w:p>
-    <w:p>
-      <w:pPr>
-        <w:spacing w:before="80" w:after="160"/>
-        <w:ind w:left="432" w:right="432"/>
-        <w:shd w:val="clear" w:color="auto" w:fill="F4F6F9"/>
-        <w:pBdr>
-          <w:left w:val="single" w:sz="12" w:space="4" w:color="1F497D"/>
-        </w:pBdr>
-      </w:pPr>
-      <w:r>
-        <w:rPr>
-          <w:rFonts w:ascii="Courier New" w:hAnsi="Courier New"/>
-          <w:color w:val="1E1E1E"/>
-          <w:sz w:val="19"/>
-        </w:rPr>
-        <w:t>// src/lib/bb84.ts - BB84 Quantum Simulation Module</w:t>
-        <w:br/>
-        <w:t>export type Basis = '+' | '×';</w:t>
-        <w:br/>
-        <w:t>export type Bit = 0 | 1;</w:t>
-        <w:br/>
-        <w:br/>
-        <w:t>export async function runBB84Simulation(targetKeyBits = 256) {</w:t>
-        <w:br/>
-        <w:t xml:space="preserve">  const numPhotons = Math.max(targetKeyBits * 2.5, 600);</w:t>
-        <w:br/>
-        <w:t xml:space="preserve">  const aliceBits: Bit[] = [], aliceBases: Basis[] = [], bobBases: Basis[] = [];</w:t>
-        <w:br/>
-        <w:t xml:space="preserve">  const siftedBits: Bit[] = [];</w:t>
-        <w:br/>
-        <w:t xml:space="preserve">  let errorCount = 0, matchingCount = 0;</w:t>
-        <w:br/>
-        <w:br/>
-        <w:t xml:space="preserve">  for (let i = 0; i &lt; numPhotons; i++) {</w:t>
-        <w:br/>
-        <w:t xml:space="preserve">    const aBit = (window.crypto.getRandomValues(new Uint8Array(1))[0] % 2) as Bit;</w:t>
-        <w:br/>
-        <w:t xml:space="preserve">    const aBasis = ((window.crypto.getRandomValues(new Uint8Array(1))[0] % 2) === 0) ? '+' : '×';</w:t>
-        <w:br/>
-        <w:t xml:space="preserve">    const bBasis = ((window.crypto.getRandomValues(new Uint8Array(1))[0] % 2) === 0) ? '+' : '×';</w:t>
-        <w:br/>
-        <w:br/>
-        <w:t xml:space="preserve">    aliceBits.push(aBit); aliceBases.push(aBasis); bobBases.push(bBasis);</w:t>
-        <w:br/>
-        <w:t xml:space="preserve">    let bMeasuredBit: Bit = (aBasis === bBasis) ? aBit : ((window.crypto.getRandomValues(new Uint8Array(1))[0] % 2) as Bit);</w:t>
-        <w:br/>
-        <w:br/>
-        <w:t xml:space="preserve">    if (aBasis === bBasis) {</w:t>
-        <w:br/>
-        <w:t xml:space="preserve">      matchingCount++;</w:t>
-        <w:br/>
-        <w:t xml:space="preserve">      siftedBits.push(bMeasuredBit);</w:t>
-        <w:br/>
-        <w:t xml:space="preserve">      if (bMeasuredBit !== aBit) errorCount++;</w:t>
-        <w:br/>
-        <w:t xml:space="preserve">    }</w:t>
-        <w:br/>
-        <w:t xml:space="preserve">    if (siftedBits.length &gt;= targetKeyBits) break;</w:t>
-        <w:br/>
-        <w:t xml:space="preserve">  }</w:t>
-        <w:br/>
-        <w:br/>
-        <w:t xml:space="preserve">  const finalSiftedBits = siftedBits.slice(0, targetKeyBits);</w:t>
-        <w:br/>
-        <w:t xml:space="preserve">  const sharedKeyHex = bitsToHex(finalSiftedBits);</w:t>
-        <w:br/>
-        <w:t xml:space="preserve">  const fingerprint = await generateKeyFingerprint(sharedKeyHex);</w:t>
-        <w:br/>
-        <w:t xml:space="preserve">  const qber = matchingCount &gt; 0 ? (errorCount / matchingCount) : 0;</w:t>
-        <w:br/>
-        <w:br/>
-        <w:t xml:space="preserve">  return { sharedKeyHex, fingerprint, details: { totalBitsSent: aliceBits.length, siftedLength: finalSiftedBits.length, efficiencyPercentage: Math.round((finalSiftedBits.length / aliceBits.length) * 100), qber } };</w:t>
-        <w:br/>
-        <w:t>}</w:t>
-      </w:r>
-    </w:p>
-    <w:p>
-      <w:r>
-        <w:br w:type="page"/>
-      </w:r>
-    </w:p>
-    <w:p>
-      <w:pPr>
-        <w:spacing w:before="360" w:after="120"/>
-        <w:jc w:val="left"/>
-      </w:pPr>
-      <w:r>
-        <w:rPr>
-          <w:rFonts w:ascii="Times New Roman" w:hAnsi="Times New Roman"/>
-          <w:b/>
-          <w:i w:val="0"/>
-          <w:color w:val="003366"/>
-          <w:sz w:val="32"/>
-        </w:rPr>
-        <w:t>APPENDIX D — USER ACCEPTANCE TESTING (UAT) FORM</w:t>
-      </w:r>
-    </w:p>
-    <w:p>
-      <w:pPr>
-        <w:spacing w:before="40" w:after="40"/>
-        <w:pBdr>
-          <w:bottom w:val="single" w:sz="6" w:space="1" w:color="1F497D"/>
-        </w:pBdr>
-      </w:pPr>
-    </w:p>
-    <w:p>
-      <w:pPr>
-        <w:spacing w:before="0" w:after="160"/>
-        <w:jc w:val="both"/>
-      </w:pPr>
-      <w:r>
-        <w:rPr>
-          <w:rFonts w:ascii="Times New Roman" w:hAnsi="Times New Roman"/>
-          <w:b w:val="0"/>
-          <w:i w:val="0"/>
-          <w:sz w:val="24"/>
-        </w:rPr>
-        <w:t>Sample User Acceptance Testing evaluation response form used during system testing sessions:</w:t>
+        <w:t>Appendix E — Ten-Week Sprint Timeline</w:t>
       </w:r>
     </w:p>
     <w:tbl>
       <w:tblPr>
         <w:tblStyle w:val="TableGrid"/>
         <w:tblW w:type="auto" w:w="0"/>
-        <w:jc w:val="center"/>
         <w:tblLook w:firstColumn="1" w:firstRow="1" w:lastColumn="0" w:lastRow="0" w:noHBand="0" w:noVBand="1" w:val="04A0"/>
       </w:tblPr>
       <w:tblGrid>
-        <w:gridCol w:w="4680"/>
-        <w:gridCol w:w="4680"/>
+        <w:gridCol w:w="3000"/>
+        <w:gridCol w:w="3000"/>
+        <w:gridCol w:w="3000"/>
       </w:tblGrid>
       <w:tr>
         <w:tc>
           <w:tcPr>
-            <w:tcW w:type="dxa" w:w="3168"/>
-            <w:vAlign w:val="center"/>
-            <w:shd w:val="clear" w:color="auto" w:fill="1F497D"/>
+            <w:tcW w:type="dxa" w:w="3000"/>
           </w:tcPr>
           <w:p>
-            <w:pPr>
-              <w:jc w:val="center"/>
-            </w:pPr>
+            <w:r/>
             <w:r>
               <w:rPr>
-                <w:rFonts w:ascii="Times New Roman" w:hAnsi="Times New Roman"/>
+                <w:rFonts w:ascii="Times New Roman" w:hAnsi="Times New Roman" w:eastAsia="Times New Roman"/>
                 <w:b/>
                 <w:i w:val="0"/>
-                <w:color w:val="FFFFFF"/>
+                <w:color w:val="000000"/>
                 <w:sz w:val="20"/>
               </w:rPr>
-              <w:t>Field</w:t>
+              <w:t>Sprint Phase</w:t>
             </w:r>
           </w:p>
         </w:tc>
         <w:tc>
           <w:tcPr>
-            <w:tcW w:type="dxa" w:w="6192"/>
-            <w:vAlign w:val="center"/>
-            <w:shd w:val="clear" w:color="auto" w:fill="1F497D"/>
+            <w:tcW w:type="dxa" w:w="3000"/>
           </w:tcPr>
           <w:p>
-            <w:pPr>
-              <w:jc w:val="center"/>
-            </w:pPr>
+            <w:r/>
             <w:r>
               <w:rPr>
-                <w:rFonts w:ascii="Times New Roman" w:hAnsi="Times New Roman"/>
+                <w:rFonts w:ascii="Times New Roman" w:hAnsi="Times New Roman" w:eastAsia="Times New Roman"/>
                 <w:b/>
                 <w:i w:val="0"/>
-                <w:color w:val="FFFFFF"/>
-                <w:sz w:val="20"/>
-              </w:rPr>
-              <w:t>Tester Input / Evaluation Response</w:t>
-            </w:r>
-          </w:p>
-        </w:tc>
-      </w:tr>
-      <w:tr>
-        <w:tc>
-          <w:tcPr>
-            <w:tcW w:type="dxa" w:w="3168"/>
-            <w:vAlign w:val="center"/>
-            <w:shd w:val="clear" w:color="auto" w:fill="F2F6FC"/>
-          </w:tcPr>
-          <w:p>
-            <w:pPr>
-              <w:jc w:val="left"/>
-            </w:pPr>
-            <w:r>
-              <w:rPr>
-                <w:rFonts w:ascii="Times New Roman" w:hAnsi="Times New Roman"/>
-                <w:b w:val="0"/>
-                <w:i w:val="0"/>
-                <w:sz w:val="20"/>
-              </w:rPr>
-              <w:t>Tester Name</w:t>
-            </w:r>
-          </w:p>
-        </w:tc>
-        <w:tc>
-          <w:tcPr>
-            <w:tcW w:type="dxa" w:w="6192"/>
-            <w:vAlign w:val="center"/>
-            <w:shd w:val="clear" w:color="auto" w:fill="F2F6FC"/>
-          </w:tcPr>
-          <w:p>
-            <w:pPr>
-              <w:jc w:val="left"/>
-            </w:pPr>
-            <w:r>
-              <w:rPr>
-                <w:rFonts w:ascii="Times New Roman" w:hAnsi="Times New Roman"/>
-                <w:b w:val="0"/>
-                <w:i w:val="0"/>
-                <w:sz w:val="20"/>
-              </w:rPr>
-              <w:t>Dr. A. O. Bello (Sample Lecturer Evaluator)</w:t>
-            </w:r>
-          </w:p>
-        </w:tc>
-      </w:tr>
-      <w:tr>
-        <w:tc>
-          <w:tcPr>
-            <w:tcW w:type="dxa" w:w="3168"/>
-            <w:vAlign w:val="center"/>
-            <w:shd w:val="clear" w:color="auto" w:fill="FFFFFF"/>
-          </w:tcPr>
-          <w:p>
-            <w:pPr>
-              <w:jc w:val="left"/>
-            </w:pPr>
-            <w:r>
-              <w:rPr>
-                <w:rFonts w:ascii="Times New Roman" w:hAnsi="Times New Roman"/>
-                <w:b w:val="0"/>
-                <w:i w:val="0"/>
-                <w:sz w:val="20"/>
-              </w:rPr>
-              <w:t>Assigned Role</w:t>
-            </w:r>
-          </w:p>
-        </w:tc>
-        <w:tc>
-          <w:tcPr>
-            <w:tcW w:type="dxa" w:w="6192"/>
-            <w:vAlign w:val="center"/>
-            <w:shd w:val="clear" w:color="auto" w:fill="FFFFFF"/>
-          </w:tcPr>
-          <w:p>
-            <w:pPr>
-              <w:jc w:val="left"/>
-            </w:pPr>
-            <w:r>
-              <w:rPr>
-                <w:rFonts w:ascii="Times New Roman" w:hAnsi="Times New Roman"/>
-                <w:b w:val="0"/>
-                <w:i w:val="0"/>
-                <w:sz w:val="20"/>
-              </w:rPr>
-              <w:t>Lecturer Account</w:t>
-            </w:r>
-          </w:p>
-        </w:tc>
-      </w:tr>
-      <w:tr>
-        <w:tc>
-          <w:tcPr>
-            <w:tcW w:type="dxa" w:w="3168"/>
-            <w:vAlign w:val="center"/>
-            <w:shd w:val="clear" w:color="auto" w:fill="F2F6FC"/>
-          </w:tcPr>
-          <w:p>
-            <w:pPr>
-              <w:jc w:val="left"/>
-            </w:pPr>
-            <w:r>
-              <w:rPr>
-                <w:rFonts w:ascii="Times New Roman" w:hAnsi="Times New Roman"/>
-                <w:b w:val="0"/>
-                <w:i w:val="0"/>
-                <w:sz w:val="20"/>
-              </w:rPr>
-              <w:t>Evaluation Scenario</w:t>
-            </w:r>
-          </w:p>
-        </w:tc>
-        <w:tc>
-          <w:tcPr>
-            <w:tcW w:type="dxa" w:w="6192"/>
-            <w:vAlign w:val="center"/>
-            <w:shd w:val="clear" w:color="auto" w:fill="F2F6FC"/>
-          </w:tcPr>
-          <w:p>
-            <w:pPr>
-              <w:jc w:val="left"/>
-            </w:pPr>
-            <w:r>
-              <w:rPr>
-                <w:rFonts w:ascii="Times New Roman" w:hAnsi="Times New Roman"/>
-                <w:b w:val="0"/>
-                <w:i w:val="0"/>
-                <w:sz w:val="20"/>
-              </w:rPr>
-              <w:t>UAT-03 &amp; UAT-04: BB84 Session Key Generation &amp; Protected Assignment Messaging</w:t>
-            </w:r>
-          </w:p>
-        </w:tc>
-      </w:tr>
-      <w:tr>
-        <w:tc>
-          <w:tcPr>
-            <w:tcW w:type="dxa" w:w="3168"/>
-            <w:vAlign w:val="center"/>
-            <w:shd w:val="clear" w:color="auto" w:fill="FFFFFF"/>
-          </w:tcPr>
-          <w:p>
-            <w:pPr>
-              <w:jc w:val="left"/>
-            </w:pPr>
-            <w:r>
-              <w:rPr>
-                <w:rFonts w:ascii="Times New Roman" w:hAnsi="Times New Roman"/>
-                <w:b w:val="0"/>
-                <w:i w:val="0"/>
-                <w:sz w:val="20"/>
-              </w:rPr>
-              <w:t>Ease of Navigation</w:t>
-            </w:r>
-          </w:p>
-        </w:tc>
-        <w:tc>
-          <w:tcPr>
-            <w:tcW w:type="dxa" w:w="6192"/>
-            <w:vAlign w:val="center"/>
-            <w:shd w:val="clear" w:color="auto" w:fill="FFFFFF"/>
-          </w:tcPr>
-          <w:p>
-            <w:pPr>
-              <w:jc w:val="left"/>
-            </w:pPr>
-            <w:r>
-              <w:rPr>
-                <w:rFonts w:ascii="Times New Roman" w:hAnsi="Times New Roman"/>
-                <w:b w:val="0"/>
-                <w:i w:val="0"/>
-                <w:sz w:val="20"/>
-              </w:rPr>
-              <w:t>4 / 5 (Very Easy)</w:t>
-            </w:r>
-          </w:p>
-        </w:tc>
-      </w:tr>
-      <w:tr>
-        <w:tc>
-          <w:tcPr>
-            <w:tcW w:type="dxa" w:w="3168"/>
-            <w:vAlign w:val="center"/>
-            <w:shd w:val="clear" w:color="auto" w:fill="F2F6FC"/>
-          </w:tcPr>
-          <w:p>
-            <w:pPr>
-              <w:jc w:val="left"/>
-            </w:pPr>
-            <w:r>
-              <w:rPr>
-                <w:rFonts w:ascii="Times New Roman" w:hAnsi="Times New Roman"/>
-                <w:b w:val="0"/>
-                <w:i w:val="0"/>
-                <w:sz w:val="20"/>
-              </w:rPr>
-              <w:t>Real-Time Message Sync</w:t>
-            </w:r>
-          </w:p>
-        </w:tc>
-        <w:tc>
-          <w:tcPr>
-            <w:tcW w:type="dxa" w:w="6192"/>
-            <w:vAlign w:val="center"/>
-            <w:shd w:val="clear" w:color="auto" w:fill="F2F6FC"/>
-          </w:tcPr>
-          <w:p>
-            <w:pPr>
-              <w:jc w:val="left"/>
-            </w:pPr>
-            <w:r>
-              <w:rPr>
-                <w:rFonts w:ascii="Times New Roman" w:hAnsi="Times New Roman"/>
-                <w:b w:val="0"/>
-                <w:i w:val="0"/>
-                <w:sz w:val="20"/>
-              </w:rPr>
-              <w:t>5 / 5 (Instantaneous websocket updates observed)</w:t>
-            </w:r>
-          </w:p>
-        </w:tc>
-      </w:tr>
-      <w:tr>
-        <w:tc>
-          <w:tcPr>
-            <w:tcW w:type="dxa" w:w="3168"/>
-            <w:vAlign w:val="center"/>
-            <w:shd w:val="clear" w:color="auto" w:fill="FFFFFF"/>
-          </w:tcPr>
-          <w:p>
-            <w:pPr>
-              <w:jc w:val="left"/>
-            </w:pPr>
-            <w:r>
-              <w:rPr>
-                <w:rFonts w:ascii="Times New Roman" w:hAnsi="Times New Roman"/>
-                <w:b w:val="0"/>
-                <w:i w:val="0"/>
-                <w:sz w:val="20"/>
-              </w:rPr>
-              <w:t>Sensitive Mode Toggle</w:t>
-            </w:r>
-          </w:p>
-        </w:tc>
-        <w:tc>
-          <w:tcPr>
-            <w:tcW w:type="dxa" w:w="6192"/>
-            <w:vAlign w:val="center"/>
-            <w:shd w:val="clear" w:color="auto" w:fill="FFFFFF"/>
-          </w:tcPr>
-          <w:p>
-            <w:pPr>
-              <w:jc w:val="left"/>
-            </w:pPr>
-            <w:r>
-              <w:rPr>
-                <w:rFonts w:ascii="Times New Roman" w:hAnsi="Times New Roman"/>
-                <w:b w:val="0"/>
-                <w:i w:val="0"/>
-                <w:sz w:val="20"/>
-              </w:rPr>
-              <w:t>5 / 5 (Red UI feedback clearly demarcation of protected mode)</w:t>
-            </w:r>
-          </w:p>
-        </w:tc>
-      </w:tr>
-      <w:tr>
-        <w:tc>
-          <w:tcPr>
-            <w:tcW w:type="dxa" w:w="3168"/>
-            <w:vAlign w:val="center"/>
-            <w:shd w:val="clear" w:color="auto" w:fill="F2F6FC"/>
-          </w:tcPr>
-          <w:p>
-            <w:pPr>
-              <w:jc w:val="left"/>
-            </w:pPr>
-            <w:r>
-              <w:rPr>
-                <w:rFonts w:ascii="Times New Roman" w:hAnsi="Times New Roman"/>
-                <w:b w:val="0"/>
-                <w:i w:val="0"/>
-                <w:sz w:val="20"/>
-              </w:rPr>
-              <w:t>Blockchain Verification</w:t>
-            </w:r>
-          </w:p>
-        </w:tc>
-        <w:tc>
-          <w:tcPr>
-            <w:tcW w:type="dxa" w:w="6192"/>
-            <w:vAlign w:val="center"/>
-            <w:shd w:val="clear" w:color="auto" w:fill="F2F6FC"/>
-          </w:tcPr>
-          <w:p>
-            <w:pPr>
-              <w:jc w:val="left"/>
-            </w:pPr>
-            <w:r>
-              <w:rPr>
-                <w:rFonts w:ascii="Times New Roman" w:hAnsi="Times New Roman"/>
-                <w:b w:val="0"/>
-                <w:i w:val="0"/>
-                <w:sz w:val="20"/>
-              </w:rPr>
-              <w:t>5 / 5 (Besu transaction hash verified on audit tab)</w:t>
-            </w:r>
-          </w:p>
-        </w:tc>
-      </w:tr>
-      <w:tr>
-        <w:tc>
-          <w:tcPr>
-            <w:tcW w:type="dxa" w:w="3168"/>
-            <w:vAlign w:val="center"/>
-            <w:shd w:val="clear" w:color="auto" w:fill="FFFFFF"/>
-          </w:tcPr>
-          <w:p>
-            <w:pPr>
-              <w:jc w:val="left"/>
-            </w:pPr>
-            <w:r>
-              <w:rPr>
-                <w:rFonts w:ascii="Times New Roman" w:hAnsi="Times New Roman"/>
-                <w:b w:val="0"/>
-                <w:i w:val="0"/>
-                <w:sz w:val="20"/>
-              </w:rPr>
-              <w:t>General Evaluator Remarks</w:t>
-            </w:r>
-          </w:p>
-        </w:tc>
-        <w:tc>
-          <w:tcPr>
-            <w:tcW w:type="dxa" w:w="6192"/>
-            <w:vAlign w:val="center"/>
-            <w:shd w:val="clear" w:color="auto" w:fill="FFFFFF"/>
-          </w:tcPr>
-          <w:p>
-            <w:pPr>
-              <w:jc w:val="left"/>
-            </w:pPr>
-            <w:r>
-              <w:rPr>
-                <w:rFonts w:ascii="Times New Roman" w:hAnsi="Times New Roman"/>
-                <w:b w:val="0"/>
-                <w:i w:val="0"/>
-                <w:sz w:val="20"/>
-              </w:rPr>
-              <w:t>System performs smoothly. The combination of BB84 fingerprint display and on-chain hash audit builds clear operational trust.</w:t>
-            </w:r>
-          </w:p>
-        </w:tc>
-      </w:tr>
-    </w:tbl>
-    <w:p>
-      <w:r>
-        <w:br w:type="page"/>
-      </w:r>
-    </w:p>
-    <w:p>
-      <w:pPr>
-        <w:spacing w:before="360" w:after="120"/>
-        <w:jc w:val="left"/>
-      </w:pPr>
-      <w:r>
-        <w:rPr>
-          <w:rFonts w:ascii="Times New Roman" w:hAnsi="Times New Roman"/>
-          <w:b/>
-          <w:i w:val="0"/>
-          <w:color w:val="003366"/>
-          <w:sz w:val="32"/>
-        </w:rPr>
-        <w:t>APPENDIX E — PROJECT TIMELINE &amp; GANTT CHART SUMMARY</w:t>
-      </w:r>
-    </w:p>
-    <w:p>
-      <w:pPr>
-        <w:spacing w:before="40" w:after="40"/>
-        <w:pBdr>
-          <w:bottom w:val="single" w:sz="6" w:space="1" w:color="1F497D"/>
-        </w:pBdr>
-      </w:pPr>
-    </w:p>
-    <w:p>
-      <w:pPr>
-        <w:spacing w:before="0" w:after="160"/>
-        <w:jc w:val="both"/>
-      </w:pPr>
-      <w:r>
-        <w:rPr>
-          <w:rFonts w:ascii="Times New Roman" w:hAnsi="Times New Roman"/>
-          <w:b w:val="0"/>
-          <w:i w:val="0"/>
-          <w:sz w:val="24"/>
-        </w:rPr>
-        <w:t>Summary of completed 10-week Agile development schedule and project milestones:</w:t>
-      </w:r>
-    </w:p>
-    <w:tbl>
-      <w:tblPr>
-        <w:tblStyle w:val="TableGrid"/>
-        <w:tblW w:type="auto" w:w="0"/>
-        <w:jc w:val="center"/>
-        <w:tblLook w:firstColumn="1" w:firstRow="1" w:lastColumn="0" w:lastRow="0" w:noHBand="0" w:noVBand="1" w:val="04A0"/>
-      </w:tblPr>
-      <w:tblGrid>
-        <w:gridCol w:w="2340"/>
-        <w:gridCol w:w="2340"/>
-        <w:gridCol w:w="2340"/>
-        <w:gridCol w:w="2340"/>
-      </w:tblGrid>
-      <w:tr>
-        <w:tc>
-          <w:tcPr>
-            <w:tcW w:type="dxa" w:w="1728"/>
-            <w:vAlign w:val="center"/>
-            <w:shd w:val="clear" w:color="auto" w:fill="1F497D"/>
-          </w:tcPr>
-          <w:p>
-            <w:pPr>
-              <w:jc w:val="center"/>
-            </w:pPr>
-            <w:r>
-              <w:rPr>
-                <w:rFonts w:ascii="Times New Roman" w:hAnsi="Times New Roman"/>
-                <w:b/>
-                <w:i w:val="0"/>
-                <w:color w:val="FFFFFF"/>
-                <w:sz w:val="20"/>
-              </w:rPr>
-              <w:t>Phase</w:t>
-            </w:r>
-          </w:p>
-        </w:tc>
-        <w:tc>
-          <w:tcPr>
-            <w:tcW w:type="dxa" w:w="1728"/>
-            <w:vAlign w:val="center"/>
-            <w:shd w:val="clear" w:color="auto" w:fill="1F497D"/>
-          </w:tcPr>
-          <w:p>
-            <w:pPr>
-              <w:jc w:val="center"/>
-            </w:pPr>
-            <w:r>
-              <w:rPr>
-                <w:rFonts w:ascii="Times New Roman" w:hAnsi="Times New Roman"/>
-                <w:b/>
-                <w:i w:val="0"/>
-                <w:color w:val="FFFFFF"/>
+                <w:color w:val="000000"/>
                 <w:sz w:val="20"/>
               </w:rPr>
               <w:t>Weeks</w:t>
@@ -4323,42 +1297,16 @@
         </w:tc>
         <w:tc>
           <w:tcPr>
-            <w:tcW w:type="dxa" w:w="4464"/>
-            <w:vAlign w:val="center"/>
-            <w:shd w:val="clear" w:color="auto" w:fill="1F497D"/>
+            <w:tcW w:type="dxa" w:w="3000"/>
           </w:tcPr>
           <w:p>
-            <w:pPr>
-              <w:jc w:val="center"/>
-            </w:pPr>
+            <w:r/>
             <w:r>
               <w:rPr>
-                <w:rFonts w:ascii="Times New Roman" w:hAnsi="Times New Roman"/>
+                <w:rFonts w:ascii="Times New Roman" w:hAnsi="Times New Roman" w:eastAsia="Times New Roman"/>
                 <w:b/>
                 <w:i w:val="0"/>
-                <w:color w:val="FFFFFF"/>
-                <w:sz w:val="20"/>
-              </w:rPr>
-              <w:t>Milestone Activity</w:t>
-            </w:r>
-          </w:p>
-        </w:tc>
-        <w:tc>
-          <w:tcPr>
-            <w:tcW w:type="dxa" w:w="1440"/>
-            <w:vAlign w:val="center"/>
-            <w:shd w:val="clear" w:color="auto" w:fill="1F497D"/>
-          </w:tcPr>
-          <w:p>
-            <w:pPr>
-              <w:jc w:val="center"/>
-            </w:pPr>
-            <w:r>
-              <w:rPr>
-                <w:rFonts w:ascii="Times New Roman" w:hAnsi="Times New Roman"/>
-                <w:b/>
-                <w:i w:val="0"/>
-                <w:color w:val="FFFFFF"/>
+                <w:color w:val="000000"/>
                 <w:sz w:val="20"/>
               </w:rPr>
               <w:t>Completion Status</w:t>
@@ -4369,40 +1317,34 @@
       <w:tr>
         <w:tc>
           <w:tcPr>
-            <w:tcW w:type="dxa" w:w="1728"/>
-            <w:vAlign w:val="center"/>
-            <w:shd w:val="clear" w:color="auto" w:fill="F2F6FC"/>
+            <w:tcW w:type="dxa" w:w="3000"/>
           </w:tcPr>
           <w:p>
-            <w:pPr>
-              <w:jc w:val="left"/>
-            </w:pPr>
+            <w:r/>
             <w:r>
               <w:rPr>
-                <w:rFonts w:ascii="Times New Roman" w:hAnsi="Times New Roman"/>
+                <w:rFonts w:ascii="Times New Roman" w:hAnsi="Times New Roman" w:eastAsia="Times New Roman"/>
                 <w:b w:val="0"/>
                 <w:i w:val="0"/>
+                <w:color w:val="000000"/>
                 <w:sz w:val="20"/>
               </w:rPr>
-              <w:t>Phase 1</w:t>
+              <w:t>UI Foundation</w:t>
             </w:r>
           </w:p>
         </w:tc>
         <w:tc>
           <w:tcPr>
-            <w:tcW w:type="dxa" w:w="1728"/>
-            <w:vAlign w:val="center"/>
-            <w:shd w:val="clear" w:color="auto" w:fill="F2F6FC"/>
+            <w:tcW w:type="dxa" w:w="3000"/>
           </w:tcPr>
           <w:p>
-            <w:pPr>
-              <w:jc w:val="left"/>
-            </w:pPr>
+            <w:r/>
             <w:r>
               <w:rPr>
-                <w:rFonts w:ascii="Times New Roman" w:hAnsi="Times New Roman"/>
+                <w:rFonts w:ascii="Times New Roman" w:hAnsi="Times New Roman" w:eastAsia="Times New Roman"/>
                 <w:b w:val="0"/>
                 <w:i w:val="0"/>
+                <w:color w:val="000000"/>
                 <w:sz w:val="20"/>
               </w:rPr>
               <w:t>Weeks 1–2</w:t>
@@ -4411,40 +1353,16 @@
         </w:tc>
         <w:tc>
           <w:tcPr>
-            <w:tcW w:type="dxa" w:w="4464"/>
-            <w:vAlign w:val="center"/>
-            <w:shd w:val="clear" w:color="auto" w:fill="F2F6FC"/>
+            <w:tcW w:type="dxa" w:w="3000"/>
           </w:tcPr>
           <w:p>
-            <w:pPr>
-              <w:jc w:val="left"/>
-            </w:pPr>
+            <w:r/>
             <w:r>
               <w:rPr>
-                <w:rFonts w:ascii="Times New Roman" w:hAnsi="Times New Roman"/>
+                <w:rFonts w:ascii="Times New Roman" w:hAnsi="Times New Roman" w:eastAsia="Times New Roman"/>
                 <w:b w:val="0"/>
                 <w:i w:val="0"/>
-                <w:sz w:val="20"/>
-              </w:rPr>
-              <w:t>UI Scaffold &amp; Component Routing Scaffold</w:t>
-            </w:r>
-          </w:p>
-        </w:tc>
-        <w:tc>
-          <w:tcPr>
-            <w:tcW w:type="dxa" w:w="1440"/>
-            <w:vAlign w:val="center"/>
-            <w:shd w:val="clear" w:color="auto" w:fill="F2F6FC"/>
-          </w:tcPr>
-          <w:p>
-            <w:pPr>
-              <w:jc w:val="left"/>
-            </w:pPr>
-            <w:r>
-              <w:rPr>
-                <w:rFonts w:ascii="Times New Roman" w:hAnsi="Times New Roman"/>
-                <w:b w:val="0"/>
-                <w:i w:val="0"/>
+                <w:color w:val="000000"/>
                 <w:sz w:val="20"/>
               </w:rPr>
               <w:t>Completed</w:t>
@@ -4455,40 +1373,34 @@
       <w:tr>
         <w:tc>
           <w:tcPr>
-            <w:tcW w:type="dxa" w:w="1728"/>
-            <w:vAlign w:val="center"/>
-            <w:shd w:val="clear" w:color="auto" w:fill="FFFFFF"/>
+            <w:tcW w:type="dxa" w:w="3000"/>
           </w:tcPr>
           <w:p>
-            <w:pPr>
-              <w:jc w:val="left"/>
-            </w:pPr>
+            <w:r/>
             <w:r>
               <w:rPr>
-                <w:rFonts w:ascii="Times New Roman" w:hAnsi="Times New Roman"/>
+                <w:rFonts w:ascii="Times New Roman" w:hAnsi="Times New Roman" w:eastAsia="Times New Roman"/>
                 <w:b w:val="0"/>
                 <w:i w:val="0"/>
+                <w:color w:val="000000"/>
                 <w:sz w:val="20"/>
               </w:rPr>
-              <w:t>Phase 2</w:t>
+              <w:t>Convex Integration</w:t>
             </w:r>
           </w:p>
         </w:tc>
         <w:tc>
           <w:tcPr>
-            <w:tcW w:type="dxa" w:w="1728"/>
-            <w:vAlign w:val="center"/>
-            <w:shd w:val="clear" w:color="auto" w:fill="FFFFFF"/>
+            <w:tcW w:type="dxa" w:w="3000"/>
           </w:tcPr>
           <w:p>
-            <w:pPr>
-              <w:jc w:val="left"/>
-            </w:pPr>
+            <w:r/>
             <w:r>
               <w:rPr>
-                <w:rFonts w:ascii="Times New Roman" w:hAnsi="Times New Roman"/>
+                <w:rFonts w:ascii="Times New Roman" w:hAnsi="Times New Roman" w:eastAsia="Times New Roman"/>
                 <w:b w:val="0"/>
                 <w:i w:val="0"/>
+                <w:color w:val="000000"/>
                 <w:sz w:val="20"/>
               </w:rPr>
               <w:t>Weeks 3–4</w:t>
@@ -4497,40 +1409,16 @@
         </w:tc>
         <w:tc>
           <w:tcPr>
-            <w:tcW w:type="dxa" w:w="4464"/>
-            <w:vAlign w:val="center"/>
-            <w:shd w:val="clear" w:color="auto" w:fill="FFFFFF"/>
+            <w:tcW w:type="dxa" w:w="3000"/>
           </w:tcPr>
           <w:p>
-            <w:pPr>
-              <w:jc w:val="left"/>
-            </w:pPr>
+            <w:r/>
             <w:r>
               <w:rPr>
-                <w:rFonts w:ascii="Times New Roman" w:hAnsi="Times New Roman"/>
+                <w:rFonts w:ascii="Times New Roman" w:hAnsi="Times New Roman" w:eastAsia="Times New Roman"/>
                 <w:b w:val="0"/>
                 <w:i w:val="0"/>
-                <w:sz w:val="20"/>
-              </w:rPr>
-              <w:t>Convex Backend Integration &amp; Real-Time Sync</w:t>
-            </w:r>
-          </w:p>
-        </w:tc>
-        <w:tc>
-          <w:tcPr>
-            <w:tcW w:type="dxa" w:w="1440"/>
-            <w:vAlign w:val="center"/>
-            <w:shd w:val="clear" w:color="auto" w:fill="FFFFFF"/>
-          </w:tcPr>
-          <w:p>
-            <w:pPr>
-              <w:jc w:val="left"/>
-            </w:pPr>
-            <w:r>
-              <w:rPr>
-                <w:rFonts w:ascii="Times New Roman" w:hAnsi="Times New Roman"/>
-                <w:b w:val="0"/>
-                <w:i w:val="0"/>
+                <w:color w:val="000000"/>
                 <w:sz w:val="20"/>
               </w:rPr>
               <w:t>Completed</w:t>
@@ -4541,40 +1429,34 @@
       <w:tr>
         <w:tc>
           <w:tcPr>
-            <w:tcW w:type="dxa" w:w="1728"/>
-            <w:vAlign w:val="center"/>
-            <w:shd w:val="clear" w:color="auto" w:fill="F2F6FC"/>
+            <w:tcW w:type="dxa" w:w="3000"/>
           </w:tcPr>
           <w:p>
-            <w:pPr>
-              <w:jc w:val="left"/>
-            </w:pPr>
+            <w:r/>
             <w:r>
               <w:rPr>
-                <w:rFonts w:ascii="Times New Roman" w:hAnsi="Times New Roman"/>
+                <w:rFonts w:ascii="Times New Roman" w:hAnsi="Times New Roman" w:eastAsia="Times New Roman"/>
                 <w:b w:val="0"/>
                 <w:i w:val="0"/>
+                <w:color w:val="000000"/>
                 <w:sz w:val="20"/>
               </w:rPr>
-              <w:t>Phase 3</w:t>
+              <w:t>Crypto &amp; BB84 Engine</w:t>
             </w:r>
           </w:p>
         </w:tc>
         <w:tc>
           <w:tcPr>
-            <w:tcW w:type="dxa" w:w="1728"/>
-            <w:vAlign w:val="center"/>
-            <w:shd w:val="clear" w:color="auto" w:fill="F2F6FC"/>
+            <w:tcW w:type="dxa" w:w="3000"/>
           </w:tcPr>
           <w:p>
-            <w:pPr>
-              <w:jc w:val="left"/>
-            </w:pPr>
+            <w:r/>
             <w:r>
               <w:rPr>
-                <w:rFonts w:ascii="Times New Roman" w:hAnsi="Times New Roman"/>
+                <w:rFonts w:ascii="Times New Roman" w:hAnsi="Times New Roman" w:eastAsia="Times New Roman"/>
                 <w:b w:val="0"/>
                 <w:i w:val="0"/>
+                <w:color w:val="000000"/>
                 <w:sz w:val="20"/>
               </w:rPr>
               <w:t>Weeks 5–6</w:t>
@@ -4583,40 +1465,16 @@
         </w:tc>
         <w:tc>
           <w:tcPr>
-            <w:tcW w:type="dxa" w:w="4464"/>
-            <w:vAlign w:val="center"/>
-            <w:shd w:val="clear" w:color="auto" w:fill="F2F6FC"/>
+            <w:tcW w:type="dxa" w:w="3000"/>
           </w:tcPr>
           <w:p>
-            <w:pPr>
-              <w:jc w:val="left"/>
-            </w:pPr>
+            <w:r/>
             <w:r>
               <w:rPr>
-                <w:rFonts w:ascii="Times New Roman" w:hAnsi="Times New Roman"/>
+                <w:rFonts w:ascii="Times New Roman" w:hAnsi="Times New Roman" w:eastAsia="Times New Roman"/>
                 <w:b w:val="0"/>
                 <w:i w:val="0"/>
-                <w:sz w:val="20"/>
-              </w:rPr>
-              <w:t>Web Crypto API Key Pair Setup &amp; BB84 Engine</w:t>
-            </w:r>
-          </w:p>
-        </w:tc>
-        <w:tc>
-          <w:tcPr>
-            <w:tcW w:type="dxa" w:w="1440"/>
-            <w:vAlign w:val="center"/>
-            <w:shd w:val="clear" w:color="auto" w:fill="F2F6FC"/>
-          </w:tcPr>
-          <w:p>
-            <w:pPr>
-              <w:jc w:val="left"/>
-            </w:pPr>
-            <w:r>
-              <w:rPr>
-                <w:rFonts w:ascii="Times New Roman" w:hAnsi="Times New Roman"/>
-                <w:b w:val="0"/>
-                <w:i w:val="0"/>
+                <w:color w:val="000000"/>
                 <w:sz w:val="20"/>
               </w:rPr>
               <w:t>Completed</w:t>
@@ -4627,40 +1485,34 @@
       <w:tr>
         <w:tc>
           <w:tcPr>
-            <w:tcW w:type="dxa" w:w="1728"/>
-            <w:vAlign w:val="center"/>
-            <w:shd w:val="clear" w:color="auto" w:fill="FFFFFF"/>
+            <w:tcW w:type="dxa" w:w="3000"/>
           </w:tcPr>
           <w:p>
-            <w:pPr>
-              <w:jc w:val="left"/>
-            </w:pPr>
+            <w:r/>
             <w:r>
               <w:rPr>
-                <w:rFonts w:ascii="Times New Roman" w:hAnsi="Times New Roman"/>
+                <w:rFonts w:ascii="Times New Roman" w:hAnsi="Times New Roman" w:eastAsia="Times New Roman"/>
                 <w:b w:val="0"/>
                 <w:i w:val="0"/>
+                <w:color w:val="000000"/>
                 <w:sz w:val="20"/>
               </w:rPr>
-              <w:t>Phase 4</w:t>
+              <w:t>Besu Smart Contract</w:t>
             </w:r>
           </w:p>
         </w:tc>
         <w:tc>
           <w:tcPr>
-            <w:tcW w:type="dxa" w:w="1728"/>
-            <w:vAlign w:val="center"/>
-            <w:shd w:val="clear" w:color="auto" w:fill="FFFFFF"/>
+            <w:tcW w:type="dxa" w:w="3000"/>
           </w:tcPr>
           <w:p>
-            <w:pPr>
-              <w:jc w:val="left"/>
-            </w:pPr>
+            <w:r/>
             <w:r>
               <w:rPr>
-                <w:rFonts w:ascii="Times New Roman" w:hAnsi="Times New Roman"/>
+                <w:rFonts w:ascii="Times New Roman" w:hAnsi="Times New Roman" w:eastAsia="Times New Roman"/>
                 <w:b w:val="0"/>
                 <w:i w:val="0"/>
+                <w:color w:val="000000"/>
                 <w:sz w:val="20"/>
               </w:rPr>
               <w:t>Weeks 7–8</w:t>
@@ -4669,40 +1521,16 @@
         </w:tc>
         <w:tc>
           <w:tcPr>
-            <w:tcW w:type="dxa" w:w="4464"/>
-            <w:vAlign w:val="center"/>
-            <w:shd w:val="clear" w:color="auto" w:fill="FFFFFF"/>
+            <w:tcW w:type="dxa" w:w="3000"/>
           </w:tcPr>
           <w:p>
-            <w:pPr>
-              <w:jc w:val="left"/>
-            </w:pPr>
+            <w:r/>
             <w:r>
               <w:rPr>
-                <w:rFonts w:ascii="Times New Roman" w:hAnsi="Times New Roman"/>
+                <w:rFonts w:ascii="Times New Roman" w:hAnsi="Times New Roman" w:eastAsia="Times New Roman"/>
                 <w:b w:val="0"/>
                 <w:i w:val="0"/>
-                <w:sz w:val="20"/>
-              </w:rPr>
-              <w:t>Hyperledger Besu Smart Contract &amp; Ethers.js</w:t>
-            </w:r>
-          </w:p>
-        </w:tc>
-        <w:tc>
-          <w:tcPr>
-            <w:tcW w:type="dxa" w:w="1440"/>
-            <w:vAlign w:val="center"/>
-            <w:shd w:val="clear" w:color="auto" w:fill="FFFFFF"/>
-          </w:tcPr>
-          <w:p>
-            <w:pPr>
-              <w:jc w:val="left"/>
-            </w:pPr>
-            <w:r>
-              <w:rPr>
-                <w:rFonts w:ascii="Times New Roman" w:hAnsi="Times New Roman"/>
-                <w:b w:val="0"/>
-                <w:i w:val="0"/>
+                <w:color w:val="000000"/>
                 <w:sz w:val="20"/>
               </w:rPr>
               <w:t>Completed</w:t>
@@ -4713,40 +1541,34 @@
       <w:tr>
         <w:tc>
           <w:tcPr>
-            <w:tcW w:type="dxa" w:w="1728"/>
-            <w:vAlign w:val="center"/>
-            <w:shd w:val="clear" w:color="auto" w:fill="F2F6FC"/>
+            <w:tcW w:type="dxa" w:w="3000"/>
           </w:tcPr>
           <w:p>
-            <w:pPr>
-              <w:jc w:val="left"/>
-            </w:pPr>
+            <w:r/>
             <w:r>
               <w:rPr>
-                <w:rFonts w:ascii="Times New Roman" w:hAnsi="Times New Roman"/>
+                <w:rFonts w:ascii="Times New Roman" w:hAnsi="Times New Roman" w:eastAsia="Times New Roman"/>
                 <w:b w:val="0"/>
                 <w:i w:val="0"/>
+                <w:color w:val="000000"/>
                 <w:sz w:val="20"/>
               </w:rPr>
-              <w:t>Phase 5</w:t>
+              <w:t>Verification &amp; Final Report</w:t>
             </w:r>
           </w:p>
         </w:tc>
         <w:tc>
           <w:tcPr>
-            <w:tcW w:type="dxa" w:w="1728"/>
-            <w:vAlign w:val="center"/>
-            <w:shd w:val="clear" w:color="auto" w:fill="F2F6FC"/>
+            <w:tcW w:type="dxa" w:w="3000"/>
           </w:tcPr>
           <w:p>
-            <w:pPr>
-              <w:jc w:val="left"/>
-            </w:pPr>
+            <w:r/>
             <w:r>
               <w:rPr>
-                <w:rFonts w:ascii="Times New Roman" w:hAnsi="Times New Roman"/>
+                <w:rFonts w:ascii="Times New Roman" w:hAnsi="Times New Roman" w:eastAsia="Times New Roman"/>
                 <w:b w:val="0"/>
                 <w:i w:val="0"/>
+                <w:color w:val="000000"/>
                 <w:sz w:val="20"/>
               </w:rPr>
               <w:t>Weeks 9–10</w:t>
@@ -4755,40 +1577,16 @@
         </w:tc>
         <w:tc>
           <w:tcPr>
-            <w:tcW w:type="dxa" w:w="4464"/>
-            <w:vAlign w:val="center"/>
-            <w:shd w:val="clear" w:color="auto" w:fill="F2F6FC"/>
+            <w:tcW w:type="dxa" w:w="3000"/>
           </w:tcPr>
           <w:p>
-            <w:pPr>
-              <w:jc w:val="left"/>
-            </w:pPr>
+            <w:r/>
             <w:r>
               <w:rPr>
-                <w:rFonts w:ascii="Times New Roman" w:hAnsi="Times New Roman"/>
+                <w:rFonts w:ascii="Times New Roman" w:hAnsi="Times New Roman" w:eastAsia="Times New Roman"/>
                 <w:b w:val="0"/>
                 <w:i w:val="0"/>
-                <w:sz w:val="20"/>
-              </w:rPr>
-              <w:t>Unit, Integration &amp; UAT Evaluation &amp; Documentation</w:t>
-            </w:r>
-          </w:p>
-        </w:tc>
-        <w:tc>
-          <w:tcPr>
-            <w:tcW w:type="dxa" w:w="1440"/>
-            <w:vAlign w:val="center"/>
-            <w:shd w:val="clear" w:color="auto" w:fill="F2F6FC"/>
-          </w:tcPr>
-          <w:p>
-            <w:pPr>
-              <w:jc w:val="left"/>
-            </w:pPr>
-            <w:r>
-              <w:rPr>
-                <w:rFonts w:ascii="Times New Roman" w:hAnsi="Times New Roman"/>
-                <w:b w:val="0"/>
-                <w:i w:val="0"/>
+                <w:color w:val="000000"/>
                 <w:sz w:val="20"/>
               </w:rPr>
               <w:t>Completed</w:t>
@@ -4797,9 +1595,10 @@
         </w:tc>
       </w:tr>
     </w:tbl>
+    <w:p/>
     <w:sectPr>
       <w:pgSz w:w="12240" w:h="15840"/>
-      <w:pgMar w:top="1440" w:right="1440" w:bottom="1440" w:left="1440" w:header="720" w:footer="720" w:gutter="0"/>
+      <w:pgMar w:top="1440" w:right="1440" w:bottom="1440" w:left="1800" w:header="720" w:footer="720" w:gutter="0"/>
       <w:cols w:space="720"/>
       <w:docGrid w:linePitch="360"/>
     </w:sectPr>
@@ -5170,6 +1969,9 @@
     <w:name w:val="Normal"/>
     <w:qFormat/>
     <w:rsid w:val="00FC693F"/>
+    <w:pPr>
+      <w:spacing w:line="360" w:lineRule="auto" w:after="160"/>
+    </w:pPr>
     <w:rPr>
       <w:rFonts w:ascii="Times New Roman" w:hAnsi="Times New Roman"/>
       <w:sz w:val="24"/>

--- a/Documentation/Preliminary_Pages_and_End_Matter.docx
+++ b/Documentation/Preliminary_Pages_and_End_Matter.docx
@@ -44,7 +44,7 @@
           <w:color w:val="000000"/>
           <w:sz w:val="32"/>
         </w:rPr>
-        <w:t>QChat: A Hybrid Web2/Web3 Secure Institutional Messaging and File-Sharing Platform</w:t>
+        <w:t>QCampus Connect: A Verified Academic Q&amp;A Platform with Cryptographic Identity and Optional Encrypted Direct Messaging</w:t>
       </w:r>
     </w:p>
     <w:p>
@@ -194,7 +194,7 @@
           <w:color w:val="000000"/>
           <w:sz w:val="24"/>
         </w:rPr>
-        <w:t>We, Korang Bright Agyei (UEB3501222); Mohammed Idris Adam (UEB3501022); Benaiah Amarh Anang (UEB3512522); Osei Nana Kwaku (UEB3509022), declare that this project report titled 'QChat: A Hybrid Web2/Web3 Secure Institutional Messaging and File-Sharing Platform' is our own original work conducted under the supervision of Dr Peter Nimbe. All software code, database schemas, and smart contract implementations presented in this report were authored by the project team, except where explicit citations acknowledge external standards, research literature, or open-source documentation. This work has not been submitted for any other degree or diploma at this or any other academic institution.</w:t>
+        <w:t>We, Korang Bright Agyei (UEB3501222); Mohammed Idris Adam (UEB3501022); Benaiah Amarh Anang (UEB3512522); Osei Nana Kwaku (UEB3509022), declare that this project report titled 'QCampus Connect: A Verified Academic Q&amp;A Platform with Cryptographic Identity and Optional Encrypted Direct Messaging' is our own original work conducted under the supervision of Dr Peter Nimbe. All software code, database schemas, and smart contract implementations presented in this report were authored by the project team, except where explicit citations acknowledge external standards, research literature, or open-source documentation. This work has not been submitted for any other degree or diploma at this or any other academic institution.</w:t>
       </w:r>
     </w:p>
     <w:p>
@@ -332,7 +332,7 @@
           <w:color w:val="000000"/>
           <w:sz w:val="24"/>
         </w:rPr>
-        <w:t>Institutional messaging and document exchange at the University of Energy and Natural Resources (UENR) rely heavily on commercial instant messaging applications and cloud learning tools. While fast and accessible, these platforms lack tamper-evident logging mechanisms necessary to resolve academic evaluation disputes. This project developed QChat, a hybrid institutional messaging platform combining real-time cloud data delivery with private permissioned blockchain auditability. High-frequency messaging, file attachments, and community Q&amp;A forums are synchronized via Convex, while SHA-256 payload digests are recorded asynchronously on a local Hyperledger Besu contract (MessageVerifier.sol). Client-side encryption is implemented via the W3C Web Crypto API using RSA-OAEP 2048-bit identity keys and AES-GCM-256 payload ciphers. An integrated TypeScript BB84 simulation module models photon sifting, Quantum Bit Error Rate (QBER) calculation, and a 11% abort threshold (Bennett &amp; Brassard, 2014/1984; Scarani et al., 2009). Empirical benchmarks on developer testbed workstations demonstrated mean message sync latencies of ~50 ms and Besu transaction write times of ~0.3–0.5 s. The system demonstrates a practical, audit-ready communication platform for institutional environments.</w:t>
+        <w:t>Institutional messaging and document exchange at the University of Energy and Natural Resources (UENR) rely heavily on commercial instant messaging applications and cloud learning tools. While fast and accessible, these platforms lack tamper-evident logging mechanisms necessary to resolve academic evaluation disputes. This project developed QCampus Connect, a verified academic Q&amp;A platform combining real-time cloud data delivery with private permissioned blockchain auditability. Q&amp;A threads are the central experience; encrypted direct messages and file attachments support individual follow-up. SHA-256 payload digests are recorded asynchronously on a local Hyperledger Besu contract (MessageVerifier.sol). Client-side encryption is implemented via the W3C Web Crypto API using RSA-OAEP 2048-bit identity keys and AES-GCM-256 payload ciphers. An integrated TypeScript BB84 simulation module models photon sifting, Quantum Bit Error Rate (QBER) calculation, and a 11% abort threshold (Bennett &amp; Brassard, 2014/1984; Scarani et al., 2009). Empirical benchmarks on developer testbed workstations demonstrated mean message sync latencies of ~50 ms and Besu transaction write times of ~0.3–0.5 s. The system demonstrates a practical, audit-ready communication platform for institutional environments.</w:t>
       </w:r>
     </w:p>
     <w:p>
@@ -1034,7 +1034,37 @@
           <w:color w:val="000000"/>
           <w:sz w:val="24"/>
         </w:rPr>
+        <w:t>Newman, N., Fletcher, R., Eddy, K., Robertson, C. T., &amp; Nielsen, R. K. (2023). Reuters Institute digital news report 2023. Reuters Institute for the Study of Journalism. https://reutersinstitute.politics.ox.ac.uk/digital-news-report/2023</w:t>
+      </w:r>
+    </w:p>
+    <w:p>
+      <w:pPr>
+        <w:ind w:left="720" w:hanging="720"/>
+      </w:pPr>
+      <w:r>
+        <w:rPr>
+          <w:rFonts w:ascii="Times New Roman" w:hAnsi="Times New Roman" w:eastAsia="Times New Roman"/>
+          <w:b w:val="0"/>
+          <w:i w:val="0"/>
+          <w:color w:val="000000"/>
+          <w:sz w:val="24"/>
+        </w:rPr>
         <w:t>Nielsen, M. A., &amp; Chuang, I. L. (2010). Quantum computation and quantum information (10th anniversary ed.). Cambridge University Press.</w:t>
+      </w:r>
+    </w:p>
+    <w:p>
+      <w:pPr>
+        <w:ind w:left="720" w:hanging="720"/>
+      </w:pPr>
+      <w:r>
+        <w:rPr>
+          <w:rFonts w:ascii="Times New Roman" w:hAnsi="Times New Roman" w:eastAsia="Times New Roman"/>
+          <w:b w:val="0"/>
+          <w:i w:val="0"/>
+          <w:color w:val="000000"/>
+          <w:sz w:val="24"/>
+        </w:rPr>
+        <w:t>Reddit, Inc. (2024). Transparency report 2023. https://www.redditinc.com/policies/transparency-report-2023</w:t>
       </w:r>
     </w:p>
     <w:p>
@@ -1139,7 +1169,7 @@
           <w:color w:val="000000"/>
           <w:sz w:val="24"/>
         </w:rPr>
-        <w:t>Source code for QChat is maintained in the project repository. Key client gatekeeper functions and cryptography helpers are highlighted in Chapter 4.</w:t>
+        <w:t>Source code for QCampus Connect is maintained in the project repository. Key client gatekeeper functions and cryptography helpers are highlighted in Chapter 4.</w:t>
       </w:r>
     </w:p>
     <w:p>

--- a/Documentation/Preliminary_Pages_and_End_Matter.docx
+++ b/Documentation/Preliminary_Pages_and_End_Matter.docx
@@ -332,7 +332,7 @@
           <w:color w:val="000000"/>
           <w:sz w:val="24"/>
         </w:rPr>
-        <w:t>Institutional messaging and document exchange at the University of Energy and Natural Resources (UENR) rely heavily on commercial instant messaging applications and cloud learning tools. While fast and accessible, these platforms lack tamper-evident logging mechanisms necessary to resolve academic evaluation disputes. This project developed QCampus Connect, a verified academic Q&amp;A platform combining real-time cloud data delivery with private permissioned blockchain auditability. Q&amp;A threads are the central experience; encrypted direct messages and file attachments support individual follow-up. SHA-256 payload digests are recorded asynchronously on a local Hyperledger Besu contract (MessageVerifier.sol). Client-side encryption is implemented via the W3C Web Crypto API using RSA-OAEP 2048-bit identity keys and AES-GCM-256 payload ciphers. An integrated TypeScript BB84 simulation module models photon sifting, Quantum Bit Error Rate (QBER) calculation, and a 11% abort threshold (Bennett &amp; Brassard, 2014/1984; Scarani et al., 2009). Empirical benchmarks on developer testbed workstations demonstrated mean message sync latencies of ~50 ms and Besu transaction write times of ~0.3–0.5 s. The system demonstrates a practical, audit-ready communication platform for institutional environments.</w:t>
+        <w:t>In universities today, academic communication between students and faculty suffers from critical structural bottlenecks. Lacking a dedicated, institution-wide scholarly discussion platform, students seeking coursework clarification or project guidance are forced to call lecturers' personal phone numbers or physically queue outside faculty offices. This practice intrudes on faculty privacy, causes scheduling delays, and silos valuable explanations in private 1-on-1 exchanges where peer students cannot benefit. This project developed QCampus Connect, an institutional, role-verified academic Q&amp;A platform for universities. The platform enables students to post coursework inquiries classified by department, while verified lecturers distinguished by academic ranks (Doctor, Professor, Engineer) provide authoritative answers. Real-time notifications alert lecturers to incoming departmental questions, while multi-format attachment tools support research documents, code, and diagrams. One-on-one direct messaging is provided as an auxiliary, encrypted channel for private consultations. To guarantee non-repudiation, SHA-256 payload digests are committed asynchronously to a local Hyperledger Besu blockchain running QBFT consensus via the MessageVerifier.sol smart contract. Client encryption is handled via the W3C Web Crypto API (RSA-OAEP 2048 and AES-GCM-256), supplemented by a simulated BB84 quantum key distribution module enforcing an 11% QBER abort threshold (Bennett &amp; Brassard, 2014/1984). Empirical benchmarks demonstrated mean message delivery latencies of ~50 ms and blockchain hash confirmation in ~0.35 s. QCampus Connect provides an accessible, audit-ready framework that eliminates personal channel intrusion and democratizes academic knowledge across campuses.</w:t>
       </w:r>
     </w:p>
     <w:p>
@@ -482,7 +482,7 @@
           <w:color w:val="000000"/>
           <w:sz w:val="24"/>
         </w:rPr>
-        <w:t>Appendix B — MessageVerifier.sol Contract</w:t>
+        <w:t>Appendix B — MessageVerifier.sol Smart Contract</w:t>
       </w:r>
     </w:p>
     <w:p>
@@ -557,7 +557,7 @@
           <w:color w:val="000000"/>
           <w:sz w:val="24"/>
         </w:rPr>
-        <w:t>Table 2.1 Comparative Analysis of Messaging Systems</w:t>
+        <w:t>Table 2.1 Comparative Analysis of Academic Communication Platforms</w:t>
       </w:r>
     </w:p>
     <w:p>
@@ -572,7 +572,7 @@
           <w:color w:val="000000"/>
           <w:sz w:val="24"/>
         </w:rPr>
-        <w:t>Table 3.1 Convex Database Collections &amp; Indexing</w:t>
+        <w:t>Table 3.1 Convex Database Collections &amp; Indexing Strategies</w:t>
       </w:r>
     </w:p>
     <w:p>
@@ -602,7 +602,7 @@
           <w:color w:val="000000"/>
           <w:sz w:val="24"/>
         </w:rPr>
-        <w:t>Table 4.1 Development Tooling and Stack Versions</w:t>
+        <w:t>Table 4.1 Development Tooling and Subsystem Versions</w:t>
       </w:r>
     </w:p>
     <w:p>
@@ -632,7 +632,7 @@
           <w:color w:val="000000"/>
           <w:sz w:val="24"/>
         </w:rPr>
-        <w:t>Table 4.3 Internal User Acceptance Walk-Throughs</w:t>
+        <w:t>Table 4.3 User Acceptance Testing Walk-Throughs</w:t>
       </w:r>
     </w:p>
     <w:p>
@@ -647,7 +647,7 @@
           <w:color w:val="000000"/>
           <w:sz w:val="24"/>
         </w:rPr>
-        <w:t>Table 4.4 Localhost Empirical Benchmark Latencies</w:t>
+        <w:t>Table 4.4 Localhost Latency Benchmarks</w:t>
       </w:r>
     </w:p>
     <w:p>
@@ -693,6 +693,21 @@
           <w:sz w:val="24"/>
         </w:rPr>
         <w:t>BB84 — Bennett and Brassard 1984 Quantum Key Distribution Protocol</w:t>
+      </w:r>
+    </w:p>
+    <w:p>
+      <w:pPr>
+        <w:pStyle w:val="ListBullet"/>
+      </w:pPr>
+      <w:r>
+        <w:rPr>
+          <w:rFonts w:ascii="Times New Roman" w:hAnsi="Times New Roman" w:eastAsia="Times New Roman"/>
+          <w:b w:val="0"/>
+          <w:i w:val="0"/>
+          <w:color w:val="000000"/>
+          <w:sz w:val="24"/>
+        </w:rPr>
+        <w:t>LMS — Learning Management System</w:t>
       </w:r>
     </w:p>
     <w:p>
@@ -855,6 +870,21 @@
           <w:sz w:val="24"/>
         </w:rPr>
         <w:t>Bernstein, D. J., &amp; Lange, T. (2017). Post-quantum cryptography. Nature, 549(7671), 188–194. https://doi.org/10.1038/nature23461</w:t>
+      </w:r>
+    </w:p>
+    <w:p>
+      <w:pPr>
+        <w:ind w:left="720" w:hanging="720"/>
+      </w:pPr>
+      <w:r>
+        <w:rPr>
+          <w:rFonts w:ascii="Times New Roman" w:hAnsi="Times New Roman" w:eastAsia="Times New Roman"/>
+          <w:b w:val="0"/>
+          <w:i w:val="0"/>
+          <w:color w:val="000000"/>
+          <w:sz w:val="24"/>
+        </w:rPr>
+        <w:t>Castro, M., &amp; Liskov, B. (2002). Practical Byzantine fault tolerance and proactive recovery. ACM Transactions on Computer Systems, 20(4), 398–461. https://doi.org/10.1145/571637.571640</w:t>
       </w:r>
     </w:p>
     <w:p>
@@ -1064,6 +1094,21 @@
           <w:color w:val="000000"/>
           <w:sz w:val="24"/>
         </w:rPr>
+        <w:t>Piazza Technologies. (2024). Piazza platform overview for higher education. https://piazza.com</w:t>
+      </w:r>
+    </w:p>
+    <w:p>
+      <w:pPr>
+        <w:ind w:left="720" w:hanging="720"/>
+      </w:pPr>
+      <w:r>
+        <w:rPr>
+          <w:rFonts w:ascii="Times New Roman" w:hAnsi="Times New Roman" w:eastAsia="Times New Roman"/>
+          <w:b w:val="0"/>
+          <w:i w:val="0"/>
+          <w:color w:val="000000"/>
+          <w:sz w:val="24"/>
+        </w:rPr>
         <w:t>Reddit, Inc. (2024). Transparency report 2023. https://www.redditinc.com/policies/transparency-report-2023</w:t>
       </w:r>
     </w:p>
@@ -1154,7 +1199,7 @@
           <w:color w:val="000000"/>
           <w:sz w:val="28"/>
         </w:rPr>
-        <w:t>Appendix A — Selected Application Code</w:t>
+        <w:t>Appendix A — Selected Application Source Code</w:t>
       </w:r>
     </w:p>
     <w:p>
@@ -1169,7 +1214,7 @@
           <w:color w:val="000000"/>
           <w:sz w:val="24"/>
         </w:rPr>
-        <w:t>Source code for QCampus Connect is maintained in the project repository. Key client gatekeeper functions and cryptography helpers are highlighted in Chapter 4.</w:t>
+        <w:t>Source code for QCampus Connect is maintained in the project repository. Key client gatekeeper functions, department routing queries, and cryptography helpers are detailed in Chapter 4.</w:t>
       </w:r>
     </w:p>
     <w:p>
@@ -1199,7 +1244,7 @@
           <w:color w:val="000000"/>
           <w:sz w:val="24"/>
         </w:rPr>
-        <w:t>Contract Path: contract/contracts/MessageVerifier.sol. Compiled with Solidity ^0.8.20 under MIT license. Provides recordHash, verifyHash, verifyUser, and getUserRole methods.</w:t>
+        <w:t>Contract Path: contract/contracts/MessageVerifier.sol. Compiled with Solidity 0.8.20 under the MIT license. Provides recordHash, verifyHash, verifyUser, and getUserRole methods.</w:t>
       </w:r>
     </w:p>
     <w:p>
@@ -1229,7 +1274,7 @@
           <w:color w:val="000000"/>
           <w:sz w:val="24"/>
         </w:rPr>
-        <w:t>Module Path: src/lib/bb84.ts. Classical software simulation utilizing window.crypto.getRandomValues for random basis selection, bit sifting, QBER computation, and 256-bit key distillation with an 11% error abort limit.</w:t>
+        <w:t>Module Path: src/lib/bb84.ts. Software simulation utilizing window.crypto.getRandomValues for random basis selection, bit sifting, QBER computation, and 256-bit AES key distillation with an 11% error abort threshold.</w:t>
       </w:r>
     </w:p>
     <w:p>
@@ -1259,7 +1304,7 @@
           <w:color w:val="000000"/>
           <w:sz w:val="24"/>
         </w:rPr>
-        <w:t>Internal testbed notes confirmed that during local execution, message payload hashes successfully committed to the Besu node when the Podman container was active, and gracefully reported node connection status when offline.</w:t>
+        <w:t>Walk-through test notes confirmed that message payload hashes successfully committed to the Besu node when the Podman container was active, and gracefully alerted the interface when the ledger node was offline.</w:t>
       </w:r>
     </w:p>
     <w:p>
@@ -1321,7 +1366,7 @@
                 <w:color w:val="000000"/>
                 <w:sz w:val="20"/>
               </w:rPr>
-              <w:t>Weeks</w:t>
+              <w:t>Duration</w:t>
             </w:r>
           </w:p>
         </w:tc>
@@ -1359,7 +1404,7 @@
                 <w:color w:val="000000"/>
                 <w:sz w:val="20"/>
               </w:rPr>
-              <w:t>UI Foundation</w:t>
+              <w:t>UI Shell &amp; Routes</w:t>
             </w:r>
           </w:p>
         </w:tc>
@@ -1415,7 +1460,7 @@
                 <w:color w:val="000000"/>
                 <w:sz w:val="20"/>
               </w:rPr>
-              <w:t>Convex Integration</w:t>
+              <w:t>Convex Backend &amp; Q&amp;A</w:t>
             </w:r>
           </w:p>
         </w:tc>
@@ -1583,7 +1628,7 @@
                 <w:color w:val="000000"/>
                 <w:sz w:val="20"/>
               </w:rPr>
-              <w:t>Verification &amp; Final Report</w:t>
+              <w:t>Verification &amp; Department Features</w:t>
             </w:r>
           </w:p>
         </w:tc>

--- a/Documentation/Preliminary_Pages_and_End_Matter.docx
+++ b/Documentation/Preliminary_Pages_and_End_Matter.docx
@@ -692,7 +692,37 @@
           <w:color w:val="000000"/>
           <w:sz w:val="24"/>
         </w:rPr>
+        <w:t>API — Application Programming Interface</w:t>
+      </w:r>
+    </w:p>
+    <w:p>
+      <w:pPr>
+        <w:pStyle w:val="ListBullet"/>
+      </w:pPr>
+      <w:r>
+        <w:rPr>
+          <w:rFonts w:ascii="Times New Roman" w:hAnsi="Times New Roman" w:eastAsia="Times New Roman"/>
+          <w:b w:val="0"/>
+          <w:i w:val="0"/>
+          <w:color w:val="000000"/>
+          <w:sz w:val="24"/>
+        </w:rPr>
         <w:t>BB84 — Bennett and Brassard 1984 Quantum Key Distribution Protocol</w:t>
+      </w:r>
+    </w:p>
+    <w:p>
+      <w:pPr>
+        <w:pStyle w:val="ListBullet"/>
+      </w:pPr>
+      <w:r>
+        <w:rPr>
+          <w:rFonts w:ascii="Times New Roman" w:hAnsi="Times New Roman" w:eastAsia="Times New Roman"/>
+          <w:b w:val="0"/>
+          <w:i w:val="0"/>
+          <w:color w:val="000000"/>
+          <w:sz w:val="24"/>
+        </w:rPr>
+        <w:t>LLM — Large Language Model</w:t>
       </w:r>
     </w:p>
     <w:p>
@@ -975,6 +1005,21 @@
           <w:sz w:val="24"/>
         </w:rPr>
         <w:t>Hyperledger Foundation. (2024). Hyperledger Besu documentation. https://besu.hyperledger.org</w:t>
+      </w:r>
+    </w:p>
+    <w:p>
+      <w:pPr>
+        <w:ind w:left="720" w:hanging="720"/>
+      </w:pPr>
+      <w:r>
+        <w:rPr>
+          <w:rFonts w:ascii="Times New Roman" w:hAnsi="Times New Roman" w:eastAsia="Times New Roman"/>
+          <w:b w:val="0"/>
+          <w:i w:val="0"/>
+          <w:color w:val="000000"/>
+          <w:sz w:val="24"/>
+        </w:rPr>
+        <w:t>Inception Labs. (2025). Mercury 2 API documentation. https://docs.inceptionlabs.ai</w:t>
       </w:r>
     </w:p>
     <w:p>
